--- a/DS CORPORATION/OEM/SHIZENCOS/BAO CAO/02_HopDong_Shizencos_DS_SuaDoi_TrackChanges_09102026.docx
+++ b/DS CORPORATION/OEM/SHIZENCOS/BAO CAO/02_HopDong_Shizencos_DS_SuaDoi_TrackChanges_09102026.docx
@@ -3472,7 +3472,7 @@
             <w:sz w:val="26"/>
             <w:szCs w:val="26"/>
           </w:rPr>
-          <w:t xml:space="preserve">Yêu cầu kỹ thuật công thức: Bên A sản xuất sản phẩm theo công thức LOT 26I261 đáp ứng Phụ lục 01 (danh mục thành phần và khoảng hàm lượng bắt buộc của 08 thành phần chủ chốt, giới hạn an toàn). Bên A được giữ bí mật tỷ lệ các thành phần còn lại; Bên A cam kết hàm lượng thực tế của các thành phần chủ chốt nằm trong khoảng quy định và không thay đổi công thức, nhà cung cấp hoặc cấp độ (grade) của các thành phần chủ chốt khi chưa được Bên B chấp thuận bằng văn bản. Yêu cầu này không làm thay đổi đơn giá đã thỏa thuận.</w:t>
+          <w:t xml:space="preserve">Yêu cầu kỹ thuật công thức: Bên A sản xuất sản phẩm theo công thức LOT 26I261 đáp ứng Phụ lục 01, trong đó hàm lượng của 08 thành phần chủ chốt nằm trong khoảng quy định để bảo đảm công dụng tương đương sản phẩm tham chiếu, và tuân thủ các giới hạn an toàn. Yêu cầu này nằm trong đơn giá đã thỏa thuận tại Điều 1, không làm phát sinh chi phí cho Bên B.</w:t>
         </w:r>
       </w:ins>
     </w:p>
@@ -3495,6 +3495,64 @@
         </w:rPr>
       </w:pPr>
       <w:ins w:id="9048" w:author="DS Corporation" w:date="2026-10-09T09:00:00Z">
+        <w:r>
+          <w:rPr>
+            <w:color w:val="000000" w:themeColor="text1"/>
+            <w:sz w:val="26"/>
+            <w:szCs w:val="26"/>
+          </w:rPr>
+          <w:t xml:space="preserve">Bàn giao công thức: Trong vòng 05 ngày làm việc kể từ ngày ký Hợp đồng và trước khi Bên B ký xác nhận mẫu chốt, Bên A bàn giao cho Bên B Hồ sơ công thức đầy đủ theo Phụ lục 01 mục D, gồm: bảng định lượng 100% thành phần (tên thương mại, INCI, số CAS, % khối lượng, chức năng, nhà sản xuất/nhà cung cấp, cấp độ nguyên liệu), quy trình sản xuất (thứ tự phối trộn, nhiệt độ, thời gian, tốc độ khuấy, điều kiện lọc và chiết rót), các điểm kiểm soát trong quá trình, tiêu chuẩn và COA nguyên liệu, chứng nhận IFRA/bảng allergen của tinh dầu. Mọi thay đổi công thức, nhà cung cấp hoặc cấp độ nguyên liệu sau đó phải được Bên B chấp thuận trước bằng văn bản và cập nhật vào Hồ sơ công thức.</w:t>
+        </w:r>
+      </w:ins>
+    </w:p>
+    <w:p>
+      <w:pPr>
+        <w:pStyle w:val="ListParagraph"/>
+        <w:numPr>
+          <w:ilvl w:val="0"/>
+          <w:numId w:val="17"/>
+        </w:numPr>
+        <w:spacing w:before="120"/>
+        <w:ind w:left="851" w:hanging="425"/>
+        <w:jc w:val="both"/>
+        <w:rPr>
+          <w:ins w:id="9049" w:author="DS Corporation" w:date="2026-10-09T09:00:00Z"/>
+          <w:color w:val="000000" w:themeColor="text1"/>
+          <w:sz w:val="26"/>
+          <w:szCs w:val="26"/>
+          <w:lang w:val="vi-VN"/>
+        </w:rPr>
+      </w:pPr>
+      <w:ins w:id="9050" w:author="DS Corporation" w:date="2026-10-09T09:00:00Z">
+        <w:r>
+          <w:rPr>
+            <w:color w:val="000000" w:themeColor="text1"/>
+            <w:sz w:val="26"/>
+            <w:szCs w:val="26"/>
+          </w:rPr>
+          <w:t xml:space="preserve">Quyền sở hữu công thức: Công thức LOT 26I261 được phát triển theo yêu cầu, định hướng sản phẩm và đơn đặt hàng của Bên B, là sản phẩm gia công theo Hợp đồng OEM này; Hồ sơ công thức và mọi quyền đối với công thức thuộc về Bên B kể từ ngày Bên B thanh toán Đợt 1. Bên A được tiếp tục sử dụng kiến thức, kỹ năng chung và nguyên liệu nền phổ thông của mình nhưng không được sản xuất, chuyển giao hoặc cung cấp cho bên thứ ba sản phẩm sử dụng công thức này hoặc công thức gần như đồng nhất.</w:t>
+        </w:r>
+      </w:ins>
+    </w:p>
+    <w:p>
+      <w:pPr>
+        <w:pStyle w:val="ListParagraph"/>
+        <w:numPr>
+          <w:ilvl w:val="0"/>
+          <w:numId w:val="17"/>
+        </w:numPr>
+        <w:spacing w:before="120"/>
+        <w:ind w:left="851" w:hanging="425"/>
+        <w:jc w:val="both"/>
+        <w:rPr>
+          <w:ins w:id="9051" w:author="DS Corporation" w:date="2026-10-09T09:00:00Z"/>
+          <w:color w:val="000000" w:themeColor="text1"/>
+          <w:sz w:val="26"/>
+          <w:szCs w:val="26"/>
+          <w:lang w:val="vi-VN"/>
+        </w:rPr>
+      </w:pPr>
+      <w:ins w:id="9052" w:author="DS Corporation" w:date="2026-10-09T09:00:00Z">
         <w:r>
           <w:rPr>
             <w:color w:val="000000" w:themeColor="text1"/>
@@ -3937,7 +3995,7 @@
           <w:szCs w:val="26"/>
         </w:rPr>
       </w:pPr>
-      <w:del w:id="9049" w:author="DS Corporation" w:date="2026-10-09T09:00:00Z">
+      <w:del w:id="9053" w:author="DS Corporation" w:date="2026-10-09T09:00:00Z">
         <w:r>
           <w:rPr>
             <w:sz w:val="26"/>
@@ -3946,7 +4004,7 @@
           <w:delText>Lãi suất phát sinh do chậm thanh toán được áp dụng theo lãi suất nợ quá hạn của Ngân hàng TMCP Ngoại Thương Việt Nam tương ứng với thời hạn chậm thanh toán.</w:delText>
         </w:r>
       </w:del>
-      <w:ins w:id="9050" w:author="DS Corporation" w:date="2026-10-09T09:00:00Z">
+      <w:ins w:id="9054" w:author="DS Corporation" w:date="2026-10-09T09:00:00Z">
         <w:r>
           <w:rPr>
             <w:sz w:val="26"/>
@@ -4009,7 +4067,7 @@
           <w:szCs w:val="26"/>
         </w:rPr>
       </w:pPr>
-      <w:del w:id="9051" w:author="DS Corporation" w:date="2026-10-09T09:00:00Z">
+      <w:del w:id="9055" w:author="DS Corporation" w:date="2026-10-09T09:00:00Z">
         <w:r>
           <w:rPr>
             <w:b/>
@@ -4067,7 +4125,7 @@
           <w:delText xml:space="preserve">(Bằng chữ: Chín mươi triệu bốn trăm mười bảy nghìn sáu trăm đồng).</w:delText>
         </w:r>
       </w:del>
-      <w:ins w:id="9052" w:author="DS Corporation" w:date="2026-10-09T09:00:00Z">
+      <w:ins w:id="9056" w:author="DS Corporation" w:date="2026-10-09T09:00:00Z">
         <w:r>
           <w:rPr>
             <w:sz w:val="26"/>
@@ -4092,7 +4150,7 @@
           <w:szCs w:val="26"/>
         </w:rPr>
       </w:pPr>
-      <w:del w:id="9053" w:author="DS Corporation" w:date="2026-10-09T09:00:00Z">
+      <w:del w:id="9057" w:author="DS Corporation" w:date="2026-10-09T09:00:00Z">
         <w:r>
           <w:rPr>
             <w:b/>
@@ -4125,7 +4183,7 @@
           <w:delText xml:space="preserve"> sau khi Bên A thông báo hoàn tất đơn hàng, chuẩn bị giao hàng.</w:delText>
         </w:r>
       </w:del>
-      <w:ins w:id="9054" w:author="DS Corporation" w:date="2026-10-09T09:00:00Z">
+      <w:ins w:id="9058" w:author="DS Corporation" w:date="2026-10-09T09:00:00Z">
         <w:r>
           <w:rPr>
             <w:sz w:val="26"/>
@@ -4195,7 +4253,7 @@
         <w:lastRenderedPageBreak/>
         <w:t xml:space="preserve">Bên A chuẩn bị đầy đủ nguyên liệu (nguyên liệu chính, nguyên liệu phụ) </w:t>
       </w:r>
-      <w:del w:id="9055" w:author="DS Corporation" w:date="2026-10-09T09:00:00Z">
+      <w:del w:id="9059" w:author="DS Corporation" w:date="2026-10-09T09:00:00Z">
         <w:r>
           <w:rPr>
             <w:sz w:val="26"/>
@@ -4205,7 +4263,7 @@
           <w:delText xml:space="preserve">để gia công cho ruột sản phẩm.</w:delText>
         </w:r>
       </w:del>
-      <w:ins w:id="9056" w:author="DS Corporation" w:date="2026-10-09T09:00:00Z">
+      <w:ins w:id="9060" w:author="DS Corporation" w:date="2026-10-09T09:00:00Z">
         <w:r>
           <w:rPr>
             <w:sz w:val="26"/>
@@ -4253,7 +4311,7 @@
           <w:szCs w:val="26"/>
         </w:rPr>
       </w:pPr>
-      <w:del w:id="9057" w:author="DS Corporation" w:date="2026-10-09T09:00:00Z">
+      <w:del w:id="9061" w:author="DS Corporation" w:date="2026-10-09T09:00:00Z">
         <w:r>
           <w:rPr>
             <w:sz w:val="26"/>
@@ -4262,7 +4320,7 @@
           <w:delText xml:space="preserve">Trường hợp Bên B cung cấp cho Bên A sẽ cộng hao hụt 3 – 10% tùy danh mục sản phẩm để đảm bảo số lượng thực tế sau sản xuất đủ với số lượng đặt hàng từ ban đầu, sau sản xuất Bên A đối chiếu số lượng thành phẩm và số lượng bao bì tồn và hư</w:delText>
         </w:r>
       </w:del>
-      <w:ins w:id="9058" w:author="DS Corporation" w:date="2026-10-09T09:00:00Z">
+      <w:ins w:id="9062" w:author="DS Corporation" w:date="2026-10-09T09:00:00Z">
         <w:r>
           <w:rPr>
             <w:sz w:val="26"/>
@@ -4304,14 +4362,14 @@
         </w:numPr>
         <w:jc w:val="both"/>
         <w:rPr>
-          <w:ins w:id="9059" w:author="DS Corporation" w:date="2026-10-09T09:00:00Z"/>
+          <w:ins w:id="9063" w:author="DS Corporation" w:date="2026-10-09T09:00:00Z"/>
           <w:b/>
           <w:color w:val="000000"/>
           <w:sz w:val="26"/>
           <w:szCs w:val="26"/>
         </w:rPr>
       </w:pPr>
-      <w:ins w:id="9060" w:author="DS Corporation" w:date="2026-10-09T09:00:00Z">
+      <w:ins w:id="9064" w:author="DS Corporation" w:date="2026-10-09T09:00:00Z">
         <w:r>
           <w:rPr>
             <w:sz w:val="26"/>
@@ -5221,7 +5279,7 @@
         </w:rPr>
         <w:t xml:space="preserve">Trước khi tiến hành in bao bì Bên B bắt buộc phải gửi thiết kế cho Bên A để Bên A kiểm tra thông tin bao bì. Sau khi kiểm tra xong Bên A phản hồi đồng ý thì Bên B tiến hành in bao bì. Nếu Bên B tự in bao bì không đúng như trên hồ sơ công bố, Bên A sẽ không nhận bao bì Bên B đã in và Bên B phải in lại thông tin đúng như trên </w:t>
       </w:r>
-      <w:del w:id="9061" w:author="DS Corporation" w:date="2026-10-09T09:00:00Z">
+      <w:del w:id="9065" w:author="DS Corporation" w:date="2026-10-09T09:00:00Z">
         <w:r>
           <w:rPr>
             <w:sz w:val="26"/>
@@ -5230,7 +5288,7 @@
           <w:delText xml:space="preserve">hồ sơ công bố.</w:delText>
         </w:r>
       </w:del>
-      <w:ins w:id="9062" w:author="DS Corporation" w:date="2026-10-09T09:00:00Z">
+      <w:ins w:id="9066" w:author="DS Corporation" w:date="2026-10-09T09:00:00Z">
         <w:r>
           <w:rPr>
             <w:sz w:val="26"/>
@@ -5325,7 +5383,7 @@
           <w:szCs w:val="26"/>
         </w:rPr>
       </w:pPr>
-      <w:del w:id="9063" w:author="DS Corporation" w:date="2026-10-09T09:00:00Z">
+      <w:del w:id="9067" w:author="DS Corporation" w:date="2026-10-09T09:00:00Z">
         <w:r>
           <w:rPr>
             <w:color w:val="000000"/>
@@ -5343,7 +5401,7 @@
           <w:delText xml:space="preserve"> Trường hợp Bên B đặt số lượng hàng nhiều. Tùy thuộc vào thời điểm trong năm, giữa hai Bên có thể thương lượng: giao hàng nhiều đợt để đáp ứng nhu cầu bán hàng của Bên B.</w:delText>
         </w:r>
       </w:del>
-      <w:ins w:id="9064" w:author="DS Corporation" w:date="2026-10-09T09:00:00Z">
+      <w:ins w:id="9068" w:author="DS Corporation" w:date="2026-10-09T09:00:00Z">
         <w:r>
           <w:rPr>
             <w:color w:val="000000"/>
@@ -5369,7 +5427,7 @@
           <w:szCs w:val="26"/>
         </w:rPr>
       </w:pPr>
-      <w:del w:id="9065" w:author="DS Corporation" w:date="2026-10-09T09:00:00Z">
+      <w:del w:id="9069" w:author="DS Corporation" w:date="2026-10-09T09:00:00Z">
         <w:r>
           <w:rPr>
             <w:color w:val="000000"/>
@@ -5379,7 +5437,7 @@
           <w:delText xml:space="preserve">Bên A báo trước cho Bên B từ 01-07 ngày sau khi hoàn thành thành phẩm để Bên B chuẩn bị nhận hàng.</w:delText>
         </w:r>
       </w:del>
-      <w:ins w:id="9066" w:author="DS Corporation" w:date="2026-10-09T09:00:00Z">
+      <w:ins w:id="9070" w:author="DS Corporation" w:date="2026-10-09T09:00:00Z">
         <w:r>
           <w:rPr>
             <w:color w:val="000000"/>
@@ -5584,14 +5642,14 @@
         </w:numPr>
         <w:jc w:val="both"/>
         <w:rPr>
-          <w:ins w:id="9067" w:author="DS Corporation" w:date="2026-10-09T09:00:00Z"/>
+          <w:ins w:id="9071" w:author="DS Corporation" w:date="2026-10-09T09:00:00Z"/>
           <w:b/>
           <w:color w:val="000000"/>
           <w:sz w:val="26"/>
           <w:szCs w:val="26"/>
         </w:rPr>
       </w:pPr>
-      <w:ins w:id="9068" w:author="DS Corporation" w:date="2026-10-09T09:00:00Z">
+      <w:ins w:id="9072" w:author="DS Corporation" w:date="2026-10-09T09:00:00Z">
         <w:r>
           <w:rPr>
             <w:sz w:val="26"/>
@@ -5610,14 +5668,14 @@
         </w:numPr>
         <w:jc w:val="both"/>
         <w:rPr>
-          <w:ins w:id="9069" w:author="DS Corporation" w:date="2026-10-09T09:00:00Z"/>
+          <w:ins w:id="9073" w:author="DS Corporation" w:date="2026-10-09T09:00:00Z"/>
           <w:b/>
           <w:color w:val="000000"/>
           <w:sz w:val="26"/>
           <w:szCs w:val="26"/>
         </w:rPr>
       </w:pPr>
-      <w:ins w:id="9070" w:author="DS Corporation" w:date="2026-10-09T09:00:00Z">
+      <w:ins w:id="9074" w:author="DS Corporation" w:date="2026-10-09T09:00:00Z">
         <w:r>
           <w:rPr>
             <w:sz w:val="26"/>
@@ -5636,14 +5694,14 @@
         </w:numPr>
         <w:jc w:val="both"/>
         <w:rPr>
-          <w:ins w:id="9071" w:author="DS Corporation" w:date="2026-10-09T09:00:00Z"/>
+          <w:ins w:id="9075" w:author="DS Corporation" w:date="2026-10-09T09:00:00Z"/>
           <w:b/>
           <w:color w:val="000000"/>
           <w:sz w:val="26"/>
           <w:szCs w:val="26"/>
         </w:rPr>
       </w:pPr>
-      <w:ins w:id="9072" w:author="DS Corporation" w:date="2026-10-09T09:00:00Z">
+      <w:ins w:id="9076" w:author="DS Corporation" w:date="2026-10-09T09:00:00Z">
         <w:r>
           <w:rPr>
             <w:sz w:val="26"/>
@@ -5699,7 +5757,7 @@
           <w:szCs w:val="26"/>
         </w:rPr>
       </w:pPr>
-      <w:del w:id="9073" w:author="DS Corporation" w:date="2026-10-09T09:00:00Z">
+      <w:del w:id="9077" w:author="DS Corporation" w:date="2026-10-09T09:00:00Z">
         <w:r>
           <w:rPr>
             <w:sz w:val="26"/>
@@ -5708,7 +5766,7 @@
           <w:delText xml:space="preserve">Bên A chịu trách nhiệm bảo hành độ ổn định cho sản phẩm Pre-Shampoo Scalp Oil-Serum của nhãn hàng DS Corporation  6 tháng phụ thuộc theo từng lỗi sản phẩm, do lỗi sản xuất của Bên A. Tính từ ngày ký vào biên bản giao hàng giữa hai Bên. </w:delText>
         </w:r>
       </w:del>
-      <w:ins w:id="9074" w:author="DS Corporation" w:date="2026-10-09T09:00:00Z">
+      <w:ins w:id="9078" w:author="DS Corporation" w:date="2026-10-09T09:00:00Z">
         <w:r>
           <w:rPr>
             <w:sz w:val="26"/>
@@ -5801,7 +5859,7 @@
           <w:szCs w:val="26"/>
         </w:rPr>
       </w:pPr>
-      <w:del w:id="9077" w:author="DS Corporation" w:date="2026-10-09T09:00:00Z">
+      <w:del w:id="9081" w:author="DS Corporation" w:date="2026-10-09T09:00:00Z">
         <w:r>
           <w:rPr>
             <w:sz w:val="26"/>
@@ -5810,7 +5868,7 @@
           <w:delText xml:space="preserve">Bên B không tuân thủ hướng dẫn sử dụng và bảo quản. </w:delText>
         </w:r>
       </w:del>
-      <w:ins w:id="9078" w:author="DS Corporation" w:date="2026-10-09T09:00:00Z">
+      <w:ins w:id="9082" w:author="DS Corporation" w:date="2026-10-09T09:00:00Z">
         <w:r>
           <w:rPr>
             <w:sz w:val="26"/>
@@ -5858,7 +5916,7 @@
           <w:szCs w:val="26"/>
         </w:rPr>
       </w:pPr>
-      <w:del w:id="9075" w:author="DS Corporation" w:date="2026-10-09T09:00:00Z">
+      <w:del w:id="9079" w:author="DS Corporation" w:date="2026-10-09T09:00:00Z">
         <w:r>
           <w:rPr>
             <w:sz w:val="26"/>
@@ -5875,7 +5933,7 @@
           <w:delText>được ghi rõ trên bao bì sản phẩm, nhà máy không có nghĩa vụ chịu trách nhiệm về bất kỳ vấn đề nào phát sinh.</w:delText>
         </w:r>
       </w:del>
-      <w:ins w:id="9076" w:author="DS Corporation" w:date="2026-10-09T09:00:00Z">
+      <w:ins w:id="9080" w:author="DS Corporation" w:date="2026-10-09T09:00:00Z">
         <w:r>
           <w:rPr>
             <w:sz w:val="26"/>
@@ -5900,7 +5958,7 @@
           <w:szCs w:val="26"/>
         </w:rPr>
       </w:pPr>
-      <w:del w:id="9079" w:author="DS Corporation" w:date="2026-10-09T09:00:00Z">
+      <w:del w:id="9083" w:author="DS Corporation" w:date="2026-10-09T09:00:00Z">
         <w:r>
           <w:rPr>
             <w:sz w:val="26"/>
@@ -5909,7 +5967,7 @@
           <w:delText xml:space="preserve">Khi Bên B yêu cầu sản xuất với tốc độ nhanh hơn quy trình chuẩn mà không có đủ thời gian để thực hiện đầy đủ các bước kiểm tra chất lượng, thì Bên A miễn trách nhiệm đối với bất kỳ lỗi hoặc vấn đề nào xảy ra do yêu cầu sản xuất nhanh.</w:delText>
         </w:r>
       </w:del>
-      <w:ins w:id="9080" w:author="DS Corporation" w:date="2026-10-09T09:00:00Z">
+      <w:ins w:id="9084" w:author="DS Corporation" w:date="2026-10-09T09:00:00Z">
         <w:r>
           <w:rPr>
             <w:sz w:val="26"/>
@@ -5934,7 +5992,7 @@
           <w:szCs w:val="26"/>
         </w:rPr>
       </w:pPr>
-      <w:del w:id="9081" w:author="DS Corporation" w:date="2026-10-09T09:00:00Z">
+      <w:del w:id="9085" w:author="DS Corporation" w:date="2026-10-09T09:00:00Z">
         <w:r>
           <w:rPr>
             <w:color w:val="000000" w:themeColor="text1"/>
@@ -5944,7 +6002,7 @@
           <w:delText xml:space="preserve">Trường hợp xác định lỗi phát sinh từ quá trình sản xuất và xác định được nguyên nhân, Bên A có trách nhiệm phối hợp xử lý hàng hóa bị lỗi do sản xuất cho Bên B trong thời hạn từ 15-30 ngày kể từ ngày Bên A nhận đủ hàng hóa.</w:delText>
         </w:r>
       </w:del>
-      <w:ins w:id="9082" w:author="DS Corporation" w:date="2026-10-09T09:00:00Z">
+      <w:ins w:id="9086" w:author="DS Corporation" w:date="2026-10-09T09:00:00Z">
         <w:r>
           <w:rPr>
             <w:color w:val="000000" w:themeColor="text1"/>
@@ -5964,14 +6022,14 @@
         </w:numPr>
         <w:jc w:val="both"/>
         <w:rPr>
-          <w:ins w:id="9083" w:author="DS Corporation" w:date="2026-10-09T09:00:00Z"/>
+          <w:ins w:id="9087" w:author="DS Corporation" w:date="2026-10-09T09:00:00Z"/>
           <w:b/>
           <w:color w:val="000000" w:themeColor="text1"/>
           <w:sz w:val="26"/>
           <w:szCs w:val="26"/>
         </w:rPr>
       </w:pPr>
-      <w:ins w:id="9084" w:author="DS Corporation" w:date="2026-10-09T09:00:00Z">
+      <w:ins w:id="9088" w:author="DS Corporation" w:date="2026-10-09T09:00:00Z">
         <w:r>
           <w:rPr/>
           <w:t xml:space="preserve">Trường hợp sản phẩm phải thu hồi do lỗi nguyên liệu, công thức hoặc sản xuất của Bên A, Bên A chịu toàn bộ chi phí thu hồi, xử lý và bồi thường thiệt hại thực tế cho Bên B.</w:t>
@@ -5987,14 +6045,14 @@
         </w:numPr>
         <w:jc w:val="both"/>
         <w:rPr>
-          <w:ins w:id="9085" w:author="DS Corporation" w:date="2026-10-09T09:00:00Z"/>
+          <w:ins w:id="9089" w:author="DS Corporation" w:date="2026-10-09T09:00:00Z"/>
           <w:b/>
           <w:color w:val="000000" w:themeColor="text1"/>
           <w:sz w:val="26"/>
           <w:szCs w:val="26"/>
         </w:rPr>
       </w:pPr>
-      <w:ins w:id="9086" w:author="DS Corporation" w:date="2026-10-09T09:00:00Z">
+      <w:ins w:id="9090" w:author="DS Corporation" w:date="2026-10-09T09:00:00Z">
         <w:r>
           <w:rPr/>
           <w:t xml:space="preserve">Bên A lưu mẫu mỗi lô sản xuất đến hết hạn sử dụng cộng 12 tháng.</w:t>
@@ -6067,7 +6125,7 @@
         </w:rPr>
         <w:t xml:space="preserve">Nghiên cứu và cung cấp thành phần sau khi ký hợp đồng các sản phẩm Hóa/Mỹ Phẩm cho Bên B phải đảm bảo </w:t>
       </w:r>
-      <w:del w:id="9087" w:author="DS Corporation" w:date="2026-10-09T09:00:00Z">
+      <w:del w:id="9091" w:author="DS Corporation" w:date="2026-10-09T09:00:00Z">
         <w:r>
           <w:rPr>
             <w:color w:val="000000" w:themeColor="text1"/>
@@ -6077,7 +6135,7 @@
           <w:delText xml:space="preserve">an toàn cho người sử dụng.</w:delText>
         </w:r>
       </w:del>
-      <w:ins w:id="9088" w:author="DS Corporation" w:date="2026-10-09T09:00:00Z">
+      <w:ins w:id="9092" w:author="DS Corporation" w:date="2026-10-09T09:00:00Z">
         <w:r>
           <w:rPr>
             <w:color w:val="000000" w:themeColor="text1"/>
@@ -6102,7 +6160,7 @@
           <w:szCs w:val="26"/>
         </w:rPr>
       </w:pPr>
-      <w:del w:id="9089" w:author="DS Corporation" w:date="2026-10-09T09:00:00Z">
+      <w:del w:id="9093" w:author="DS Corporation" w:date="2026-10-09T09:00:00Z">
         <w:r>
           <w:rPr>
             <w:sz w:val="26"/>
@@ -6126,7 +6184,7 @@
           <w:delText xml:space="preserve">cung cấp bản sao y cho Bên B. </w:delText>
         </w:r>
       </w:del>
-      <w:ins w:id="9090" w:author="DS Corporation" w:date="2026-10-09T09:00:00Z">
+      <w:ins w:id="9094" w:author="DS Corporation" w:date="2026-10-09T09:00:00Z">
         <w:r>
           <w:rPr>
             <w:sz w:val="26"/>
@@ -6146,15 +6204,15 @@
         <w:spacing w:after="100" w:afterAutospacing="1" w:line="276" w:lineRule="auto"/>
         <w:jc w:val="both"/>
         <w:rPr>
-          <w:ins w:id="9091" w:author="DS Corporation" w:date="2026-10-09T09:00:00Z"/>
-          <w:sz w:val="26"/>
-          <w:szCs w:val="26"/>
-        </w:rPr>
-      </w:pPr>
-      <w:ins w:id="9092" w:author="DS Corporation" w:date="2026-10-09T09:00:00Z">
+          <w:ins w:id="9095" w:author="DS Corporation" w:date="2026-10-09T09:00:00Z"/>
+          <w:sz w:val="26"/>
+          <w:szCs w:val="26"/>
+        </w:rPr>
+      </w:pPr>
+      <w:ins w:id="9096" w:author="DS Corporation" w:date="2026-10-09T09:00:00Z">
         <w:r>
           <w:rPr/>
-          <w:t xml:space="preserve">Bên A lập Hồ sơ thông tin sản phẩm (PIF) theo quy định và bàn giao cho Bên B bản sao các phần không chứa công thức định lượng. Phần công thức định lượng do Bên A lưu giữ bảo mật và có nghĩa vụ xuất trình trực tiếp cho cơ quan quản lý có thẩm quyền trong vòng 03 ngày làm việc (hoặc thời hạn ngắn hơn theo yêu cầu của cơ quan) khi được yêu cầu. PIF được lưu giữ tối thiểu 03 năm kể từ ngày lô sản phẩm cuối cùng được đưa ra thị trường.</w:t>
+          <w:t xml:space="preserve">Bên A lập đầy đủ Hồ sơ thông tin sản phẩm (PIF) theo quy định, bao gồm công thức định lượng, và bàn giao toàn bộ cho Bên B (bản giấy có đóng dấu và bản điện tử) cùng thời điểm bàn giao Phiếu công bố, để Bên B lưu giữ tại địa chỉ của Bên B theo quy định. Bên A đồng thời lưu giữ bản sao PIF tối thiểu 03 năm kể từ ngày lô sản phẩm cuối cùng được đưa ra thị trường và phối hợp giải trình khi cơ quan có thẩm quyền yêu cầu.</w:t>
         </w:r>
       </w:ins>
     </w:p>
@@ -6168,12 +6226,12 @@
         <w:spacing w:after="100" w:afterAutospacing="1" w:line="276" w:lineRule="auto"/>
         <w:jc w:val="both"/>
         <w:rPr>
-          <w:ins w:id="9093" w:author="DS Corporation" w:date="2026-10-09T09:00:00Z"/>
-          <w:sz w:val="26"/>
-          <w:szCs w:val="26"/>
-        </w:rPr>
-      </w:pPr>
-      <w:ins w:id="9094" w:author="DS Corporation" w:date="2026-10-09T09:00:00Z">
+          <w:ins w:id="9097" w:author="DS Corporation" w:date="2026-10-09T09:00:00Z"/>
+          <w:sz w:val="26"/>
+          <w:szCs w:val="26"/>
+        </w:rPr>
+      </w:pPr>
+      <w:ins w:id="9098" w:author="DS Corporation" w:date="2026-10-09T09:00:00Z">
         <w:r>
           <w:rPr/>
           <w:t xml:space="preserve">Duy trì hiệu lực Giấy chứng nhận đủ điều kiện sản xuất mỹ phẩm trong suốt thời hạn hợp đồng và thông báo ngay cho Bên B nếu bị đình chỉ hoặc thu hồi.</w:t>
@@ -6261,7 +6319,7 @@
         </w:rPr>
         <w:t xml:space="preserve">của Bên B, Bên A có trách nhiệm thông báo cho Bên B kèm theo chi phí phát sinh </w:t>
       </w:r>
-      <w:del w:id="9095" w:author="DS Corporation" w:date="2026-10-09T09:00:00Z">
+      <w:del w:id="9099" w:author="DS Corporation" w:date="2026-10-09T09:00:00Z">
         <w:r>
           <w:rPr>
             <w:sz w:val="26"/>
@@ -6270,7 +6328,7 @@
           <w:delText xml:space="preserve">(nếu có).</w:delText>
         </w:r>
       </w:del>
-      <w:ins w:id="9096" w:author="DS Corporation" w:date="2026-10-09T09:00:00Z">
+      <w:ins w:id="9100" w:author="DS Corporation" w:date="2026-10-09T09:00:00Z">
         <w:r>
           <w:rPr>
             <w:sz w:val="26"/>
@@ -6301,7 +6359,7 @@
         </w:rPr>
         <w:t xml:space="preserve">Đảm bảo hàng hóa được sản xuất phải đúng tiêu chuẩn chất lượng </w:t>
       </w:r>
-      <w:del w:id="9097" w:author="DS Corporation" w:date="2026-10-09T09:00:00Z">
+      <w:del w:id="9101" w:author="DS Corporation" w:date="2026-10-09T09:00:00Z">
         <w:r>
           <w:rPr>
             <w:sz w:val="26"/>
@@ -6310,7 +6368,7 @@
           <w:delText xml:space="preserve">đã công bố hoặc thống nhất cùng Bên B.</w:delText>
         </w:r>
       </w:del>
-      <w:ins w:id="9098" w:author="DS Corporation" w:date="2026-10-09T09:00:00Z">
+      <w:ins w:id="9102" w:author="DS Corporation" w:date="2026-10-09T09:00:00Z">
         <w:r>
           <w:rPr>
             <w:sz w:val="26"/>
@@ -6334,7 +6392,7 @@
           <w:szCs w:val="26"/>
         </w:rPr>
       </w:pPr>
-      <w:del w:id="9099" w:author="DS Corporation" w:date="2026-10-09T09:00:00Z">
+      <w:del w:id="9103" w:author="DS Corporation" w:date="2026-10-09T09:00:00Z">
         <w:r>
           <w:rPr>
             <w:sz w:val="26"/>
@@ -6343,7 +6401,7 @@
           <w:delText xml:space="preserve">Bảo đảm hàng hóa phải đúng và ổn định chất lượng theo mẫu chốt sản xuất (Mẫu chốt và mẫu sản xuất giống nhau về ngoại quan từ 90% tùy từng sản phẩm do sự khác biệt giữa mẫu phòng nghiên cứu và khi lên bồn khuấy lớn nhưng vẫn đảm bảo chất lượng sản phẩm).</w:delText>
         </w:r>
       </w:del>
-      <w:ins w:id="9100" w:author="DS Corporation" w:date="2026-10-09T09:00:00Z">
+      <w:ins w:id="9104" w:author="DS Corporation" w:date="2026-10-09T09:00:00Z">
         <w:r>
           <w:rPr>
             <w:sz w:val="26"/>
@@ -6374,7 +6432,7 @@
         </w:rPr>
         <w:t xml:space="preserve">Bảo quản tốt mọi hàng hoá của Bên B trong kho Bên A về số lượng và chất lượng. </w:t>
       </w:r>
-      <w:del w:id="9101" w:author="DS Corporation" w:date="2026-10-09T09:00:00Z">
+      <w:del w:id="9105" w:author="DS Corporation" w:date="2026-10-09T09:00:00Z">
         <w:r>
           <w:rPr>
             <w:sz w:val="26"/>
@@ -6383,7 +6441,7 @@
           <w:delText xml:space="preserve">Ngoại trừ trường hợp Bên B không thực hiện giao nhận đúng quy định Bên A.</w:delText>
         </w:r>
       </w:del>
-      <w:ins w:id="9102" w:author="DS Corporation" w:date="2026-10-09T09:00:00Z">
+      <w:ins w:id="9106" w:author="DS Corporation" w:date="2026-10-09T09:00:00Z">
         <w:r>
           <w:rPr>
             <w:sz w:val="26"/>
@@ -6436,7 +6494,7 @@
           <w:szCs w:val="26"/>
         </w:rPr>
       </w:pPr>
-      <w:del w:id="9103" w:author="DS Corporation" w:date="2026-10-09T09:00:00Z">
+      <w:del w:id="9107" w:author="DS Corporation" w:date="2026-10-09T09:00:00Z">
         <w:r>
           <w:rPr>
             <w:sz w:val="26"/>
@@ -6445,7 +6503,7 @@
           <w:delText xml:space="preserve">Bên A có trách nhiệm tổng kết, đối chiếu vật tư tiêu hao sau mỗi đơn hàng. Tỉ lệ hư hao bao bì dao động từ 3 - 10% tùy theo danh mục sản phẩm.</w:delText>
         </w:r>
       </w:del>
-      <w:ins w:id="9104" w:author="DS Corporation" w:date="2026-10-09T09:00:00Z">
+      <w:ins w:id="9108" w:author="DS Corporation" w:date="2026-10-09T09:00:00Z">
         <w:r>
           <w:rPr>
             <w:sz w:val="26"/>
@@ -6476,7 +6534,7 @@
         </w:rPr>
         <w:t xml:space="preserve">Được quyền yêu cầu Bên B thanh toán </w:t>
       </w:r>
-      <w:del w:id="9105" w:author="DS Corporation" w:date="2026-10-09T09:00:00Z">
+      <w:del w:id="9109" w:author="DS Corporation" w:date="2026-10-09T09:00:00Z">
         <w:r>
           <w:rPr>
             <w:sz w:val="26"/>
@@ -6485,7 +6543,7 @@
           <w:delText xml:space="preserve">toàn bộ chi phí gia công, chi phí nguyên liệu và chi phí khác sử dụng cho thành phẩm của Bên B.</w:delText>
         </w:r>
       </w:del>
-      <w:ins w:id="9106" w:author="DS Corporation" w:date="2026-10-09T09:00:00Z">
+      <w:ins w:id="9110" w:author="DS Corporation" w:date="2026-10-09T09:00:00Z">
         <w:r>
           <w:rPr>
             <w:sz w:val="26"/>
@@ -6509,7 +6567,7 @@
           <w:szCs w:val="26"/>
         </w:rPr>
       </w:pPr>
-      <w:del w:id="9107" w:author="DS Corporation" w:date="2026-10-09T09:00:00Z">
+      <w:del w:id="9111" w:author="DS Corporation" w:date="2026-10-09T09:00:00Z">
         <w:r>
           <w:rPr>
             <w:sz w:val="26"/>
@@ -6518,7 +6576,7 @@
           <w:delText xml:space="preserve">Được quyền yêu cầu Bên B vận chuyển những bao bì nguyên liệu vật tư dư thừa sau các đơn hàng đã gia công sản xuất khỏi kho Bên A nếu Bên B chưa có kế hoạch sản xuất. Trong trường hợp Bên B không vận chuyển khỏi kho Bên A trong vòng 15 ngày kể từ ngày sản xuất xong đơn hàng Bên A sẽ tính phí lưu kho của bao bì và nguyên liệu đó. Phí lưu kho 180.000 đ/m2/tháng (giá chưa bao gồm thuế GTGT).</w:delText>
         </w:r>
       </w:del>
-      <w:ins w:id="9108" w:author="DS Corporation" w:date="2026-10-09T09:00:00Z">
+      <w:ins w:id="9112" w:author="DS Corporation" w:date="2026-10-09T09:00:00Z">
         <w:r>
           <w:rPr>
             <w:sz w:val="26"/>
@@ -6568,7 +6626,7 @@
           <w:szCs w:val="26"/>
         </w:rPr>
       </w:pPr>
-      <w:del w:id="9109" w:author="DS Corporation" w:date="2026-10-09T09:00:00Z">
+      <w:del w:id="9113" w:author="DS Corporation" w:date="2026-10-09T09:00:00Z">
         <w:r>
           <w:rPr>
             <w:color w:val="000000" w:themeColor="text1"/>
@@ -6579,7 +6637,7 @@
           <w:delText xml:space="preserve"> Trong thời hạn [15] ngày kể từ ngày nhận được yêu cầu, Bên B có trách nhiệm phản hồi về tình trạng tồn kho, lưu hành và kế hoạch sản xuất tiếp theo. Nếu không nhận được thông tin từ Bên B thì Bên A được quyền yêu cầu sở y tế thu hồi số phiếu Công bố sản phẩm Mỹ phẩm đối với những sản phẩm không sản xuất hoặc không tái sản xuất gia công tại Bên A. Bên B có trách nhiệm phối hợp thực hiện các thủ tục liên quan đến việc thu hồi hồ sơ công bố.</w:delText>
         </w:r>
       </w:del>
-      <w:ins w:id="9110" w:author="DS Corporation" w:date="2026-10-09T09:00:00Z">
+      <w:ins w:id="9114" w:author="DS Corporation" w:date="2026-10-09T09:00:00Z">
         <w:r>
           <w:rPr>
             <w:color w:val="000000" w:themeColor="text1"/>
@@ -6587,7 +6645,7 @@
             <w:sz w:val="26"/>
             <w:szCs w:val="26"/>
           </w:rPr>
-          <w:t xml:space="preserve">Trong thời hạn 15 ngày kể từ ngày nhận được yêu cầu, Bên B phản hồi về tình trạng lưu hành và kế hoạch sản xuất. Bên A không được tự ý yêu cầu cơ quan có thẩm quyền thu hồi, hủy hoặc thay đổi số tiếp nhận Phiếu công bố khi chưa có văn bản đồng ý của Bên B, trừ trường hợp theo yêu cầu của cơ quan nhà nước có thẩm quyền. Khi hợp đồng chấm dứt, Bên A phối hợp cung cấp các tài liệu cần thiết (trừ công thức định lượng) để Bên B thực hiện thủ tục công bố với nhà sản xuất khác nếu có nhu cầu.</w:t>
+          <w:t xml:space="preserve">Trong thời hạn 15 ngày kể từ ngày nhận được yêu cầu, Bên B phản hồi về tình trạng lưu hành và kế hoạch sản xuất. Bên A không được tự ý yêu cầu cơ quan có thẩm quyền thu hồi, hủy hoặc thay đổi số tiếp nhận Phiếu công bố khi chưa có văn bản đồng ý của Bên B, trừ trường hợp theo yêu cầu của cơ quan nhà nước có thẩm quyền. Khi hợp đồng chấm dứt, Bên A phối hợp cung cấp các tài liệu cần thiết để Bên B thực hiện thủ tục công bố với nhà sản xuất khác nếu có nhu cầu.</w:t>
         </w:r>
       </w:ins>
     </w:p>
@@ -6606,7 +6664,7 @@
           <w:szCs w:val="26"/>
         </w:rPr>
       </w:pPr>
-      <w:del w:id="9111" w:author="DS Corporation" w:date="2026-10-09T09:00:00Z">
+      <w:del w:id="9115" w:author="DS Corporation" w:date="2026-10-09T09:00:00Z">
         <w:r>
           <w:rPr>
             <w:color w:val="000000" w:themeColor="text1"/>
@@ -6617,7 +6675,7 @@
           <w:delText xml:space="preserve"> Bên B tự ý sử dụng hồ sơ công bố sản phẩm của Bên A đi gia công/hợp tác với bên thứ ba là vi phạm nghiêm trọng hợp đồng. Bên A có quyền yêu cầu Bên B dừng lưu hành sản phẩm, cung cấp chứng từ truy xuất nguồn gốc và yêu cầu cơ quan nhà nước có thẩm quyền xử lý. Bên B phải chịu hoàn toàn trách nhiệm pháp lý trước Bên A, cơ quan pháp luật, cơ quan quản lý nhà nước. Bên B phải thanh toán toàn bộ tiền phạt về vi phạm hành chính, chi phí tiêu hủy/thu hồi/ truy xuất/ xử lí khiếu nại và chi phí phát sinh do hành vi vi phạm khác, đồng thời bồi thường thiệt hại 50% giá trị những đơn hàng đã gia công bên thứ 3 dưới mọi hình thức.</w:delText>
         </w:r>
       </w:del>
-      <w:ins w:id="9112" w:author="DS Corporation" w:date="2026-10-09T09:00:00Z">
+      <w:ins w:id="9116" w:author="DS Corporation" w:date="2026-10-09T09:00:00Z">
         <w:r>
           <w:rPr>
             <w:color w:val="000000" w:themeColor="text1"/>
@@ -6625,7 +6683,7 @@
             <w:sz w:val="26"/>
             <w:szCs w:val="26"/>
           </w:rPr>
-          <w:t xml:space="preserve">Bên B không sử dụng tài liệu kỹ thuật, công thức do Bên A cung cấp để thuê bên thứ ba sản xuất. Trường hợp vi phạm, Bên B chịu phạt vi phạm theo Điều 08 và bồi thường thiệt hại thực tế phát sinh có chứng minh theo Điều 302, 303 Luật Thương mại 2005.</w:t>
+          <w:t xml:space="preserve">Số tiếp nhận Phiếu công bố ghi Bên A là nhà sản xuất chỉ được dùng cho sản phẩm do Bên A sản xuất. Trường hợp Bên B chuyển sản xuất sang đơn vị khác, Bên B thực hiện công bố mới theo quy định và không lưu hành hàng do đơn vị khác sản xuất dưới số tiếp nhận ghi Bên A là nhà sản xuất. Vi phạm được xử lý theo điều khoản phạt vi phạm tại Điều 08 và bồi thường thiệt hại thực tế có chứng minh theo Điều 302, 303 Luật Thương mại 2005.</w:t>
         </w:r>
       </w:ins>
     </w:p>
@@ -6643,7 +6701,7 @@
           <w:szCs w:val="26"/>
         </w:rPr>
       </w:pPr>
-      <w:del w:id="9113" w:author="DS Corporation" w:date="2026-10-09T09:00:00Z">
+      <w:del w:id="9117" w:author="DS Corporation" w:date="2026-10-09T09:00:00Z">
         <w:r>
           <w:rPr>
             <w:sz w:val="26"/>
@@ -6668,7 +6726,7 @@
           <w:delText xml:space="preserve">ngày làm việc kể từ ngày phát hành văn bản yêu cầu nhận hàng. Bên A có toàn quyền thanh lý đơn hàng của Bên B hoặc thành lập hội đồng tiêu hủy hoặc thanh lý thành phẩm và nguyên vật liệu dư thừa. </w:delText>
         </w:r>
       </w:del>
-      <w:ins w:id="9114" w:author="DS Corporation" w:date="2026-10-09T09:00:00Z">
+      <w:ins w:id="9118" w:author="DS Corporation" w:date="2026-10-09T09:00:00Z">
         <w:r>
           <w:rPr>
             <w:sz w:val="26"/>
@@ -6788,7 +6846,7 @@
         </w:rPr>
         <w:t xml:space="preserve">Cung cấp đầy đủ các giấy tờ có liên quan: Giấy phép kinh doanh, giấy quyền sở hữu thương hiệu </w:t>
       </w:r>
-      <w:del w:id="9115" w:author="DS Corporation" w:date="2026-10-09T09:00:00Z">
+      <w:del w:id="9119" w:author="DS Corporation" w:date="2026-10-09T09:00:00Z">
         <w:r>
           <w:rPr>
             <w:sz w:val="26"/>
@@ -6797,7 +6855,7 @@
           <w:delText xml:space="preserve">do cục sở hữu trí tuệ cấp (Nếu có)</w:delText>
         </w:r>
       </w:del>
-      <w:ins w:id="9116" w:author="DS Corporation" w:date="2026-10-09T09:00:00Z">
+      <w:ins w:id="9120" w:author="DS Corporation" w:date="2026-10-09T09:00:00Z">
         <w:r>
           <w:rPr>
             <w:sz w:val="26"/>
@@ -6872,7 +6930,7 @@
           <w:szCs w:val="26"/>
         </w:rPr>
       </w:pPr>
-      <w:del w:id="9117" w:author="DS Corporation" w:date="2026-10-09T09:00:00Z">
+      <w:del w:id="9121" w:author="DS Corporation" w:date="2026-10-09T09:00:00Z">
         <w:r>
           <w:rPr>
             <w:sz w:val="26"/>
@@ -6881,7 +6939,7 @@
           <w:delText xml:space="preserve">Khi Bên A có thông báo nguyên liệu, bao bì, hóa chất… do Bên B cung cấp bị lỗi, Bên B phải cử đại diện xuống nhà máy Bên A để kiểm tra đảm bảo chất lượng và không làm gián đoạn sản xuất.</w:delText>
         </w:r>
       </w:del>
-      <w:ins w:id="9118" w:author="DS Corporation" w:date="2026-10-09T09:00:00Z">
+      <w:ins w:id="9122" w:author="DS Corporation" w:date="2026-10-09T09:00:00Z">
         <w:r>
           <w:rPr>
             <w:sz w:val="26"/>
@@ -6905,7 +6963,7 @@
           <w:szCs w:val="26"/>
         </w:rPr>
       </w:pPr>
-      <w:del w:id="9119" w:author="DS Corporation" w:date="2026-10-09T09:00:00Z">
+      <w:del w:id="9123" w:author="DS Corporation" w:date="2026-10-09T09:00:00Z">
         <w:r>
           <w:rPr>
             <w:sz w:val="26"/>
@@ -6929,7 +6987,7 @@
           <w:delText xml:space="preserve">/ tháng (chưa bao gồm thuế GTGT). </w:delText>
         </w:r>
       </w:del>
-      <w:ins w:id="9120" w:author="DS Corporation" w:date="2026-10-09T09:00:00Z">
+      <w:ins w:id="9124" w:author="DS Corporation" w:date="2026-10-09T09:00:00Z">
         <w:r>
           <w:rPr>
             <w:sz w:val="26"/>
@@ -6960,7 +7018,7 @@
         </w:rPr>
         <w:t xml:space="preserve">Thanh toán đầy đủ các chi phí gia công, chi phí nguyên liệu và </w:t>
       </w:r>
-      <w:del w:id="9121" w:author="DS Corporation" w:date="2026-10-09T09:00:00Z">
+      <w:del w:id="9125" w:author="DS Corporation" w:date="2026-10-09T09:00:00Z">
         <w:r>
           <w:rPr>
             <w:sz w:val="26"/>
@@ -6969,7 +7027,7 @@
           <w:delText xml:space="preserve">các chi phí khác liên quan</w:delText>
         </w:r>
       </w:del>
-      <w:ins w:id="9122" w:author="DS Corporation" w:date="2026-10-09T09:00:00Z">
+      <w:ins w:id="9126" w:author="DS Corporation" w:date="2026-10-09T09:00:00Z">
         <w:r>
           <w:rPr>
             <w:sz w:val="26"/>
@@ -7000,7 +7058,7 @@
           <w:szCs w:val="26"/>
         </w:rPr>
       </w:pPr>
-      <w:del w:id="9127" w:author="DS Corporation" w:date="2026-10-09T09:00:00Z">
+      <w:del w:id="9131" w:author="DS Corporation" w:date="2026-10-09T09:00:00Z">
         <w:r>
           <w:rPr>
             <w:sz w:val="26"/>
@@ -7009,7 +7067,7 @@
           <w:delText xml:space="preserve">Số công bố sản phẩm do Sở y tế cấp cho Bên B với thành phần do Bên A cung cấp sẽ được in ấn trên bao bì sản phẩm của Bên B, thuộc quyền sở hữu của Bên B trong suốt thời gian hiệu lực của số công bố. </w:delText>
         </w:r>
       </w:del>
-      <w:ins w:id="9128" w:author="DS Corporation" w:date="2026-10-09T09:00:00Z">
+      <w:ins w:id="9132" w:author="DS Corporation" w:date="2026-10-09T09:00:00Z">
         <w:r>
           <w:rPr>
             <w:sz w:val="26"/>
@@ -7033,7 +7091,7 @@
           <w:szCs w:val="26"/>
         </w:rPr>
       </w:pPr>
-      <w:del w:id="9129" w:author="DS Corporation" w:date="2026-10-09T09:00:00Z">
+      <w:del w:id="9133" w:author="DS Corporation" w:date="2026-10-09T09:00:00Z">
         <w:r>
           <w:rPr>
             <w:sz w:val="26"/>
@@ -7057,7 +7115,7 @@
           <w:delText xml:space="preserve">, nếu vượt quá thời gian tái sản xuất thì Bên B phải thông báo cho Bên A tình hình tái sản xuất để có kế hoạch cụ thể. </w:delText>
         </w:r>
       </w:del>
-      <w:ins w:id="9130" w:author="DS Corporation" w:date="2026-10-09T09:00:00Z">
+      <w:ins w:id="9134" w:author="DS Corporation" w:date="2026-10-09T09:00:00Z">
         <w:r>
           <w:rPr>
             <w:sz w:val="26"/>
@@ -7081,7 +7139,7 @@
           <w:szCs w:val="26"/>
         </w:rPr>
       </w:pPr>
-      <w:del w:id="9131" w:author="DS Corporation" w:date="2026-10-09T09:00:00Z">
+      <w:del w:id="9135" w:author="DS Corporation" w:date="2026-10-09T09:00:00Z">
         <w:r>
           <w:rPr>
             <w:sz w:val="26"/>
@@ -7091,7 +7149,7 @@
           <w:delText xml:space="preserve">Trường hợp Bên B thực hiện công bố sản phẩm nhưng hàng hóa không sản xuất tại Bên A, thì Bên B phải chịu hoàn toàn trách nhiệm trước Bên A, cơ quan pháp luật, cơ quan quản lý nhà nước liên quan.</w:delText>
         </w:r>
       </w:del>
-      <w:ins w:id="9132" w:author="DS Corporation" w:date="2026-10-09T09:00:00Z">
+      <w:ins w:id="9136" w:author="DS Corporation" w:date="2026-10-09T09:00:00Z">
         <w:r>
           <w:rPr>
             <w:sz w:val="26"/>
@@ -7122,7 +7180,7 @@
         </w:rPr>
         <w:t xml:space="preserve">Thanh toán toàn bộ giá trị còn lại hợp đồng đối với </w:t>
       </w:r>
-      <w:del w:id="9123" w:author="DS Corporation" w:date="2026-10-09T09:00:00Z">
+      <w:del w:id="9127" w:author="DS Corporation" w:date="2026-10-09T09:00:00Z">
         <w:r>
           <w:rPr>
             <w:sz w:val="26"/>
@@ -7131,7 +7189,7 @@
           <w:delText xml:space="preserve">thành phẩm còn lưu</w:delText>
         </w:r>
       </w:del>
-      <w:ins w:id="9124" w:author="DS Corporation" w:date="2026-10-09T09:00:00Z">
+      <w:ins w:id="9128" w:author="DS Corporation" w:date="2026-10-09T09:00:00Z">
         <w:r>
           <w:rPr>
             <w:sz w:val="26"/>
@@ -7169,7 +7227,7 @@
         </w:rPr>
         <w:t xml:space="preserve">Trong trường hợp Bên B chậm trễ vận chuyển thành phẩm và nguyên vật liệu dư thừa ra khỏi kho của Bên A, thì Bên A sẽ lưu giữ thành phẩm và nguyên vật liệu dư thừa tại kho trong thời gian </w:t>
       </w:r>
-      <w:del w:id="9125" w:author="DS Corporation" w:date="2026-10-09T09:00:00Z">
+      <w:del w:id="9129" w:author="DS Corporation" w:date="2026-10-09T09:00:00Z">
         <w:r>
           <w:rPr>
             <w:sz w:val="26"/>
@@ -7178,7 +7236,7 @@
           <w:delText xml:space="preserve">15 ngày kể từ ngày hoàn tất thành phẩm</w:delText>
         </w:r>
       </w:del>
-      <w:ins w:id="9126" w:author="DS Corporation" w:date="2026-10-09T09:00:00Z">
+      <w:ins w:id="9130" w:author="DS Corporation" w:date="2026-10-09T09:00:00Z">
         <w:r>
           <w:rPr>
             <w:sz w:val="26"/>
@@ -7209,7 +7267,7 @@
           <w:szCs w:val="26"/>
         </w:rPr>
       </w:pPr>
-      <w:del w:id="9133" w:author="DS Corporation" w:date="2026-10-09T09:00:00Z">
+      <w:del w:id="9137" w:author="DS Corporation" w:date="2026-10-09T09:00:00Z">
         <w:r>
           <w:rPr>
             <w:sz w:val="26"/>
@@ -7218,7 +7276,7 @@
           <w:delText xml:space="preserve">Trong trường hợp Bên B đơn phương hủy bỏ hợp đồng khi Bên A đã lên kế hoạch về nguyên liệu chuẩn bị sản xuất hoặc đã sản xuất, Bên B vẫn phải trả toàn bộ chi phí đơn hàng cho Bên A và cộng thêm 20%/ tổng giá trị hợp đồng tiền phạt do vi phạm hợp đồng.</w:delText>
         </w:r>
       </w:del>
-      <w:ins w:id="9134" w:author="DS Corporation" w:date="2026-10-09T09:00:00Z">
+      <w:ins w:id="9138" w:author="DS Corporation" w:date="2026-10-09T09:00:00Z">
         <w:r>
           <w:rPr>
             <w:sz w:val="26"/>
@@ -7238,12 +7296,12 @@
         <w:spacing w:line="276" w:lineRule="auto"/>
         <w:jc w:val="both"/>
         <w:rPr>
-          <w:ins w:id="9135" w:author="DS Corporation" w:date="2026-10-09T09:00:00Z"/>
-          <w:sz w:val="26"/>
-          <w:szCs w:val="26"/>
-        </w:rPr>
-      </w:pPr>
-      <w:ins w:id="9136" w:author="DS Corporation" w:date="2026-10-09T09:00:00Z">
+          <w:ins w:id="9139" w:author="DS Corporation" w:date="2026-10-09T09:00:00Z"/>
+          <w:sz w:val="26"/>
+          <w:szCs w:val="26"/>
+        </w:rPr>
+      </w:pPr>
+      <w:ins w:id="9140" w:author="DS Corporation" w:date="2026-10-09T09:00:00Z">
         <w:r>
           <w:rPr/>
           <w:t xml:space="preserve">Được quyền kiểm tra nhà máy, quy trình sản xuất liên quan đến sản phẩm với thông báo trước 05 ngày làm việc; được từ chối nhận sản phẩm không đạt Tiêu chuẩn cơ sở hoặc không đồng nhất với mẫu chốt.</w:t>
@@ -7299,7 +7357,7 @@
         </w:rPr>
         <w:t xml:space="preserve">Việc thảo luận giải quyết các vấn đề phát sinh, các sự cố liên quan lúc thực hiện hợp đồng phải được xác nhận bằng </w:t>
       </w:r>
-      <w:del w:id="9137" w:author="DS Corporation" w:date="2026-10-09T09:00:00Z">
+      <w:del w:id="9141" w:author="DS Corporation" w:date="2026-10-09T09:00:00Z">
         <w:r>
           <w:rPr>
             <w:sz w:val="26"/>
@@ -7308,7 +7366,7 @@
           <w:delText xml:space="preserve">gmail</w:delText>
         </w:r>
       </w:del>
-      <w:ins w:id="9138" w:author="DS Corporation" w:date="2026-10-09T09:00:00Z">
+      <w:ins w:id="9142" w:author="DS Corporation" w:date="2026-10-09T09:00:00Z">
         <w:r>
           <w:rPr>
             <w:sz w:val="26"/>
@@ -7391,7 +7449,7 @@
           <w:szCs w:val="26"/>
         </w:rPr>
       </w:pPr>
-      <w:del w:id="9139" w:author="DS Corporation" w:date="2026-10-09T09:00:00Z">
+      <w:del w:id="9143" w:author="DS Corporation" w:date="2026-10-09T09:00:00Z">
         <w:r>
           <w:rPr>
             <w:sz w:val="26"/>
@@ -7400,13 +7458,13 @@
           <w:delText xml:space="preserve">Hợp đồng thực hiện giữa 2 Bên phải tuyệt đối bảo mật. Không dùng nội dung hoặc một phần nội dung của hợp đồng để thực hiện bất cứ giao dịch nào hoặc với cơ quan, cá nhân nào khác. Trừ khi có lệnh của tòa án liên quan đến sản phẩm hay giao dịch này.</w:delText>
         </w:r>
       </w:del>
-      <w:ins w:id="9140" w:author="DS Corporation" w:date="2026-10-09T09:00:00Z">
+      <w:ins w:id="9144" w:author="DS Corporation" w:date="2026-10-09T09:00:00Z">
         <w:r>
           <w:rPr>
             <w:sz w:val="26"/>
             <w:szCs w:val="26"/>
           </w:rPr>
-          <w:t xml:space="preserve">Hai Bên có nghĩa vụ bảo mật nội dung Hợp đồng và mọi thông tin kỹ thuật, thương mại nhận được từ Bên kia, trừ trường hợp cung cấp cho cơ quan nhà nước có thẩm quyền theo quy định pháp luật hoặc phục vụ thủ tục công bố sản phẩm. Nhãn hiệu, tên sản phẩm, thiết kế bao bì và thông tin khách hàng của Bên B thuộc quyền sở hữu của Bên B. Bí quyết và tỷ lệ công thức do Bên A phát triển thuộc quyền của Bên A; Bên A cam kết không sản xuất, cung cấp cho bên thứ ba sản phẩm sử dụng công thức LOT 26I261 hoặc công thức gần như đồng nhất trong thời hạn hợp đồng và 24 tháng kể từ ngày hợp đồng chấm dứt. Nghĩa vụ bảo mật có hiệu lực trong thời hạn hợp đồng và 03 năm sau khi hợp đồng chấm dứt.</w:t>
+          <w:t xml:space="preserve">Hai Bên có nghĩa vụ bảo mật nội dung Hợp đồng và mọi thông tin kỹ thuật, thương mại nhận được từ Bên kia, trừ trường hợp cung cấp cho cơ quan nhà nước có thẩm quyền theo quy định pháp luật hoặc phục vụ thủ tục công bố sản phẩm. Nhãn hiệu, tên sản phẩm, thiết kế bao bì và thông tin khách hàng của Bên B thuộc quyền sở hữu của Bên B. Công thức LOT 26I261 và Hồ sơ công thức thuộc quyền sở hữu của Bên B theo Điều 1; Bên A không được sản xuất, chuyển giao hoặc cung cấp cho bên thứ ba sản phẩm sử dụng công thức này hoặc công thức gần như đồng nhất, kể cả sau khi Hợp đồng chấm dứt. Nghĩa vụ bảo mật có hiệu lực trong thời hạn hợp đồng và 03 năm sau khi hợp đồng chấm dứt.</w:t>
         </w:r>
       </w:ins>
     </w:p>
@@ -7420,15 +7478,15 @@
         <w:spacing w:after="100" w:afterAutospacing="1" w:line="276" w:lineRule="auto"/>
         <w:jc w:val="both"/>
         <w:rPr>
-          <w:ins w:id="9141" w:author="DS Corporation" w:date="2026-10-09T09:00:00Z"/>
-          <w:sz w:val="26"/>
-          <w:szCs w:val="26"/>
-        </w:rPr>
-      </w:pPr>
-      <w:ins w:id="9142" w:author="DS Corporation" w:date="2026-10-09T09:00:00Z">
+          <w:ins w:id="9145" w:author="DS Corporation" w:date="2026-10-09T09:00:00Z"/>
+          <w:sz w:val="26"/>
+          <w:szCs w:val="26"/>
+        </w:rPr>
+      </w:pPr>
+      <w:ins w:id="9146" w:author="DS Corporation" w:date="2026-10-09T09:00:00Z">
         <w:r>
           <w:rPr/>
-          <w:t xml:space="preserve">Phạt vi phạm và bồi thường thiệt hại: Bên vi phạm nghĩa vụ hợp đồng chịu phạt vi phạm theo thỏa thuận tại Hợp đồng này, tổng mức phạt không vượt quá 8% giá trị phần nghĩa vụ hợp đồng bị vi phạm theo Điều 301 Luật Thương mại 2005, và bồi thường thiệt hại thực tế phát sinh theo Điều 302, 303 Luật Thương mại 2005. Vi phạm nghĩa vụ bảo mật, nghĩa vụ không thu hồi số công bố hoặc nghĩa vụ không thanh lý hàng mang nhãn hiệu của Bên B: phạt 8% giá trị hợp đồng và bồi thường toàn bộ thiệt hại thực tế.</w:t>
+          <w:t xml:space="preserve">Phạt vi phạm và bồi thường thiệt hại: Bên vi phạm nghĩa vụ hợp đồng chịu phạt vi phạm theo thỏa thuận tại Hợp đồng này, tổng mức phạt không vượt quá 8% giá trị phần nghĩa vụ hợp đồng bị vi phạm theo Điều 301 Luật Thương mại 2005, và bồi thường thiệt hại thực tế phát sinh theo Điều 302, 303 Luật Thương mại 2005. Vi phạm nghĩa vụ bảo mật, nghĩa vụ về công thức thuộc sở hữu của Bên B, nghĩa vụ không thu hồi số công bố hoặc nghĩa vụ không thanh lý hàng mang nhãn hiệu của Bên B: phạt 8% giá trị hợp đồng và bồi thường toàn bộ thiệt hại thực tế.</w:t>
         </w:r>
       </w:ins>
     </w:p>
@@ -7446,7 +7504,7 @@
           <w:szCs w:val="26"/>
         </w:rPr>
       </w:pPr>
-      <w:del w:id="9143" w:author="DS Corporation" w:date="2026-10-09T09:00:00Z">
+      <w:del w:id="9147" w:author="DS Corporation" w:date="2026-10-09T09:00:00Z">
         <w:r>
           <w:rPr>
             <w:sz w:val="26"/>
@@ -7455,7 +7513,7 @@
           <w:delText xml:space="preserve">Trường hợp hai Bên không thống nhất và không giải quyết được thì Tòa án kinh tế Tp. HCM sẽ giải quyết. Bên thua kiện sẽ chịu hoàn toàn án phí. Chi phí về kiểm tra, xác minh và lệ phí toà án do Bên nào có lỗi chịu trách nhiệm.</w:delText>
         </w:r>
       </w:del>
-      <w:ins w:id="9144" w:author="DS Corporation" w:date="2026-10-09T09:00:00Z">
+      <w:ins w:id="9148" w:author="DS Corporation" w:date="2026-10-09T09:00:00Z">
         <w:r>
           <w:rPr>
             <w:sz w:val="26"/>
@@ -7544,7 +7602,7 @@
         </w:rPr>
         <w:t xml:space="preserve">Nếu Sự kiện Bất khả kháng ngăn cản một Bên thực hiện nghĩa vụ của mình trong thời gian 30 (ba mươi) ngày liên tục, khi đó, việc thực hiện nghĩa vụ theo Hợp đồng này </w:t>
       </w:r>
-      <w:del w:id="9145" w:author="DS Corporation" w:date="2026-10-09T09:00:00Z">
+      <w:del w:id="9149" w:author="DS Corporation" w:date="2026-10-09T09:00:00Z">
         <w:r>
           <w:rPr>
             <w:sz w:val="26"/>
@@ -7553,7 +7611,7 @@
           <w:delText xml:space="preserve">sẽ do hai Bên thỏa thuận.</w:delText>
         </w:r>
       </w:del>
-      <w:ins w:id="9146" w:author="DS Corporation" w:date="2026-10-09T09:00:00Z">
+      <w:ins w:id="9150" w:author="DS Corporation" w:date="2026-10-09T09:00:00Z">
         <w:r>
           <w:rPr>
             <w:sz w:val="26"/>
@@ -7651,7 +7709,7 @@
           <w:szCs w:val="26"/>
         </w:rPr>
       </w:pPr>
-      <w:del w:id="9147" w:author="DS Corporation" w:date="2026-10-09T09:00:00Z">
+      <w:del w:id="9151" w:author="DS Corporation" w:date="2026-10-09T09:00:00Z">
         <w:r>
           <w:rPr>
             <w:sz w:val="26"/>
@@ -7660,7 +7718,7 @@
           <w:delText xml:space="preserve">Hợp đồng được lập thành 02 (hai) bản, có nội dung như nhau, mỗi Bên giữ 01 (một) bản có hiệu lực từ ngày ký.</w:delText>
         </w:r>
       </w:del>
-      <w:ins w:id="9148" w:author="DS Corporation" w:date="2026-10-09T09:00:00Z">
+      <w:ins w:id="9152" w:author="DS Corporation" w:date="2026-10-09T09:00:00Z">
         <w:r>
           <w:rPr>
             <w:sz w:val="26"/>
@@ -7680,12 +7738,12 @@
         <w:spacing w:after="100" w:afterAutospacing="1" w:line="276" w:lineRule="auto"/>
         <w:jc w:val="both"/>
         <w:rPr>
-          <w:ins w:id="9149" w:author="DS Corporation" w:date="2026-10-09T09:00:00Z"/>
-          <w:sz w:val="26"/>
-          <w:szCs w:val="26"/>
-        </w:rPr>
-      </w:pPr>
-      <w:ins w:id="9150" w:author="DS Corporation" w:date="2026-10-09T09:00:00Z">
+          <w:ins w:id="9153" w:author="DS Corporation" w:date="2026-10-09T09:00:00Z"/>
+          <w:sz w:val="26"/>
+          <w:szCs w:val="26"/>
+        </w:rPr>
+      </w:pPr>
+      <w:ins w:id="9154" w:author="DS Corporation" w:date="2026-10-09T09:00:00Z">
         <w:r>
           <w:rPr/>
           <w:t xml:space="preserve">Các Phụ lục kèm theo là bộ phận không tách rời của Hợp đồng: Phụ lục 01 – Yêu cầu kỹ thuật công thức; Phụ lục 02 – Tiêu chuẩn cơ sở và tiêu chí nghiệm thu; Phụ lục 03 – Cấu thành đơn giá, bao bì và định mức hao hụt.</w:t>
@@ -8106,10 +8164,10 @@
         <w:spacing w:after="80"/>
         <w:jc w:val="center"/>
         <w:rPr>
-          <w:ins w:id="9151" w:author="DS Corporation" w:date="2026-10-09T09:00:00Z"/>
-        </w:rPr>
-      </w:pPr>
-      <w:ins w:id="9152" w:author="DS Corporation" w:date="2026-10-09T09:00:00Z">
+          <w:ins w:id="9155" w:author="DS Corporation" w:date="2026-10-09T09:00:00Z"/>
+        </w:rPr>
+      </w:pPr>
+      <w:ins w:id="9156" w:author="DS Corporation" w:date="2026-10-09T09:00:00Z">
         <w:r>
           <w:rPr>
             <w:rFonts w:ascii="Times New Roman" w:hAnsi="Times New Roman" w:cs="Times New Roman" w:eastAsia="Times New Roman"/>
@@ -8126,10 +8184,10 @@
         <w:spacing w:after="80"/>
         <w:jc w:val="center"/>
         <w:rPr>
-          <w:ins w:id="9153" w:author="DS Corporation" w:date="2026-10-09T09:00:00Z"/>
-        </w:rPr>
-      </w:pPr>
-      <w:ins w:id="9154" w:author="DS Corporation" w:date="2026-10-09T09:00:00Z">
+          <w:ins w:id="9157" w:author="DS Corporation" w:date="2026-10-09T09:00:00Z"/>
+        </w:rPr>
+      </w:pPr>
+      <w:ins w:id="9158" w:author="DS Corporation" w:date="2026-10-09T09:00:00Z">
         <w:r>
           <w:rPr>
             <w:rFonts w:ascii="Times New Roman" w:hAnsi="Times New Roman" w:cs="Times New Roman" w:eastAsia="Times New Roman"/>
@@ -8145,10 +8203,10 @@
       <w:pPr>
         <w:spacing w:after="80"/>
         <w:rPr>
-          <w:ins w:id="9155" w:author="DS Corporation" w:date="2026-10-09T09:00:00Z"/>
-        </w:rPr>
-      </w:pPr>
-      <w:ins w:id="9156" w:author="DS Corporation" w:date="2026-10-09T09:00:00Z">
+          <w:ins w:id="9159" w:author="DS Corporation" w:date="2026-10-09T09:00:00Z"/>
+        </w:rPr>
+      </w:pPr>
+      <w:ins w:id="9160" w:author="DS Corporation" w:date="2026-10-09T09:00:00Z">
         <w:r>
           <w:rPr>
             <w:rFonts w:ascii="Times New Roman" w:hAnsi="Times New Roman" w:cs="Times New Roman" w:eastAsia="Times New Roman"/>
@@ -8156,17 +8214,17 @@
             <w:sz w:val="24"/>
             <w:szCs w:val="24"/>
           </w:rPr>
-          <w:t xml:space="preserve">A. Danh mục thành phần (INCI chuẩn hóa).</w:t>
+          <w:t xml:space="preserve">A. Danh mục thành phần (INCI chuẩn hóa)</w:t>
         </w:r>
       </w:ins>
-      <w:ins w:id="9157" w:author="DS Corporation" w:date="2026-10-09T09:00:00Z">
+      <w:ins w:id="9161" w:author="DS Corporation" w:date="2026-10-09T09:00:00Z">
         <w:r>
           <w:rPr>
             <w:rFonts w:ascii="Times New Roman" w:hAnsi="Times New Roman" w:cs="Times New Roman" w:eastAsia="Times New Roman"/>
             <w:sz w:val="24"/>
             <w:szCs w:val="24"/>
           </w:rPr>
-          <w:t xml:space="preserve"> Bên A được giữ bí mật tỷ lệ các thành phần không thuộc mục B.</w:t>
+          <w:t xml:space="preserve"> theo công thức V3 ngày 24/09/2026.</w:t>
         </w:r>
       </w:ins>
     </w:p>
@@ -8190,7 +8248,7 @@
       </w:tblGrid>
       <w:tr>
         <w:trPr>
-          <w:ins w:id="9158" w:author="DS Corporation" w:date="2026-10-09T09:00:00Z"/>
+          <w:ins w:id="9162" w:author="DS Corporation" w:date="2026-10-09T09:00:00Z"/>
         </w:trPr>
         <w:tc>
           <w:tcPr>
@@ -8201,10 +8259,10 @@
             <w:pPr>
               <w:spacing w:after="80"/>
               <w:rPr>
-                <w:ins w:id="9159" w:author="DS Corporation" w:date="2026-10-09T09:00:00Z"/>
-              </w:rPr>
-            </w:pPr>
-            <w:ins w:id="9160" w:author="DS Corporation" w:date="2026-10-09T09:00:00Z">
+                <w:ins w:id="9163" w:author="DS Corporation" w:date="2026-10-09T09:00:00Z"/>
+              </w:rPr>
+            </w:pPr>
+            <w:ins w:id="9164" w:author="DS Corporation" w:date="2026-10-09T09:00:00Z">
               <w:r>
                 <w:rPr>
                   <w:rFonts w:ascii="Times New Roman" w:hAnsi="Times New Roman" w:cs="Times New Roman" w:eastAsia="Times New Roman"/>
@@ -8226,10 +8284,10 @@
             <w:pPr>
               <w:spacing w:after="80"/>
               <w:rPr>
-                <w:ins w:id="9161" w:author="DS Corporation" w:date="2026-10-09T09:00:00Z"/>
-              </w:rPr>
-            </w:pPr>
-            <w:ins w:id="9162" w:author="DS Corporation" w:date="2026-10-09T09:00:00Z">
+                <w:ins w:id="9165" w:author="DS Corporation" w:date="2026-10-09T09:00:00Z"/>
+              </w:rPr>
+            </w:pPr>
+            <w:ins w:id="9166" w:author="DS Corporation" w:date="2026-10-09T09:00:00Z">
               <w:r>
                 <w:rPr>
                   <w:rFonts w:ascii="Times New Roman" w:hAnsi="Times New Roman" w:cs="Times New Roman" w:eastAsia="Times New Roman"/>
@@ -8251,10 +8309,10 @@
             <w:pPr>
               <w:spacing w:after="80"/>
               <w:rPr>
-                <w:ins w:id="9163" w:author="DS Corporation" w:date="2026-10-09T09:00:00Z"/>
-              </w:rPr>
-            </w:pPr>
-            <w:ins w:id="9164" w:author="DS Corporation" w:date="2026-10-09T09:00:00Z">
+                <w:ins w:id="9167" w:author="DS Corporation" w:date="2026-10-09T09:00:00Z"/>
+              </w:rPr>
+            </w:pPr>
+            <w:ins w:id="9168" w:author="DS Corporation" w:date="2026-10-09T09:00:00Z">
               <w:r>
                 <w:rPr>
                   <w:rFonts w:ascii="Times New Roman" w:hAnsi="Times New Roman" w:cs="Times New Roman" w:eastAsia="Times New Roman"/>
@@ -8270,7 +8328,7 @@
       </w:tr>
       <w:tr>
         <w:trPr>
-          <w:ins w:id="9165" w:author="DS Corporation" w:date="2026-10-09T09:00:00Z"/>
+          <w:ins w:id="9169" w:author="DS Corporation" w:date="2026-10-09T09:00:00Z"/>
         </w:trPr>
         <w:tc>
           <w:tcPr>
@@ -8280,10 +8338,10 @@
             <w:pPr>
               <w:spacing w:after="80"/>
               <w:rPr>
-                <w:ins w:id="9166" w:author="DS Corporation" w:date="2026-10-09T09:00:00Z"/>
-              </w:rPr>
-            </w:pPr>
-            <w:ins w:id="9167" w:author="DS Corporation" w:date="2026-10-09T09:00:00Z">
+                <w:ins w:id="9170" w:author="DS Corporation" w:date="2026-10-09T09:00:00Z"/>
+              </w:rPr>
+            </w:pPr>
+            <w:ins w:id="9171" w:author="DS Corporation" w:date="2026-10-09T09:00:00Z">
               <w:r>
                 <w:rPr>
                   <w:rFonts w:ascii="Times New Roman" w:hAnsi="Times New Roman" w:cs="Times New Roman" w:eastAsia="Times New Roman"/>
@@ -8303,10 +8361,10 @@
             <w:pPr>
               <w:spacing w:after="80"/>
               <w:rPr>
-                <w:ins w:id="9168" w:author="DS Corporation" w:date="2026-10-09T09:00:00Z"/>
-              </w:rPr>
-            </w:pPr>
-            <w:ins w:id="9169" w:author="DS Corporation" w:date="2026-10-09T09:00:00Z">
+                <w:ins w:id="9172" w:author="DS Corporation" w:date="2026-10-09T09:00:00Z"/>
+              </w:rPr>
+            </w:pPr>
+            <w:ins w:id="9173" w:author="DS Corporation" w:date="2026-10-09T09:00:00Z">
               <w:r>
                 <w:rPr>
                   <w:rFonts w:ascii="Times New Roman" w:hAnsi="Times New Roman" w:cs="Times New Roman" w:eastAsia="Times New Roman"/>
@@ -8326,10 +8384,10 @@
             <w:pPr>
               <w:spacing w:after="80"/>
               <w:rPr>
-                <w:ins w:id="9170" w:author="DS Corporation" w:date="2026-10-09T09:00:00Z"/>
-              </w:rPr>
-            </w:pPr>
-            <w:ins w:id="9171" w:author="DS Corporation" w:date="2026-10-09T09:00:00Z">
+                <w:ins w:id="9174" w:author="DS Corporation" w:date="2026-10-09T09:00:00Z"/>
+              </w:rPr>
+            </w:pPr>
+            <w:ins w:id="9175" w:author="DS Corporation" w:date="2026-10-09T09:00:00Z">
               <w:r>
                 <w:rPr>
                   <w:rFonts w:ascii="Times New Roman" w:hAnsi="Times New Roman" w:cs="Times New Roman" w:eastAsia="Times New Roman"/>
@@ -8344,7 +8402,7 @@
       </w:tr>
       <w:tr>
         <w:trPr>
-          <w:ins w:id="9172" w:author="DS Corporation" w:date="2026-10-09T09:00:00Z"/>
+          <w:ins w:id="9176" w:author="DS Corporation" w:date="2026-10-09T09:00:00Z"/>
         </w:trPr>
         <w:tc>
           <w:tcPr>
@@ -8354,10 +8412,10 @@
             <w:pPr>
               <w:spacing w:after="80"/>
               <w:rPr>
-                <w:ins w:id="9173" w:author="DS Corporation" w:date="2026-10-09T09:00:00Z"/>
-              </w:rPr>
-            </w:pPr>
-            <w:ins w:id="9174" w:author="DS Corporation" w:date="2026-10-09T09:00:00Z">
+                <w:ins w:id="9177" w:author="DS Corporation" w:date="2026-10-09T09:00:00Z"/>
+              </w:rPr>
+            </w:pPr>
+            <w:ins w:id="9178" w:author="DS Corporation" w:date="2026-10-09T09:00:00Z">
               <w:r>
                 <w:rPr>
                   <w:rFonts w:ascii="Times New Roman" w:hAnsi="Times New Roman" w:cs="Times New Roman" w:eastAsia="Times New Roman"/>
@@ -8377,10 +8435,10 @@
             <w:pPr>
               <w:spacing w:after="80"/>
               <w:rPr>
-                <w:ins w:id="9175" w:author="DS Corporation" w:date="2026-10-09T09:00:00Z"/>
-              </w:rPr>
-            </w:pPr>
-            <w:ins w:id="9176" w:author="DS Corporation" w:date="2026-10-09T09:00:00Z">
+                <w:ins w:id="9179" w:author="DS Corporation" w:date="2026-10-09T09:00:00Z"/>
+              </w:rPr>
+            </w:pPr>
+            <w:ins w:id="9180" w:author="DS Corporation" w:date="2026-10-09T09:00:00Z">
               <w:r>
                 <w:rPr>
                   <w:rFonts w:ascii="Times New Roman" w:hAnsi="Times New Roman" w:cs="Times New Roman" w:eastAsia="Times New Roman"/>
@@ -8400,10 +8458,10 @@
             <w:pPr>
               <w:spacing w:after="80"/>
               <w:rPr>
-                <w:ins w:id="9177" w:author="DS Corporation" w:date="2026-10-09T09:00:00Z"/>
-              </w:rPr>
-            </w:pPr>
-            <w:ins w:id="9178" w:author="DS Corporation" w:date="2026-10-09T09:00:00Z">
+                <w:ins w:id="9181" w:author="DS Corporation" w:date="2026-10-09T09:00:00Z"/>
+              </w:rPr>
+            </w:pPr>
+            <w:ins w:id="9182" w:author="DS Corporation" w:date="2026-10-09T09:00:00Z">
               <w:r>
                 <w:rPr>
                   <w:rFonts w:ascii="Times New Roman" w:hAnsi="Times New Roman" w:cs="Times New Roman" w:eastAsia="Times New Roman"/>
@@ -8418,7 +8476,7 @@
       </w:tr>
       <w:tr>
         <w:trPr>
-          <w:ins w:id="9179" w:author="DS Corporation" w:date="2026-10-09T09:00:00Z"/>
+          <w:ins w:id="9183" w:author="DS Corporation" w:date="2026-10-09T09:00:00Z"/>
         </w:trPr>
         <w:tc>
           <w:tcPr>
@@ -8428,10 +8486,10 @@
             <w:pPr>
               <w:spacing w:after="80"/>
               <w:rPr>
-                <w:ins w:id="9180" w:author="DS Corporation" w:date="2026-10-09T09:00:00Z"/>
-              </w:rPr>
-            </w:pPr>
-            <w:ins w:id="9181" w:author="DS Corporation" w:date="2026-10-09T09:00:00Z">
+                <w:ins w:id="9184" w:author="DS Corporation" w:date="2026-10-09T09:00:00Z"/>
+              </w:rPr>
+            </w:pPr>
+            <w:ins w:id="9185" w:author="DS Corporation" w:date="2026-10-09T09:00:00Z">
               <w:r>
                 <w:rPr>
                   <w:rFonts w:ascii="Times New Roman" w:hAnsi="Times New Roman" w:cs="Times New Roman" w:eastAsia="Times New Roman"/>
@@ -8451,10 +8509,10 @@
             <w:pPr>
               <w:spacing w:after="80"/>
               <w:rPr>
-                <w:ins w:id="9182" w:author="DS Corporation" w:date="2026-10-09T09:00:00Z"/>
-              </w:rPr>
-            </w:pPr>
-            <w:ins w:id="9183" w:author="DS Corporation" w:date="2026-10-09T09:00:00Z">
+                <w:ins w:id="9186" w:author="DS Corporation" w:date="2026-10-09T09:00:00Z"/>
+              </w:rPr>
+            </w:pPr>
+            <w:ins w:id="9187" w:author="DS Corporation" w:date="2026-10-09T09:00:00Z">
               <w:r>
                 <w:rPr>
                   <w:rFonts w:ascii="Times New Roman" w:hAnsi="Times New Roman" w:cs="Times New Roman" w:eastAsia="Times New Roman"/>
@@ -8474,10 +8532,10 @@
             <w:pPr>
               <w:spacing w:after="80"/>
               <w:rPr>
-                <w:ins w:id="9184" w:author="DS Corporation" w:date="2026-10-09T09:00:00Z"/>
-              </w:rPr>
-            </w:pPr>
-            <w:ins w:id="9185" w:author="DS Corporation" w:date="2026-10-09T09:00:00Z">
+                <w:ins w:id="9188" w:author="DS Corporation" w:date="2026-10-09T09:00:00Z"/>
+              </w:rPr>
+            </w:pPr>
+            <w:ins w:id="9189" w:author="DS Corporation" w:date="2026-10-09T09:00:00Z">
               <w:r>
                 <w:rPr>
                   <w:rFonts w:ascii="Times New Roman" w:hAnsi="Times New Roman" w:cs="Times New Roman" w:eastAsia="Times New Roman"/>
@@ -8492,7 +8550,7 @@
       </w:tr>
       <w:tr>
         <w:trPr>
-          <w:ins w:id="9186" w:author="DS Corporation" w:date="2026-10-09T09:00:00Z"/>
+          <w:ins w:id="9190" w:author="DS Corporation" w:date="2026-10-09T09:00:00Z"/>
         </w:trPr>
         <w:tc>
           <w:tcPr>
@@ -8502,10 +8560,10 @@
             <w:pPr>
               <w:spacing w:after="80"/>
               <w:rPr>
-                <w:ins w:id="9187" w:author="DS Corporation" w:date="2026-10-09T09:00:00Z"/>
-              </w:rPr>
-            </w:pPr>
-            <w:ins w:id="9188" w:author="DS Corporation" w:date="2026-10-09T09:00:00Z">
+                <w:ins w:id="9191" w:author="DS Corporation" w:date="2026-10-09T09:00:00Z"/>
+              </w:rPr>
+            </w:pPr>
+            <w:ins w:id="9192" w:author="DS Corporation" w:date="2026-10-09T09:00:00Z">
               <w:r>
                 <w:rPr>
                   <w:rFonts w:ascii="Times New Roman" w:hAnsi="Times New Roman" w:cs="Times New Roman" w:eastAsia="Times New Roman"/>
@@ -8525,10 +8583,10 @@
             <w:pPr>
               <w:spacing w:after="80"/>
               <w:rPr>
-                <w:ins w:id="9189" w:author="DS Corporation" w:date="2026-10-09T09:00:00Z"/>
-              </w:rPr>
-            </w:pPr>
-            <w:ins w:id="9190" w:author="DS Corporation" w:date="2026-10-09T09:00:00Z">
+                <w:ins w:id="9193" w:author="DS Corporation" w:date="2026-10-09T09:00:00Z"/>
+              </w:rPr>
+            </w:pPr>
+            <w:ins w:id="9194" w:author="DS Corporation" w:date="2026-10-09T09:00:00Z">
               <w:r>
                 <w:rPr>
                   <w:rFonts w:ascii="Times New Roman" w:hAnsi="Times New Roman" w:cs="Times New Roman" w:eastAsia="Times New Roman"/>
@@ -8548,10 +8606,10 @@
             <w:pPr>
               <w:spacing w:after="80"/>
               <w:rPr>
-                <w:ins w:id="9191" w:author="DS Corporation" w:date="2026-10-09T09:00:00Z"/>
-              </w:rPr>
-            </w:pPr>
-            <w:ins w:id="9192" w:author="DS Corporation" w:date="2026-10-09T09:00:00Z">
+                <w:ins w:id="9195" w:author="DS Corporation" w:date="2026-10-09T09:00:00Z"/>
+              </w:rPr>
+            </w:pPr>
+            <w:ins w:id="9196" w:author="DS Corporation" w:date="2026-10-09T09:00:00Z">
               <w:r>
                 <w:rPr>
                   <w:rFonts w:ascii="Times New Roman" w:hAnsi="Times New Roman" w:cs="Times New Roman" w:eastAsia="Times New Roman"/>
@@ -8566,7 +8624,7 @@
       </w:tr>
       <w:tr>
         <w:trPr>
-          <w:ins w:id="9193" w:author="DS Corporation" w:date="2026-10-09T09:00:00Z"/>
+          <w:ins w:id="9197" w:author="DS Corporation" w:date="2026-10-09T09:00:00Z"/>
         </w:trPr>
         <w:tc>
           <w:tcPr>
@@ -8576,10 +8634,10 @@
             <w:pPr>
               <w:spacing w:after="80"/>
               <w:rPr>
-                <w:ins w:id="9194" w:author="DS Corporation" w:date="2026-10-09T09:00:00Z"/>
-              </w:rPr>
-            </w:pPr>
-            <w:ins w:id="9195" w:author="DS Corporation" w:date="2026-10-09T09:00:00Z">
+                <w:ins w:id="9198" w:author="DS Corporation" w:date="2026-10-09T09:00:00Z"/>
+              </w:rPr>
+            </w:pPr>
+            <w:ins w:id="9199" w:author="DS Corporation" w:date="2026-10-09T09:00:00Z">
               <w:r>
                 <w:rPr>
                   <w:rFonts w:ascii="Times New Roman" w:hAnsi="Times New Roman" w:cs="Times New Roman" w:eastAsia="Times New Roman"/>
@@ -8599,10 +8657,10 @@
             <w:pPr>
               <w:spacing w:after="80"/>
               <w:rPr>
-                <w:ins w:id="9196" w:author="DS Corporation" w:date="2026-10-09T09:00:00Z"/>
-              </w:rPr>
-            </w:pPr>
-            <w:ins w:id="9197" w:author="DS Corporation" w:date="2026-10-09T09:00:00Z">
+                <w:ins w:id="9200" w:author="DS Corporation" w:date="2026-10-09T09:00:00Z"/>
+              </w:rPr>
+            </w:pPr>
+            <w:ins w:id="9201" w:author="DS Corporation" w:date="2026-10-09T09:00:00Z">
               <w:r>
                 <w:rPr>
                   <w:rFonts w:ascii="Times New Roman" w:hAnsi="Times New Roman" w:cs="Times New Roman" w:eastAsia="Times New Roman"/>
@@ -8622,10 +8680,10 @@
             <w:pPr>
               <w:spacing w:after="80"/>
               <w:rPr>
-                <w:ins w:id="9198" w:author="DS Corporation" w:date="2026-10-09T09:00:00Z"/>
-              </w:rPr>
-            </w:pPr>
-            <w:ins w:id="9199" w:author="DS Corporation" w:date="2026-10-09T09:00:00Z">
+                <w:ins w:id="9202" w:author="DS Corporation" w:date="2026-10-09T09:00:00Z"/>
+              </w:rPr>
+            </w:pPr>
+            <w:ins w:id="9203" w:author="DS Corporation" w:date="2026-10-09T09:00:00Z">
               <w:r>
                 <w:rPr>
                   <w:rFonts w:ascii="Times New Roman" w:hAnsi="Times New Roman" w:cs="Times New Roman" w:eastAsia="Times New Roman"/>
@@ -8640,7 +8698,7 @@
       </w:tr>
       <w:tr>
         <w:trPr>
-          <w:ins w:id="9200" w:author="DS Corporation" w:date="2026-10-09T09:00:00Z"/>
+          <w:ins w:id="9204" w:author="DS Corporation" w:date="2026-10-09T09:00:00Z"/>
         </w:trPr>
         <w:tc>
           <w:tcPr>
@@ -8650,10 +8708,10 @@
             <w:pPr>
               <w:spacing w:after="80"/>
               <w:rPr>
-                <w:ins w:id="9201" w:author="DS Corporation" w:date="2026-10-09T09:00:00Z"/>
-              </w:rPr>
-            </w:pPr>
-            <w:ins w:id="9202" w:author="DS Corporation" w:date="2026-10-09T09:00:00Z">
+                <w:ins w:id="9205" w:author="DS Corporation" w:date="2026-10-09T09:00:00Z"/>
+              </w:rPr>
+            </w:pPr>
+            <w:ins w:id="9206" w:author="DS Corporation" w:date="2026-10-09T09:00:00Z">
               <w:r>
                 <w:rPr>
                   <w:rFonts w:ascii="Times New Roman" w:hAnsi="Times New Roman" w:cs="Times New Roman" w:eastAsia="Times New Roman"/>
@@ -8673,10 +8731,10 @@
             <w:pPr>
               <w:spacing w:after="80"/>
               <w:rPr>
-                <w:ins w:id="9203" w:author="DS Corporation" w:date="2026-10-09T09:00:00Z"/>
-              </w:rPr>
-            </w:pPr>
-            <w:ins w:id="9204" w:author="DS Corporation" w:date="2026-10-09T09:00:00Z">
+                <w:ins w:id="9207" w:author="DS Corporation" w:date="2026-10-09T09:00:00Z"/>
+              </w:rPr>
+            </w:pPr>
+            <w:ins w:id="9208" w:author="DS Corporation" w:date="2026-10-09T09:00:00Z">
               <w:r>
                 <w:rPr>
                   <w:rFonts w:ascii="Times New Roman" w:hAnsi="Times New Roman" w:cs="Times New Roman" w:eastAsia="Times New Roman"/>
@@ -8696,10 +8754,10 @@
             <w:pPr>
               <w:spacing w:after="80"/>
               <w:rPr>
-                <w:ins w:id="9205" w:author="DS Corporation" w:date="2026-10-09T09:00:00Z"/>
-              </w:rPr>
-            </w:pPr>
-            <w:ins w:id="9206" w:author="DS Corporation" w:date="2026-10-09T09:00:00Z">
+                <w:ins w:id="9209" w:author="DS Corporation" w:date="2026-10-09T09:00:00Z"/>
+              </w:rPr>
+            </w:pPr>
+            <w:ins w:id="9210" w:author="DS Corporation" w:date="2026-10-09T09:00:00Z">
               <w:r>
                 <w:rPr>
                   <w:rFonts w:ascii="Times New Roman" w:hAnsi="Times New Roman" w:cs="Times New Roman" w:eastAsia="Times New Roman"/>
@@ -8714,7 +8772,7 @@
       </w:tr>
       <w:tr>
         <w:trPr>
-          <w:ins w:id="9207" w:author="DS Corporation" w:date="2026-10-09T09:00:00Z"/>
+          <w:ins w:id="9211" w:author="DS Corporation" w:date="2026-10-09T09:00:00Z"/>
         </w:trPr>
         <w:tc>
           <w:tcPr>
@@ -8724,10 +8782,10 @@
             <w:pPr>
               <w:spacing w:after="80"/>
               <w:rPr>
-                <w:ins w:id="9208" w:author="DS Corporation" w:date="2026-10-09T09:00:00Z"/>
-              </w:rPr>
-            </w:pPr>
-            <w:ins w:id="9209" w:author="DS Corporation" w:date="2026-10-09T09:00:00Z">
+                <w:ins w:id="9212" w:author="DS Corporation" w:date="2026-10-09T09:00:00Z"/>
+              </w:rPr>
+            </w:pPr>
+            <w:ins w:id="9213" w:author="DS Corporation" w:date="2026-10-09T09:00:00Z">
               <w:r>
                 <w:rPr>
                   <w:rFonts w:ascii="Times New Roman" w:hAnsi="Times New Roman" w:cs="Times New Roman" w:eastAsia="Times New Roman"/>
@@ -8747,10 +8805,10 @@
             <w:pPr>
               <w:spacing w:after="80"/>
               <w:rPr>
-                <w:ins w:id="9210" w:author="DS Corporation" w:date="2026-10-09T09:00:00Z"/>
-              </w:rPr>
-            </w:pPr>
-            <w:ins w:id="9211" w:author="DS Corporation" w:date="2026-10-09T09:00:00Z">
+                <w:ins w:id="9214" w:author="DS Corporation" w:date="2026-10-09T09:00:00Z"/>
+              </w:rPr>
+            </w:pPr>
+            <w:ins w:id="9215" w:author="DS Corporation" w:date="2026-10-09T09:00:00Z">
               <w:r>
                 <w:rPr>
                   <w:rFonts w:ascii="Times New Roman" w:hAnsi="Times New Roman" w:cs="Times New Roman" w:eastAsia="Times New Roman"/>
@@ -8770,10 +8828,10 @@
             <w:pPr>
               <w:spacing w:after="80"/>
               <w:rPr>
-                <w:ins w:id="9212" w:author="DS Corporation" w:date="2026-10-09T09:00:00Z"/>
-              </w:rPr>
-            </w:pPr>
-            <w:ins w:id="9213" w:author="DS Corporation" w:date="2026-10-09T09:00:00Z">
+                <w:ins w:id="9216" w:author="DS Corporation" w:date="2026-10-09T09:00:00Z"/>
+              </w:rPr>
+            </w:pPr>
+            <w:ins w:id="9217" w:author="DS Corporation" w:date="2026-10-09T09:00:00Z">
               <w:r>
                 <w:rPr>
                   <w:rFonts w:ascii="Times New Roman" w:hAnsi="Times New Roman" w:cs="Times New Roman" w:eastAsia="Times New Roman"/>
@@ -8788,7 +8846,7 @@
       </w:tr>
       <w:tr>
         <w:trPr>
-          <w:ins w:id="9214" w:author="DS Corporation" w:date="2026-10-09T09:00:00Z"/>
+          <w:ins w:id="9218" w:author="DS Corporation" w:date="2026-10-09T09:00:00Z"/>
         </w:trPr>
         <w:tc>
           <w:tcPr>
@@ -8798,10 +8856,10 @@
             <w:pPr>
               <w:spacing w:after="80"/>
               <w:rPr>
-                <w:ins w:id="9215" w:author="DS Corporation" w:date="2026-10-09T09:00:00Z"/>
-              </w:rPr>
-            </w:pPr>
-            <w:ins w:id="9216" w:author="DS Corporation" w:date="2026-10-09T09:00:00Z">
+                <w:ins w:id="9219" w:author="DS Corporation" w:date="2026-10-09T09:00:00Z"/>
+              </w:rPr>
+            </w:pPr>
+            <w:ins w:id="9220" w:author="DS Corporation" w:date="2026-10-09T09:00:00Z">
               <w:r>
                 <w:rPr>
                   <w:rFonts w:ascii="Times New Roman" w:hAnsi="Times New Roman" w:cs="Times New Roman" w:eastAsia="Times New Roman"/>
@@ -8821,10 +8879,10 @@
             <w:pPr>
               <w:spacing w:after="80"/>
               <w:rPr>
-                <w:ins w:id="9217" w:author="DS Corporation" w:date="2026-10-09T09:00:00Z"/>
-              </w:rPr>
-            </w:pPr>
-            <w:ins w:id="9218" w:author="DS Corporation" w:date="2026-10-09T09:00:00Z">
+                <w:ins w:id="9221" w:author="DS Corporation" w:date="2026-10-09T09:00:00Z"/>
+              </w:rPr>
+            </w:pPr>
+            <w:ins w:id="9222" w:author="DS Corporation" w:date="2026-10-09T09:00:00Z">
               <w:r>
                 <w:rPr>
                   <w:rFonts w:ascii="Times New Roman" w:hAnsi="Times New Roman" w:cs="Times New Roman" w:eastAsia="Times New Roman"/>
@@ -8844,10 +8902,10 @@
             <w:pPr>
               <w:spacing w:after="80"/>
               <w:rPr>
-                <w:ins w:id="9219" w:author="DS Corporation" w:date="2026-10-09T09:00:00Z"/>
-              </w:rPr>
-            </w:pPr>
-            <w:ins w:id="9220" w:author="DS Corporation" w:date="2026-10-09T09:00:00Z">
+                <w:ins w:id="9223" w:author="DS Corporation" w:date="2026-10-09T09:00:00Z"/>
+              </w:rPr>
+            </w:pPr>
+            <w:ins w:id="9224" w:author="DS Corporation" w:date="2026-10-09T09:00:00Z">
               <w:r>
                 <w:rPr>
                   <w:rFonts w:ascii="Times New Roman" w:hAnsi="Times New Roman" w:cs="Times New Roman" w:eastAsia="Times New Roman"/>
@@ -8862,7 +8920,7 @@
       </w:tr>
       <w:tr>
         <w:trPr>
-          <w:ins w:id="9221" w:author="DS Corporation" w:date="2026-10-09T09:00:00Z"/>
+          <w:ins w:id="9225" w:author="DS Corporation" w:date="2026-10-09T09:00:00Z"/>
         </w:trPr>
         <w:tc>
           <w:tcPr>
@@ -8872,10 +8930,10 @@
             <w:pPr>
               <w:spacing w:after="80"/>
               <w:rPr>
-                <w:ins w:id="9222" w:author="DS Corporation" w:date="2026-10-09T09:00:00Z"/>
-              </w:rPr>
-            </w:pPr>
-            <w:ins w:id="9223" w:author="DS Corporation" w:date="2026-10-09T09:00:00Z">
+                <w:ins w:id="9226" w:author="DS Corporation" w:date="2026-10-09T09:00:00Z"/>
+              </w:rPr>
+            </w:pPr>
+            <w:ins w:id="9227" w:author="DS Corporation" w:date="2026-10-09T09:00:00Z">
               <w:r>
                 <w:rPr>
                   <w:rFonts w:ascii="Times New Roman" w:hAnsi="Times New Roman" w:cs="Times New Roman" w:eastAsia="Times New Roman"/>
@@ -8895,10 +8953,10 @@
             <w:pPr>
               <w:spacing w:after="80"/>
               <w:rPr>
-                <w:ins w:id="9224" w:author="DS Corporation" w:date="2026-10-09T09:00:00Z"/>
-              </w:rPr>
-            </w:pPr>
-            <w:ins w:id="9225" w:author="DS Corporation" w:date="2026-10-09T09:00:00Z">
+                <w:ins w:id="9228" w:author="DS Corporation" w:date="2026-10-09T09:00:00Z"/>
+              </w:rPr>
+            </w:pPr>
+            <w:ins w:id="9229" w:author="DS Corporation" w:date="2026-10-09T09:00:00Z">
               <w:r>
                 <w:rPr>
                   <w:rFonts w:ascii="Times New Roman" w:hAnsi="Times New Roman" w:cs="Times New Roman" w:eastAsia="Times New Roman"/>
@@ -8918,10 +8976,10 @@
             <w:pPr>
               <w:spacing w:after="80"/>
               <w:rPr>
-                <w:ins w:id="9226" w:author="DS Corporation" w:date="2026-10-09T09:00:00Z"/>
-              </w:rPr>
-            </w:pPr>
-            <w:ins w:id="9227" w:author="DS Corporation" w:date="2026-10-09T09:00:00Z">
+                <w:ins w:id="9230" w:author="DS Corporation" w:date="2026-10-09T09:00:00Z"/>
+              </w:rPr>
+            </w:pPr>
+            <w:ins w:id="9231" w:author="DS Corporation" w:date="2026-10-09T09:00:00Z">
               <w:r>
                 <w:rPr>
                   <w:rFonts w:ascii="Times New Roman" w:hAnsi="Times New Roman" w:cs="Times New Roman" w:eastAsia="Times New Roman"/>
@@ -8936,7 +8994,7 @@
       </w:tr>
       <w:tr>
         <w:trPr>
-          <w:ins w:id="9228" w:author="DS Corporation" w:date="2026-10-09T09:00:00Z"/>
+          <w:ins w:id="9232" w:author="DS Corporation" w:date="2026-10-09T09:00:00Z"/>
         </w:trPr>
         <w:tc>
           <w:tcPr>
@@ -8946,10 +9004,10 @@
             <w:pPr>
               <w:spacing w:after="80"/>
               <w:rPr>
-                <w:ins w:id="9229" w:author="DS Corporation" w:date="2026-10-09T09:00:00Z"/>
-              </w:rPr>
-            </w:pPr>
-            <w:ins w:id="9230" w:author="DS Corporation" w:date="2026-10-09T09:00:00Z">
+                <w:ins w:id="9233" w:author="DS Corporation" w:date="2026-10-09T09:00:00Z"/>
+              </w:rPr>
+            </w:pPr>
+            <w:ins w:id="9234" w:author="DS Corporation" w:date="2026-10-09T09:00:00Z">
               <w:r>
                 <w:rPr>
                   <w:rFonts w:ascii="Times New Roman" w:hAnsi="Times New Roman" w:cs="Times New Roman" w:eastAsia="Times New Roman"/>
@@ -8969,10 +9027,10 @@
             <w:pPr>
               <w:spacing w:after="80"/>
               <w:rPr>
-                <w:ins w:id="9231" w:author="DS Corporation" w:date="2026-10-09T09:00:00Z"/>
-              </w:rPr>
-            </w:pPr>
-            <w:ins w:id="9232" w:author="DS Corporation" w:date="2026-10-09T09:00:00Z">
+                <w:ins w:id="9235" w:author="DS Corporation" w:date="2026-10-09T09:00:00Z"/>
+              </w:rPr>
+            </w:pPr>
+            <w:ins w:id="9236" w:author="DS Corporation" w:date="2026-10-09T09:00:00Z">
               <w:r>
                 <w:rPr>
                   <w:rFonts w:ascii="Times New Roman" w:hAnsi="Times New Roman" w:cs="Times New Roman" w:eastAsia="Times New Roman"/>
@@ -8992,10 +9050,10 @@
             <w:pPr>
               <w:spacing w:after="80"/>
               <w:rPr>
-                <w:ins w:id="9233" w:author="DS Corporation" w:date="2026-10-09T09:00:00Z"/>
-              </w:rPr>
-            </w:pPr>
-            <w:ins w:id="9234" w:author="DS Corporation" w:date="2026-10-09T09:00:00Z">
+                <w:ins w:id="9237" w:author="DS Corporation" w:date="2026-10-09T09:00:00Z"/>
+              </w:rPr>
+            </w:pPr>
+            <w:ins w:id="9238" w:author="DS Corporation" w:date="2026-10-09T09:00:00Z">
               <w:r>
                 <w:rPr>
                   <w:rFonts w:ascii="Times New Roman" w:hAnsi="Times New Roman" w:cs="Times New Roman" w:eastAsia="Times New Roman"/>
@@ -9010,7 +9068,7 @@
       </w:tr>
       <w:tr>
         <w:trPr>
-          <w:ins w:id="9235" w:author="DS Corporation" w:date="2026-10-09T09:00:00Z"/>
+          <w:ins w:id="9239" w:author="DS Corporation" w:date="2026-10-09T09:00:00Z"/>
         </w:trPr>
         <w:tc>
           <w:tcPr>
@@ -9020,10 +9078,10 @@
             <w:pPr>
               <w:spacing w:after="80"/>
               <w:rPr>
-                <w:ins w:id="9236" w:author="DS Corporation" w:date="2026-10-09T09:00:00Z"/>
-              </w:rPr>
-            </w:pPr>
-            <w:ins w:id="9237" w:author="DS Corporation" w:date="2026-10-09T09:00:00Z">
+                <w:ins w:id="9240" w:author="DS Corporation" w:date="2026-10-09T09:00:00Z"/>
+              </w:rPr>
+            </w:pPr>
+            <w:ins w:id="9241" w:author="DS Corporation" w:date="2026-10-09T09:00:00Z">
               <w:r>
                 <w:rPr>
                   <w:rFonts w:ascii="Times New Roman" w:hAnsi="Times New Roman" w:cs="Times New Roman" w:eastAsia="Times New Roman"/>
@@ -9043,10 +9101,10 @@
             <w:pPr>
               <w:spacing w:after="80"/>
               <w:rPr>
-                <w:ins w:id="9238" w:author="DS Corporation" w:date="2026-10-09T09:00:00Z"/>
-              </w:rPr>
-            </w:pPr>
-            <w:ins w:id="9239" w:author="DS Corporation" w:date="2026-10-09T09:00:00Z">
+                <w:ins w:id="9242" w:author="DS Corporation" w:date="2026-10-09T09:00:00Z"/>
+              </w:rPr>
+            </w:pPr>
+            <w:ins w:id="9243" w:author="DS Corporation" w:date="2026-10-09T09:00:00Z">
               <w:r>
                 <w:rPr>
                   <w:rFonts w:ascii="Times New Roman" w:hAnsi="Times New Roman" w:cs="Times New Roman" w:eastAsia="Times New Roman"/>
@@ -9066,10 +9124,10 @@
             <w:pPr>
               <w:spacing w:after="80"/>
               <w:rPr>
-                <w:ins w:id="9240" w:author="DS Corporation" w:date="2026-10-09T09:00:00Z"/>
-              </w:rPr>
-            </w:pPr>
-            <w:ins w:id="9241" w:author="DS Corporation" w:date="2026-10-09T09:00:00Z">
+                <w:ins w:id="9244" w:author="DS Corporation" w:date="2026-10-09T09:00:00Z"/>
+              </w:rPr>
+            </w:pPr>
+            <w:ins w:id="9245" w:author="DS Corporation" w:date="2026-10-09T09:00:00Z">
               <w:r>
                 <w:rPr>
                   <w:rFonts w:ascii="Times New Roman" w:hAnsi="Times New Roman" w:cs="Times New Roman" w:eastAsia="Times New Roman"/>
@@ -9084,7 +9142,7 @@
       </w:tr>
       <w:tr>
         <w:trPr>
-          <w:ins w:id="9242" w:author="DS Corporation" w:date="2026-10-09T09:00:00Z"/>
+          <w:ins w:id="9246" w:author="DS Corporation" w:date="2026-10-09T09:00:00Z"/>
         </w:trPr>
         <w:tc>
           <w:tcPr>
@@ -9094,10 +9152,10 @@
             <w:pPr>
               <w:spacing w:after="80"/>
               <w:rPr>
-                <w:ins w:id="9243" w:author="DS Corporation" w:date="2026-10-09T09:00:00Z"/>
-              </w:rPr>
-            </w:pPr>
-            <w:ins w:id="9244" w:author="DS Corporation" w:date="2026-10-09T09:00:00Z">
+                <w:ins w:id="9247" w:author="DS Corporation" w:date="2026-10-09T09:00:00Z"/>
+              </w:rPr>
+            </w:pPr>
+            <w:ins w:id="9248" w:author="DS Corporation" w:date="2026-10-09T09:00:00Z">
               <w:r>
                 <w:rPr>
                   <w:rFonts w:ascii="Times New Roman" w:hAnsi="Times New Roman" w:cs="Times New Roman" w:eastAsia="Times New Roman"/>
@@ -9117,10 +9175,10 @@
             <w:pPr>
               <w:spacing w:after="80"/>
               <w:rPr>
-                <w:ins w:id="9245" w:author="DS Corporation" w:date="2026-10-09T09:00:00Z"/>
-              </w:rPr>
-            </w:pPr>
-            <w:ins w:id="9246" w:author="DS Corporation" w:date="2026-10-09T09:00:00Z">
+                <w:ins w:id="9249" w:author="DS Corporation" w:date="2026-10-09T09:00:00Z"/>
+              </w:rPr>
+            </w:pPr>
+            <w:ins w:id="9250" w:author="DS Corporation" w:date="2026-10-09T09:00:00Z">
               <w:r>
                 <w:rPr>
                   <w:rFonts w:ascii="Times New Roman" w:hAnsi="Times New Roman" w:cs="Times New Roman" w:eastAsia="Times New Roman"/>
@@ -9140,10 +9198,10 @@
             <w:pPr>
               <w:spacing w:after="80"/>
               <w:rPr>
-                <w:ins w:id="9247" w:author="DS Corporation" w:date="2026-10-09T09:00:00Z"/>
-              </w:rPr>
-            </w:pPr>
-            <w:ins w:id="9248" w:author="DS Corporation" w:date="2026-10-09T09:00:00Z">
+                <w:ins w:id="9251" w:author="DS Corporation" w:date="2026-10-09T09:00:00Z"/>
+              </w:rPr>
+            </w:pPr>
+            <w:ins w:id="9252" w:author="DS Corporation" w:date="2026-10-09T09:00:00Z">
               <w:r>
                 <w:rPr>
                   <w:rFonts w:ascii="Times New Roman" w:hAnsi="Times New Roman" w:cs="Times New Roman" w:eastAsia="Times New Roman"/>
@@ -9158,7 +9216,7 @@
       </w:tr>
       <w:tr>
         <w:trPr>
-          <w:ins w:id="9249" w:author="DS Corporation" w:date="2026-10-09T09:00:00Z"/>
+          <w:ins w:id="9253" w:author="DS Corporation" w:date="2026-10-09T09:00:00Z"/>
         </w:trPr>
         <w:tc>
           <w:tcPr>
@@ -9168,10 +9226,10 @@
             <w:pPr>
               <w:spacing w:after="80"/>
               <w:rPr>
-                <w:ins w:id="9250" w:author="DS Corporation" w:date="2026-10-09T09:00:00Z"/>
-              </w:rPr>
-            </w:pPr>
-            <w:ins w:id="9251" w:author="DS Corporation" w:date="2026-10-09T09:00:00Z">
+                <w:ins w:id="9254" w:author="DS Corporation" w:date="2026-10-09T09:00:00Z"/>
+              </w:rPr>
+            </w:pPr>
+            <w:ins w:id="9255" w:author="DS Corporation" w:date="2026-10-09T09:00:00Z">
               <w:r>
                 <w:rPr>
                   <w:rFonts w:ascii="Times New Roman" w:hAnsi="Times New Roman" w:cs="Times New Roman" w:eastAsia="Times New Roman"/>
@@ -9191,10 +9249,10 @@
             <w:pPr>
               <w:spacing w:after="80"/>
               <w:rPr>
-                <w:ins w:id="9252" w:author="DS Corporation" w:date="2026-10-09T09:00:00Z"/>
-              </w:rPr>
-            </w:pPr>
-            <w:ins w:id="9253" w:author="DS Corporation" w:date="2026-10-09T09:00:00Z">
+                <w:ins w:id="9256" w:author="DS Corporation" w:date="2026-10-09T09:00:00Z"/>
+              </w:rPr>
+            </w:pPr>
+            <w:ins w:id="9257" w:author="DS Corporation" w:date="2026-10-09T09:00:00Z">
               <w:r>
                 <w:rPr>
                   <w:rFonts w:ascii="Times New Roman" w:hAnsi="Times New Roman" w:cs="Times New Roman" w:eastAsia="Times New Roman"/>
@@ -9214,10 +9272,10 @@
             <w:pPr>
               <w:spacing w:after="80"/>
               <w:rPr>
-                <w:ins w:id="9254" w:author="DS Corporation" w:date="2026-10-09T09:00:00Z"/>
-              </w:rPr>
-            </w:pPr>
-            <w:ins w:id="9255" w:author="DS Corporation" w:date="2026-10-09T09:00:00Z">
+                <w:ins w:id="9258" w:author="DS Corporation" w:date="2026-10-09T09:00:00Z"/>
+              </w:rPr>
+            </w:pPr>
+            <w:ins w:id="9259" w:author="DS Corporation" w:date="2026-10-09T09:00:00Z">
               <w:r>
                 <w:rPr>
                   <w:rFonts w:ascii="Times New Roman" w:hAnsi="Times New Roman" w:cs="Times New Roman" w:eastAsia="Times New Roman"/>
@@ -9232,7 +9290,7 @@
       </w:tr>
       <w:tr>
         <w:trPr>
-          <w:ins w:id="9256" w:author="DS Corporation" w:date="2026-10-09T09:00:00Z"/>
+          <w:ins w:id="9260" w:author="DS Corporation" w:date="2026-10-09T09:00:00Z"/>
         </w:trPr>
         <w:tc>
           <w:tcPr>
@@ -9242,10 +9300,10 @@
             <w:pPr>
               <w:spacing w:after="80"/>
               <w:rPr>
-                <w:ins w:id="9257" w:author="DS Corporation" w:date="2026-10-09T09:00:00Z"/>
-              </w:rPr>
-            </w:pPr>
-            <w:ins w:id="9258" w:author="DS Corporation" w:date="2026-10-09T09:00:00Z">
+                <w:ins w:id="9261" w:author="DS Corporation" w:date="2026-10-09T09:00:00Z"/>
+              </w:rPr>
+            </w:pPr>
+            <w:ins w:id="9262" w:author="DS Corporation" w:date="2026-10-09T09:00:00Z">
               <w:r>
                 <w:rPr>
                   <w:rFonts w:ascii="Times New Roman" w:hAnsi="Times New Roman" w:cs="Times New Roman" w:eastAsia="Times New Roman"/>
@@ -9265,10 +9323,10 @@
             <w:pPr>
               <w:spacing w:after="80"/>
               <w:rPr>
-                <w:ins w:id="9259" w:author="DS Corporation" w:date="2026-10-09T09:00:00Z"/>
-              </w:rPr>
-            </w:pPr>
-            <w:ins w:id="9260" w:author="DS Corporation" w:date="2026-10-09T09:00:00Z">
+                <w:ins w:id="9263" w:author="DS Corporation" w:date="2026-10-09T09:00:00Z"/>
+              </w:rPr>
+            </w:pPr>
+            <w:ins w:id="9264" w:author="DS Corporation" w:date="2026-10-09T09:00:00Z">
               <w:r>
                 <w:rPr>
                   <w:rFonts w:ascii="Times New Roman" w:hAnsi="Times New Roman" w:cs="Times New Roman" w:eastAsia="Times New Roman"/>
@@ -9288,10 +9346,10 @@
             <w:pPr>
               <w:spacing w:after="80"/>
               <w:rPr>
-                <w:ins w:id="9261" w:author="DS Corporation" w:date="2026-10-09T09:00:00Z"/>
-              </w:rPr>
-            </w:pPr>
-            <w:ins w:id="9262" w:author="DS Corporation" w:date="2026-10-09T09:00:00Z">
+                <w:ins w:id="9265" w:author="DS Corporation" w:date="2026-10-09T09:00:00Z"/>
+              </w:rPr>
+            </w:pPr>
+            <w:ins w:id="9266" w:author="DS Corporation" w:date="2026-10-09T09:00:00Z">
               <w:r>
                 <w:rPr>
                   <w:rFonts w:ascii="Times New Roman" w:hAnsi="Times New Roman" w:cs="Times New Roman" w:eastAsia="Times New Roman"/>
@@ -9306,7 +9364,7 @@
       </w:tr>
       <w:tr>
         <w:trPr>
-          <w:ins w:id="9263" w:author="DS Corporation" w:date="2026-10-09T09:00:00Z"/>
+          <w:ins w:id="9267" w:author="DS Corporation" w:date="2026-10-09T09:00:00Z"/>
         </w:trPr>
         <w:tc>
           <w:tcPr>
@@ -9316,10 +9374,10 @@
             <w:pPr>
               <w:spacing w:after="80"/>
               <w:rPr>
-                <w:ins w:id="9264" w:author="DS Corporation" w:date="2026-10-09T09:00:00Z"/>
-              </w:rPr>
-            </w:pPr>
-            <w:ins w:id="9265" w:author="DS Corporation" w:date="2026-10-09T09:00:00Z">
+                <w:ins w:id="9268" w:author="DS Corporation" w:date="2026-10-09T09:00:00Z"/>
+              </w:rPr>
+            </w:pPr>
+            <w:ins w:id="9269" w:author="DS Corporation" w:date="2026-10-09T09:00:00Z">
               <w:r>
                 <w:rPr>
                   <w:rFonts w:ascii="Times New Roman" w:hAnsi="Times New Roman" w:cs="Times New Roman" w:eastAsia="Times New Roman"/>
@@ -9339,10 +9397,10 @@
             <w:pPr>
               <w:spacing w:after="80"/>
               <w:rPr>
-                <w:ins w:id="9266" w:author="DS Corporation" w:date="2026-10-09T09:00:00Z"/>
-              </w:rPr>
-            </w:pPr>
-            <w:ins w:id="9267" w:author="DS Corporation" w:date="2026-10-09T09:00:00Z">
+                <w:ins w:id="9270" w:author="DS Corporation" w:date="2026-10-09T09:00:00Z"/>
+              </w:rPr>
+            </w:pPr>
+            <w:ins w:id="9271" w:author="DS Corporation" w:date="2026-10-09T09:00:00Z">
               <w:r>
                 <w:rPr>
                   <w:rFonts w:ascii="Times New Roman" w:hAnsi="Times New Roman" w:cs="Times New Roman" w:eastAsia="Times New Roman"/>
@@ -9362,10 +9420,10 @@
             <w:pPr>
               <w:spacing w:after="80"/>
               <w:rPr>
-                <w:ins w:id="9268" w:author="DS Corporation" w:date="2026-10-09T09:00:00Z"/>
-              </w:rPr>
-            </w:pPr>
-            <w:ins w:id="9269" w:author="DS Corporation" w:date="2026-10-09T09:00:00Z">
+                <w:ins w:id="9272" w:author="DS Corporation" w:date="2026-10-09T09:00:00Z"/>
+              </w:rPr>
+            </w:pPr>
+            <w:ins w:id="9273" w:author="DS Corporation" w:date="2026-10-09T09:00:00Z">
               <w:r>
                 <w:rPr>
                   <w:rFonts w:ascii="Times New Roman" w:hAnsi="Times New Roman" w:cs="Times New Roman" w:eastAsia="Times New Roman"/>
@@ -9380,7 +9438,7 @@
       </w:tr>
       <w:tr>
         <w:trPr>
-          <w:ins w:id="9270" w:author="DS Corporation" w:date="2026-10-09T09:00:00Z"/>
+          <w:ins w:id="9274" w:author="DS Corporation" w:date="2026-10-09T09:00:00Z"/>
         </w:trPr>
         <w:tc>
           <w:tcPr>
@@ -9390,10 +9448,10 @@
             <w:pPr>
               <w:spacing w:after="80"/>
               <w:rPr>
-                <w:ins w:id="9271" w:author="DS Corporation" w:date="2026-10-09T09:00:00Z"/>
-              </w:rPr>
-            </w:pPr>
-            <w:ins w:id="9272" w:author="DS Corporation" w:date="2026-10-09T09:00:00Z">
+                <w:ins w:id="9275" w:author="DS Corporation" w:date="2026-10-09T09:00:00Z"/>
+              </w:rPr>
+            </w:pPr>
+            <w:ins w:id="9276" w:author="DS Corporation" w:date="2026-10-09T09:00:00Z">
               <w:r>
                 <w:rPr>
                   <w:rFonts w:ascii="Times New Roman" w:hAnsi="Times New Roman" w:cs="Times New Roman" w:eastAsia="Times New Roman"/>
@@ -9413,10 +9471,10 @@
             <w:pPr>
               <w:spacing w:after="80"/>
               <w:rPr>
-                <w:ins w:id="9273" w:author="DS Corporation" w:date="2026-10-09T09:00:00Z"/>
-              </w:rPr>
-            </w:pPr>
-            <w:ins w:id="9274" w:author="DS Corporation" w:date="2026-10-09T09:00:00Z">
+                <w:ins w:id="9277" w:author="DS Corporation" w:date="2026-10-09T09:00:00Z"/>
+              </w:rPr>
+            </w:pPr>
+            <w:ins w:id="9278" w:author="DS Corporation" w:date="2026-10-09T09:00:00Z">
               <w:r>
                 <w:rPr>
                   <w:rFonts w:ascii="Times New Roman" w:hAnsi="Times New Roman" w:cs="Times New Roman" w:eastAsia="Times New Roman"/>
@@ -9436,10 +9494,10 @@
             <w:pPr>
               <w:spacing w:after="80"/>
               <w:rPr>
-                <w:ins w:id="9275" w:author="DS Corporation" w:date="2026-10-09T09:00:00Z"/>
-              </w:rPr>
-            </w:pPr>
-            <w:ins w:id="9276" w:author="DS Corporation" w:date="2026-10-09T09:00:00Z">
+                <w:ins w:id="9279" w:author="DS Corporation" w:date="2026-10-09T09:00:00Z"/>
+              </w:rPr>
+            </w:pPr>
+            <w:ins w:id="9280" w:author="DS Corporation" w:date="2026-10-09T09:00:00Z">
               <w:r>
                 <w:rPr>
                   <w:rFonts w:ascii="Times New Roman" w:hAnsi="Times New Roman" w:cs="Times New Roman" w:eastAsia="Times New Roman"/>
@@ -9454,7 +9512,7 @@
       </w:tr>
       <w:tr>
         <w:trPr>
-          <w:ins w:id="9277" w:author="DS Corporation" w:date="2026-10-09T09:00:00Z"/>
+          <w:ins w:id="9281" w:author="DS Corporation" w:date="2026-10-09T09:00:00Z"/>
         </w:trPr>
         <w:tc>
           <w:tcPr>
@@ -9464,10 +9522,10 @@
             <w:pPr>
               <w:spacing w:after="80"/>
               <w:rPr>
-                <w:ins w:id="9278" w:author="DS Corporation" w:date="2026-10-09T09:00:00Z"/>
-              </w:rPr>
-            </w:pPr>
-            <w:ins w:id="9279" w:author="DS Corporation" w:date="2026-10-09T09:00:00Z">
+                <w:ins w:id="9282" w:author="DS Corporation" w:date="2026-10-09T09:00:00Z"/>
+              </w:rPr>
+            </w:pPr>
+            <w:ins w:id="9283" w:author="DS Corporation" w:date="2026-10-09T09:00:00Z">
               <w:r>
                 <w:rPr>
                   <w:rFonts w:ascii="Times New Roman" w:hAnsi="Times New Roman" w:cs="Times New Roman" w:eastAsia="Times New Roman"/>
@@ -9487,10 +9545,10 @@
             <w:pPr>
               <w:spacing w:after="80"/>
               <w:rPr>
-                <w:ins w:id="9280" w:author="DS Corporation" w:date="2026-10-09T09:00:00Z"/>
-              </w:rPr>
-            </w:pPr>
-            <w:ins w:id="9281" w:author="DS Corporation" w:date="2026-10-09T09:00:00Z">
+                <w:ins w:id="9284" w:author="DS Corporation" w:date="2026-10-09T09:00:00Z"/>
+              </w:rPr>
+            </w:pPr>
+            <w:ins w:id="9285" w:author="DS Corporation" w:date="2026-10-09T09:00:00Z">
               <w:r>
                 <w:rPr>
                   <w:rFonts w:ascii="Times New Roman" w:hAnsi="Times New Roman" w:cs="Times New Roman" w:eastAsia="Times New Roman"/>
@@ -9510,10 +9568,10 @@
             <w:pPr>
               <w:spacing w:after="80"/>
               <w:rPr>
-                <w:ins w:id="9282" w:author="DS Corporation" w:date="2026-10-09T09:00:00Z"/>
-              </w:rPr>
-            </w:pPr>
-            <w:ins w:id="9283" w:author="DS Corporation" w:date="2026-10-09T09:00:00Z">
+                <w:ins w:id="9286" w:author="DS Corporation" w:date="2026-10-09T09:00:00Z"/>
+              </w:rPr>
+            </w:pPr>
+            <w:ins w:id="9287" w:author="DS Corporation" w:date="2026-10-09T09:00:00Z">
               <w:r>
                 <w:rPr>
                   <w:rFonts w:ascii="Times New Roman" w:hAnsi="Times New Roman" w:cs="Times New Roman" w:eastAsia="Times New Roman"/>
@@ -9528,7 +9586,7 @@
       </w:tr>
       <w:tr>
         <w:trPr>
-          <w:ins w:id="9284" w:author="DS Corporation" w:date="2026-10-09T09:00:00Z"/>
+          <w:ins w:id="9288" w:author="DS Corporation" w:date="2026-10-09T09:00:00Z"/>
         </w:trPr>
         <w:tc>
           <w:tcPr>
@@ -9538,10 +9596,10 @@
             <w:pPr>
               <w:spacing w:after="80"/>
               <w:rPr>
-                <w:ins w:id="9285" w:author="DS Corporation" w:date="2026-10-09T09:00:00Z"/>
-              </w:rPr>
-            </w:pPr>
-            <w:ins w:id="9286" w:author="DS Corporation" w:date="2026-10-09T09:00:00Z">
+                <w:ins w:id="9289" w:author="DS Corporation" w:date="2026-10-09T09:00:00Z"/>
+              </w:rPr>
+            </w:pPr>
+            <w:ins w:id="9290" w:author="DS Corporation" w:date="2026-10-09T09:00:00Z">
               <w:r>
                 <w:rPr>
                   <w:rFonts w:ascii="Times New Roman" w:hAnsi="Times New Roman" w:cs="Times New Roman" w:eastAsia="Times New Roman"/>
@@ -9561,10 +9619,10 @@
             <w:pPr>
               <w:spacing w:after="80"/>
               <w:rPr>
-                <w:ins w:id="9287" w:author="DS Corporation" w:date="2026-10-09T09:00:00Z"/>
-              </w:rPr>
-            </w:pPr>
-            <w:ins w:id="9288" w:author="DS Corporation" w:date="2026-10-09T09:00:00Z">
+                <w:ins w:id="9291" w:author="DS Corporation" w:date="2026-10-09T09:00:00Z"/>
+              </w:rPr>
+            </w:pPr>
+            <w:ins w:id="9292" w:author="DS Corporation" w:date="2026-10-09T09:00:00Z">
               <w:r>
                 <w:rPr>
                   <w:rFonts w:ascii="Times New Roman" w:hAnsi="Times New Roman" w:cs="Times New Roman" w:eastAsia="Times New Roman"/>
@@ -9584,10 +9642,10 @@
             <w:pPr>
               <w:spacing w:after="80"/>
               <w:rPr>
-                <w:ins w:id="9289" w:author="DS Corporation" w:date="2026-10-09T09:00:00Z"/>
-              </w:rPr>
-            </w:pPr>
-            <w:ins w:id="9290" w:author="DS Corporation" w:date="2026-10-09T09:00:00Z">
+                <w:ins w:id="9293" w:author="DS Corporation" w:date="2026-10-09T09:00:00Z"/>
+              </w:rPr>
+            </w:pPr>
+            <w:ins w:id="9294" w:author="DS Corporation" w:date="2026-10-09T09:00:00Z">
               <w:r>
                 <w:rPr>
                   <w:rFonts w:ascii="Times New Roman" w:hAnsi="Times New Roman" w:cs="Times New Roman" w:eastAsia="Times New Roman"/>
@@ -9602,7 +9660,7 @@
       </w:tr>
       <w:tr>
         <w:trPr>
-          <w:ins w:id="9291" w:author="DS Corporation" w:date="2026-10-09T09:00:00Z"/>
+          <w:ins w:id="9295" w:author="DS Corporation" w:date="2026-10-09T09:00:00Z"/>
         </w:trPr>
         <w:tc>
           <w:tcPr>
@@ -9612,10 +9670,10 @@
             <w:pPr>
               <w:spacing w:after="80"/>
               <w:rPr>
-                <w:ins w:id="9292" w:author="DS Corporation" w:date="2026-10-09T09:00:00Z"/>
-              </w:rPr>
-            </w:pPr>
-            <w:ins w:id="9293" w:author="DS Corporation" w:date="2026-10-09T09:00:00Z">
+                <w:ins w:id="9296" w:author="DS Corporation" w:date="2026-10-09T09:00:00Z"/>
+              </w:rPr>
+            </w:pPr>
+            <w:ins w:id="9297" w:author="DS Corporation" w:date="2026-10-09T09:00:00Z">
               <w:r>
                 <w:rPr>
                   <w:rFonts w:ascii="Times New Roman" w:hAnsi="Times New Roman" w:cs="Times New Roman" w:eastAsia="Times New Roman"/>
@@ -9635,10 +9693,10 @@
             <w:pPr>
               <w:spacing w:after="80"/>
               <w:rPr>
-                <w:ins w:id="9294" w:author="DS Corporation" w:date="2026-10-09T09:00:00Z"/>
-              </w:rPr>
-            </w:pPr>
-            <w:ins w:id="9295" w:author="DS Corporation" w:date="2026-10-09T09:00:00Z">
+                <w:ins w:id="9298" w:author="DS Corporation" w:date="2026-10-09T09:00:00Z"/>
+              </w:rPr>
+            </w:pPr>
+            <w:ins w:id="9299" w:author="DS Corporation" w:date="2026-10-09T09:00:00Z">
               <w:r>
                 <w:rPr>
                   <w:rFonts w:ascii="Times New Roman" w:hAnsi="Times New Roman" w:cs="Times New Roman" w:eastAsia="Times New Roman"/>
@@ -9658,10 +9716,10 @@
             <w:pPr>
               <w:spacing w:after="80"/>
               <w:rPr>
-                <w:ins w:id="9296" w:author="DS Corporation" w:date="2026-10-09T09:00:00Z"/>
-              </w:rPr>
-            </w:pPr>
-            <w:ins w:id="9297" w:author="DS Corporation" w:date="2026-10-09T09:00:00Z">
+                <w:ins w:id="9300" w:author="DS Corporation" w:date="2026-10-09T09:00:00Z"/>
+              </w:rPr>
+            </w:pPr>
+            <w:ins w:id="9301" w:author="DS Corporation" w:date="2026-10-09T09:00:00Z">
               <w:r>
                 <w:rPr>
                   <w:rFonts w:ascii="Times New Roman" w:hAnsi="Times New Roman" w:cs="Times New Roman" w:eastAsia="Times New Roman"/>
@@ -9676,7 +9734,7 @@
       </w:tr>
       <w:tr>
         <w:trPr>
-          <w:ins w:id="9298" w:author="DS Corporation" w:date="2026-10-09T09:00:00Z"/>
+          <w:ins w:id="9302" w:author="DS Corporation" w:date="2026-10-09T09:00:00Z"/>
         </w:trPr>
         <w:tc>
           <w:tcPr>
@@ -9686,10 +9744,10 @@
             <w:pPr>
               <w:spacing w:after="80"/>
               <w:rPr>
-                <w:ins w:id="9299" w:author="DS Corporation" w:date="2026-10-09T09:00:00Z"/>
-              </w:rPr>
-            </w:pPr>
-            <w:ins w:id="9300" w:author="DS Corporation" w:date="2026-10-09T09:00:00Z">
+                <w:ins w:id="9303" w:author="DS Corporation" w:date="2026-10-09T09:00:00Z"/>
+              </w:rPr>
+            </w:pPr>
+            <w:ins w:id="9304" w:author="DS Corporation" w:date="2026-10-09T09:00:00Z">
               <w:r>
                 <w:rPr>
                   <w:rFonts w:ascii="Times New Roman" w:hAnsi="Times New Roman" w:cs="Times New Roman" w:eastAsia="Times New Roman"/>
@@ -9709,10 +9767,10 @@
             <w:pPr>
               <w:spacing w:after="80"/>
               <w:rPr>
-                <w:ins w:id="9301" w:author="DS Corporation" w:date="2026-10-09T09:00:00Z"/>
-              </w:rPr>
-            </w:pPr>
-            <w:ins w:id="9302" w:author="DS Corporation" w:date="2026-10-09T09:00:00Z">
+                <w:ins w:id="9305" w:author="DS Corporation" w:date="2026-10-09T09:00:00Z"/>
+              </w:rPr>
+            </w:pPr>
+            <w:ins w:id="9306" w:author="DS Corporation" w:date="2026-10-09T09:00:00Z">
               <w:r>
                 <w:rPr>
                   <w:rFonts w:ascii="Times New Roman" w:hAnsi="Times New Roman" w:cs="Times New Roman" w:eastAsia="Times New Roman"/>
@@ -9732,10 +9790,10 @@
             <w:pPr>
               <w:spacing w:after="80"/>
               <w:rPr>
-                <w:ins w:id="9303" w:author="DS Corporation" w:date="2026-10-09T09:00:00Z"/>
-              </w:rPr>
-            </w:pPr>
-            <w:ins w:id="9304" w:author="DS Corporation" w:date="2026-10-09T09:00:00Z">
+                <w:ins w:id="9307" w:author="DS Corporation" w:date="2026-10-09T09:00:00Z"/>
+              </w:rPr>
+            </w:pPr>
+            <w:ins w:id="9308" w:author="DS Corporation" w:date="2026-10-09T09:00:00Z">
               <w:r>
                 <w:rPr>
                   <w:rFonts w:ascii="Times New Roman" w:hAnsi="Times New Roman" w:cs="Times New Roman" w:eastAsia="Times New Roman"/>
@@ -9750,7 +9808,7 @@
       </w:tr>
       <w:tr>
         <w:trPr>
-          <w:ins w:id="9305" w:author="DS Corporation" w:date="2026-10-09T09:00:00Z"/>
+          <w:ins w:id="9309" w:author="DS Corporation" w:date="2026-10-09T09:00:00Z"/>
         </w:trPr>
         <w:tc>
           <w:tcPr>
@@ -9760,10 +9818,10 @@
             <w:pPr>
               <w:spacing w:after="80"/>
               <w:rPr>
-                <w:ins w:id="9306" w:author="DS Corporation" w:date="2026-10-09T09:00:00Z"/>
-              </w:rPr>
-            </w:pPr>
-            <w:ins w:id="9307" w:author="DS Corporation" w:date="2026-10-09T09:00:00Z">
+                <w:ins w:id="9310" w:author="DS Corporation" w:date="2026-10-09T09:00:00Z"/>
+              </w:rPr>
+            </w:pPr>
+            <w:ins w:id="9311" w:author="DS Corporation" w:date="2026-10-09T09:00:00Z">
               <w:r>
                 <w:rPr>
                   <w:rFonts w:ascii="Times New Roman" w:hAnsi="Times New Roman" w:cs="Times New Roman" w:eastAsia="Times New Roman"/>
@@ -9783,10 +9841,10 @@
             <w:pPr>
               <w:spacing w:after="80"/>
               <w:rPr>
-                <w:ins w:id="9308" w:author="DS Corporation" w:date="2026-10-09T09:00:00Z"/>
-              </w:rPr>
-            </w:pPr>
-            <w:ins w:id="9309" w:author="DS Corporation" w:date="2026-10-09T09:00:00Z">
+                <w:ins w:id="9312" w:author="DS Corporation" w:date="2026-10-09T09:00:00Z"/>
+              </w:rPr>
+            </w:pPr>
+            <w:ins w:id="9313" w:author="DS Corporation" w:date="2026-10-09T09:00:00Z">
               <w:r>
                 <w:rPr>
                   <w:rFonts w:ascii="Times New Roman" w:hAnsi="Times New Roman" w:cs="Times New Roman" w:eastAsia="Times New Roman"/>
@@ -9806,10 +9864,10 @@
             <w:pPr>
               <w:spacing w:after="80"/>
               <w:rPr>
-                <w:ins w:id="9310" w:author="DS Corporation" w:date="2026-10-09T09:00:00Z"/>
-              </w:rPr>
-            </w:pPr>
-            <w:ins w:id="9311" w:author="DS Corporation" w:date="2026-10-09T09:00:00Z">
+                <w:ins w:id="9314" w:author="DS Corporation" w:date="2026-10-09T09:00:00Z"/>
+              </w:rPr>
+            </w:pPr>
+            <w:ins w:id="9315" w:author="DS Corporation" w:date="2026-10-09T09:00:00Z">
               <w:r>
                 <w:rPr>
                   <w:rFonts w:ascii="Times New Roman" w:hAnsi="Times New Roman" w:cs="Times New Roman" w:eastAsia="Times New Roman"/>
@@ -9824,7 +9882,7 @@
       </w:tr>
       <w:tr>
         <w:trPr>
-          <w:ins w:id="9312" w:author="DS Corporation" w:date="2026-10-09T09:00:00Z"/>
+          <w:ins w:id="9316" w:author="DS Corporation" w:date="2026-10-09T09:00:00Z"/>
         </w:trPr>
         <w:tc>
           <w:tcPr>
@@ -9834,10 +9892,10 @@
             <w:pPr>
               <w:spacing w:after="80"/>
               <w:rPr>
-                <w:ins w:id="9313" w:author="DS Corporation" w:date="2026-10-09T09:00:00Z"/>
-              </w:rPr>
-            </w:pPr>
-            <w:ins w:id="9314" w:author="DS Corporation" w:date="2026-10-09T09:00:00Z">
+                <w:ins w:id="9317" w:author="DS Corporation" w:date="2026-10-09T09:00:00Z"/>
+              </w:rPr>
+            </w:pPr>
+            <w:ins w:id="9318" w:author="DS Corporation" w:date="2026-10-09T09:00:00Z">
               <w:r>
                 <w:rPr>
                   <w:rFonts w:ascii="Times New Roman" w:hAnsi="Times New Roman" w:cs="Times New Roman" w:eastAsia="Times New Roman"/>
@@ -9857,10 +9915,10 @@
             <w:pPr>
               <w:spacing w:after="80"/>
               <w:rPr>
-                <w:ins w:id="9315" w:author="DS Corporation" w:date="2026-10-09T09:00:00Z"/>
-              </w:rPr>
-            </w:pPr>
-            <w:ins w:id="9316" w:author="DS Corporation" w:date="2026-10-09T09:00:00Z">
+                <w:ins w:id="9319" w:author="DS Corporation" w:date="2026-10-09T09:00:00Z"/>
+              </w:rPr>
+            </w:pPr>
+            <w:ins w:id="9320" w:author="DS Corporation" w:date="2026-10-09T09:00:00Z">
               <w:r>
                 <w:rPr>
                   <w:rFonts w:ascii="Times New Roman" w:hAnsi="Times New Roman" w:cs="Times New Roman" w:eastAsia="Times New Roman"/>
@@ -9880,10 +9938,10 @@
             <w:pPr>
               <w:spacing w:after="80"/>
               <w:rPr>
-                <w:ins w:id="9317" w:author="DS Corporation" w:date="2026-10-09T09:00:00Z"/>
-              </w:rPr>
-            </w:pPr>
-            <w:ins w:id="9318" w:author="DS Corporation" w:date="2026-10-09T09:00:00Z">
+                <w:ins w:id="9321" w:author="DS Corporation" w:date="2026-10-09T09:00:00Z"/>
+              </w:rPr>
+            </w:pPr>
+            <w:ins w:id="9322" w:author="DS Corporation" w:date="2026-10-09T09:00:00Z">
               <w:r>
                 <w:rPr>
                   <w:rFonts w:ascii="Times New Roman" w:hAnsi="Times New Roman" w:cs="Times New Roman" w:eastAsia="Times New Roman"/>
@@ -9901,10 +9959,10 @@
       <w:pPr>
         <w:spacing w:after="80"/>
         <w:rPr>
-          <w:ins w:id="9319" w:author="DS Corporation" w:date="2026-10-09T09:00:00Z"/>
-        </w:rPr>
-      </w:pPr>
-      <w:ins w:id="9320" w:author="DS Corporation" w:date="2026-10-09T09:00:00Z">
+          <w:ins w:id="9323" w:author="DS Corporation" w:date="2026-10-09T09:00:00Z"/>
+        </w:rPr>
+      </w:pPr>
+      <w:ins w:id="9324" w:author="DS Corporation" w:date="2026-10-09T09:00:00Z">
         <w:r>
           <w:rPr>
             <w:rFonts w:ascii="Times New Roman" w:hAnsi="Times New Roman" w:cs="Times New Roman" w:eastAsia="Times New Roman"/>
@@ -9915,7 +9973,7 @@
           <w:t xml:space="preserve">B. Thành phần chủ chốt – hàm lượng bắt buộc (% khối lượng).</w:t>
         </w:r>
       </w:ins>
-      <w:ins w:id="9321" w:author="DS Corporation" w:date="2026-10-09T09:00:00Z">
+      <w:ins w:id="9325" w:author="DS Corporation" w:date="2026-10-09T09:00:00Z">
         <w:r>
           <w:rPr>
             <w:rFonts w:ascii="Times New Roman" w:hAnsi="Times New Roman" w:cs="Times New Roman" w:eastAsia="Times New Roman"/>
@@ -9949,7 +10007,7 @@
       </w:tblGrid>
       <w:tr>
         <w:trPr>
-          <w:ins w:id="9322" w:author="DS Corporation" w:date="2026-10-09T09:00:00Z"/>
+          <w:ins w:id="9326" w:author="DS Corporation" w:date="2026-10-09T09:00:00Z"/>
         </w:trPr>
         <w:tc>
           <w:tcPr>
@@ -9960,10 +10018,10 @@
             <w:pPr>
               <w:spacing w:after="80"/>
               <w:rPr>
-                <w:ins w:id="9323" w:author="DS Corporation" w:date="2026-10-09T09:00:00Z"/>
-              </w:rPr>
-            </w:pPr>
-            <w:ins w:id="9324" w:author="DS Corporation" w:date="2026-10-09T09:00:00Z">
+                <w:ins w:id="9327" w:author="DS Corporation" w:date="2026-10-09T09:00:00Z"/>
+              </w:rPr>
+            </w:pPr>
+            <w:ins w:id="9328" w:author="DS Corporation" w:date="2026-10-09T09:00:00Z">
               <w:r>
                 <w:rPr>
                   <w:rFonts w:ascii="Times New Roman" w:hAnsi="Times New Roman" w:cs="Times New Roman" w:eastAsia="Times New Roman"/>
@@ -9985,10 +10043,10 @@
             <w:pPr>
               <w:spacing w:after="80"/>
               <w:rPr>
-                <w:ins w:id="9325" w:author="DS Corporation" w:date="2026-10-09T09:00:00Z"/>
-              </w:rPr>
-            </w:pPr>
-            <w:ins w:id="9326" w:author="DS Corporation" w:date="2026-10-09T09:00:00Z">
+                <w:ins w:id="9329" w:author="DS Corporation" w:date="2026-10-09T09:00:00Z"/>
+              </w:rPr>
+            </w:pPr>
+            <w:ins w:id="9330" w:author="DS Corporation" w:date="2026-10-09T09:00:00Z">
               <w:r>
                 <w:rPr>
                   <w:rFonts w:ascii="Times New Roman" w:hAnsi="Times New Roman" w:cs="Times New Roman" w:eastAsia="Times New Roman"/>
@@ -10010,10 +10068,10 @@
             <w:pPr>
               <w:spacing w:after="80"/>
               <w:rPr>
-                <w:ins w:id="9327" w:author="DS Corporation" w:date="2026-10-09T09:00:00Z"/>
-              </w:rPr>
-            </w:pPr>
-            <w:ins w:id="9328" w:author="DS Corporation" w:date="2026-10-09T09:00:00Z">
+                <w:ins w:id="9331" w:author="DS Corporation" w:date="2026-10-09T09:00:00Z"/>
+              </w:rPr>
+            </w:pPr>
+            <w:ins w:id="9332" w:author="DS Corporation" w:date="2026-10-09T09:00:00Z">
               <w:r>
                 <w:rPr>
                   <w:rFonts w:ascii="Times New Roman" w:hAnsi="Times New Roman" w:cs="Times New Roman" w:eastAsia="Times New Roman"/>
@@ -10035,10 +10093,10 @@
             <w:pPr>
               <w:spacing w:after="80"/>
               <w:rPr>
-                <w:ins w:id="9329" w:author="DS Corporation" w:date="2026-10-09T09:00:00Z"/>
-              </w:rPr>
-            </w:pPr>
-            <w:ins w:id="9330" w:author="DS Corporation" w:date="2026-10-09T09:00:00Z">
+                <w:ins w:id="9333" w:author="DS Corporation" w:date="2026-10-09T09:00:00Z"/>
+              </w:rPr>
+            </w:pPr>
+            <w:ins w:id="9334" w:author="DS Corporation" w:date="2026-10-09T09:00:00Z">
               <w:r>
                 <w:rPr>
                   <w:rFonts w:ascii="Times New Roman" w:hAnsi="Times New Roman" w:cs="Times New Roman" w:eastAsia="Times New Roman"/>
@@ -10060,10 +10118,10 @@
             <w:pPr>
               <w:spacing w:after="80"/>
               <w:rPr>
-                <w:ins w:id="9331" w:author="DS Corporation" w:date="2026-10-09T09:00:00Z"/>
-              </w:rPr>
-            </w:pPr>
-            <w:ins w:id="9332" w:author="DS Corporation" w:date="2026-10-09T09:00:00Z">
+                <w:ins w:id="9335" w:author="DS Corporation" w:date="2026-10-09T09:00:00Z"/>
+              </w:rPr>
+            </w:pPr>
+            <w:ins w:id="9336" w:author="DS Corporation" w:date="2026-10-09T09:00:00Z">
               <w:r>
                 <w:rPr>
                   <w:rFonts w:ascii="Times New Roman" w:hAnsi="Times New Roman" w:cs="Times New Roman" w:eastAsia="Times New Roman"/>
@@ -10085,10 +10143,10 @@
             <w:pPr>
               <w:spacing w:after="80"/>
               <w:rPr>
-                <w:ins w:id="9333" w:author="DS Corporation" w:date="2026-10-09T09:00:00Z"/>
-              </w:rPr>
-            </w:pPr>
-            <w:ins w:id="9334" w:author="DS Corporation" w:date="2026-10-09T09:00:00Z">
+                <w:ins w:id="9337" w:author="DS Corporation" w:date="2026-10-09T09:00:00Z"/>
+              </w:rPr>
+            </w:pPr>
+            <w:ins w:id="9338" w:author="DS Corporation" w:date="2026-10-09T09:00:00Z">
               <w:r>
                 <w:rPr>
                   <w:rFonts w:ascii="Times New Roman" w:hAnsi="Times New Roman" w:cs="Times New Roman" w:eastAsia="Times New Roman"/>
@@ -10104,7 +10162,7 @@
       </w:tr>
       <w:tr>
         <w:trPr>
-          <w:ins w:id="9335" w:author="DS Corporation" w:date="2026-10-09T09:00:00Z"/>
+          <w:ins w:id="9339" w:author="DS Corporation" w:date="2026-10-09T09:00:00Z"/>
         </w:trPr>
         <w:tc>
           <w:tcPr>
@@ -10114,10 +10172,10 @@
             <w:pPr>
               <w:spacing w:after="80"/>
               <w:rPr>
-                <w:ins w:id="9336" w:author="DS Corporation" w:date="2026-10-09T09:00:00Z"/>
-              </w:rPr>
-            </w:pPr>
-            <w:ins w:id="9337" w:author="DS Corporation" w:date="2026-10-09T09:00:00Z">
+                <w:ins w:id="9340" w:author="DS Corporation" w:date="2026-10-09T09:00:00Z"/>
+              </w:rPr>
+            </w:pPr>
+            <w:ins w:id="9341" w:author="DS Corporation" w:date="2026-10-09T09:00:00Z">
               <w:r>
                 <w:rPr>
                   <w:rFonts w:ascii="Times New Roman" w:hAnsi="Times New Roman" w:cs="Times New Roman" w:eastAsia="Times New Roman"/>
@@ -10137,10 +10195,10 @@
             <w:pPr>
               <w:spacing w:after="80"/>
               <w:rPr>
-                <w:ins w:id="9338" w:author="DS Corporation" w:date="2026-10-09T09:00:00Z"/>
-              </w:rPr>
-            </w:pPr>
-            <w:ins w:id="9339" w:author="DS Corporation" w:date="2026-10-09T09:00:00Z">
+                <w:ins w:id="9342" w:author="DS Corporation" w:date="2026-10-09T09:00:00Z"/>
+              </w:rPr>
+            </w:pPr>
+            <w:ins w:id="9343" w:author="DS Corporation" w:date="2026-10-09T09:00:00Z">
               <w:r>
                 <w:rPr>
                   <w:rFonts w:ascii="Times New Roman" w:hAnsi="Times New Roman" w:cs="Times New Roman" w:eastAsia="Times New Roman"/>
@@ -10160,10 +10218,10 @@
             <w:pPr>
               <w:spacing w:after="80"/>
               <w:rPr>
-                <w:ins w:id="9340" w:author="DS Corporation" w:date="2026-10-09T09:00:00Z"/>
-              </w:rPr>
-            </w:pPr>
-            <w:ins w:id="9341" w:author="DS Corporation" w:date="2026-10-09T09:00:00Z">
+                <w:ins w:id="9344" w:author="DS Corporation" w:date="2026-10-09T09:00:00Z"/>
+              </w:rPr>
+            </w:pPr>
+            <w:ins w:id="9345" w:author="DS Corporation" w:date="2026-10-09T09:00:00Z">
               <w:r>
                 <w:rPr>
                   <w:rFonts w:ascii="Times New Roman" w:hAnsi="Times New Roman" w:cs="Times New Roman" w:eastAsia="Times New Roman"/>
@@ -10183,10 +10241,10 @@
             <w:pPr>
               <w:spacing w:after="80"/>
               <w:rPr>
-                <w:ins w:id="9342" w:author="DS Corporation" w:date="2026-10-09T09:00:00Z"/>
-              </w:rPr>
-            </w:pPr>
-            <w:ins w:id="9343" w:author="DS Corporation" w:date="2026-10-09T09:00:00Z">
+                <w:ins w:id="9346" w:author="DS Corporation" w:date="2026-10-09T09:00:00Z"/>
+              </w:rPr>
+            </w:pPr>
+            <w:ins w:id="9347" w:author="DS Corporation" w:date="2026-10-09T09:00:00Z">
               <w:r>
                 <w:rPr>
                   <w:rFonts w:ascii="Times New Roman" w:hAnsi="Times New Roman" w:cs="Times New Roman" w:eastAsia="Times New Roman"/>
@@ -10206,10 +10264,10 @@
             <w:pPr>
               <w:spacing w:after="80"/>
               <w:rPr>
-                <w:ins w:id="9344" w:author="DS Corporation" w:date="2026-10-09T09:00:00Z"/>
-              </w:rPr>
-            </w:pPr>
-            <w:ins w:id="9345" w:author="DS Corporation" w:date="2026-10-09T09:00:00Z">
+                <w:ins w:id="9348" w:author="DS Corporation" w:date="2026-10-09T09:00:00Z"/>
+              </w:rPr>
+            </w:pPr>
+            <w:ins w:id="9349" w:author="DS Corporation" w:date="2026-10-09T09:00:00Z">
               <w:r>
                 <w:rPr>
                   <w:rFonts w:ascii="Times New Roman" w:hAnsi="Times New Roman" w:cs="Times New Roman" w:eastAsia="Times New Roman"/>
@@ -10229,10 +10287,10 @@
             <w:pPr>
               <w:spacing w:after="80"/>
               <w:rPr>
-                <w:ins w:id="9346" w:author="DS Corporation" w:date="2026-10-09T09:00:00Z"/>
-              </w:rPr>
-            </w:pPr>
-            <w:ins w:id="9347" w:author="DS Corporation" w:date="2026-10-09T09:00:00Z">
+                <w:ins w:id="9350" w:author="DS Corporation" w:date="2026-10-09T09:00:00Z"/>
+              </w:rPr>
+            </w:pPr>
+            <w:ins w:id="9351" w:author="DS Corporation" w:date="2026-10-09T09:00:00Z">
               <w:r>
                 <w:rPr>
                   <w:rFonts w:ascii="Times New Roman" w:hAnsi="Times New Roman" w:cs="Times New Roman" w:eastAsia="Times New Roman"/>
@@ -10247,7 +10305,7 @@
       </w:tr>
       <w:tr>
         <w:trPr>
-          <w:ins w:id="9348" w:author="DS Corporation" w:date="2026-10-09T09:00:00Z"/>
+          <w:ins w:id="9352" w:author="DS Corporation" w:date="2026-10-09T09:00:00Z"/>
         </w:trPr>
         <w:tc>
           <w:tcPr>
@@ -10257,10 +10315,10 @@
             <w:pPr>
               <w:spacing w:after="80"/>
               <w:rPr>
-                <w:ins w:id="9349" w:author="DS Corporation" w:date="2026-10-09T09:00:00Z"/>
-              </w:rPr>
-            </w:pPr>
-            <w:ins w:id="9350" w:author="DS Corporation" w:date="2026-10-09T09:00:00Z">
+                <w:ins w:id="9353" w:author="DS Corporation" w:date="2026-10-09T09:00:00Z"/>
+              </w:rPr>
+            </w:pPr>
+            <w:ins w:id="9354" w:author="DS Corporation" w:date="2026-10-09T09:00:00Z">
               <w:r>
                 <w:rPr>
                   <w:rFonts w:ascii="Times New Roman" w:hAnsi="Times New Roman" w:cs="Times New Roman" w:eastAsia="Times New Roman"/>
@@ -10280,10 +10338,10 @@
             <w:pPr>
               <w:spacing w:after="80"/>
               <w:rPr>
-                <w:ins w:id="9351" w:author="DS Corporation" w:date="2026-10-09T09:00:00Z"/>
-              </w:rPr>
-            </w:pPr>
-            <w:ins w:id="9352" w:author="DS Corporation" w:date="2026-10-09T09:00:00Z">
+                <w:ins w:id="9355" w:author="DS Corporation" w:date="2026-10-09T09:00:00Z"/>
+              </w:rPr>
+            </w:pPr>
+            <w:ins w:id="9356" w:author="DS Corporation" w:date="2026-10-09T09:00:00Z">
               <w:r>
                 <w:rPr>
                   <w:rFonts w:ascii="Times New Roman" w:hAnsi="Times New Roman" w:cs="Times New Roman" w:eastAsia="Times New Roman"/>
@@ -10303,10 +10361,10 @@
             <w:pPr>
               <w:spacing w:after="80"/>
               <w:rPr>
-                <w:ins w:id="9353" w:author="DS Corporation" w:date="2026-10-09T09:00:00Z"/>
-              </w:rPr>
-            </w:pPr>
-            <w:ins w:id="9354" w:author="DS Corporation" w:date="2026-10-09T09:00:00Z">
+                <w:ins w:id="9357" w:author="DS Corporation" w:date="2026-10-09T09:00:00Z"/>
+              </w:rPr>
+            </w:pPr>
+            <w:ins w:id="9358" w:author="DS Corporation" w:date="2026-10-09T09:00:00Z">
               <w:r>
                 <w:rPr>
                   <w:rFonts w:ascii="Times New Roman" w:hAnsi="Times New Roman" w:cs="Times New Roman" w:eastAsia="Times New Roman"/>
@@ -10326,10 +10384,10 @@
             <w:pPr>
               <w:spacing w:after="80"/>
               <w:rPr>
-                <w:ins w:id="9355" w:author="DS Corporation" w:date="2026-10-09T09:00:00Z"/>
-              </w:rPr>
-            </w:pPr>
-            <w:ins w:id="9356" w:author="DS Corporation" w:date="2026-10-09T09:00:00Z">
+                <w:ins w:id="9359" w:author="DS Corporation" w:date="2026-10-09T09:00:00Z"/>
+              </w:rPr>
+            </w:pPr>
+            <w:ins w:id="9360" w:author="DS Corporation" w:date="2026-10-09T09:00:00Z">
               <w:r>
                 <w:rPr>
                   <w:rFonts w:ascii="Times New Roman" w:hAnsi="Times New Roman" w:cs="Times New Roman" w:eastAsia="Times New Roman"/>
@@ -10349,10 +10407,10 @@
             <w:pPr>
               <w:spacing w:after="80"/>
               <w:rPr>
-                <w:ins w:id="9357" w:author="DS Corporation" w:date="2026-10-09T09:00:00Z"/>
-              </w:rPr>
-            </w:pPr>
-            <w:ins w:id="9358" w:author="DS Corporation" w:date="2026-10-09T09:00:00Z">
+                <w:ins w:id="9361" w:author="DS Corporation" w:date="2026-10-09T09:00:00Z"/>
+              </w:rPr>
+            </w:pPr>
+            <w:ins w:id="9362" w:author="DS Corporation" w:date="2026-10-09T09:00:00Z">
               <w:r>
                 <w:rPr>
                   <w:rFonts w:ascii="Times New Roman" w:hAnsi="Times New Roman" w:cs="Times New Roman" w:eastAsia="Times New Roman"/>
@@ -10372,10 +10430,10 @@
             <w:pPr>
               <w:spacing w:after="80"/>
               <w:rPr>
-                <w:ins w:id="9359" w:author="DS Corporation" w:date="2026-10-09T09:00:00Z"/>
-              </w:rPr>
-            </w:pPr>
-            <w:ins w:id="9360" w:author="DS Corporation" w:date="2026-10-09T09:00:00Z">
+                <w:ins w:id="9363" w:author="DS Corporation" w:date="2026-10-09T09:00:00Z"/>
+              </w:rPr>
+            </w:pPr>
+            <w:ins w:id="9364" w:author="DS Corporation" w:date="2026-10-09T09:00:00Z">
               <w:r>
                 <w:rPr>
                   <w:rFonts w:ascii="Times New Roman" w:hAnsi="Times New Roman" w:cs="Times New Roman" w:eastAsia="Times New Roman"/>
@@ -10390,7 +10448,7 @@
       </w:tr>
       <w:tr>
         <w:trPr>
-          <w:ins w:id="9361" w:author="DS Corporation" w:date="2026-10-09T09:00:00Z"/>
+          <w:ins w:id="9365" w:author="DS Corporation" w:date="2026-10-09T09:00:00Z"/>
         </w:trPr>
         <w:tc>
           <w:tcPr>
@@ -10400,10 +10458,10 @@
             <w:pPr>
               <w:spacing w:after="80"/>
               <w:rPr>
-                <w:ins w:id="9362" w:author="DS Corporation" w:date="2026-10-09T09:00:00Z"/>
-              </w:rPr>
-            </w:pPr>
-            <w:ins w:id="9363" w:author="DS Corporation" w:date="2026-10-09T09:00:00Z">
+                <w:ins w:id="9366" w:author="DS Corporation" w:date="2026-10-09T09:00:00Z"/>
+              </w:rPr>
+            </w:pPr>
+            <w:ins w:id="9367" w:author="DS Corporation" w:date="2026-10-09T09:00:00Z">
               <w:r>
                 <w:rPr>
                   <w:rFonts w:ascii="Times New Roman" w:hAnsi="Times New Roman" w:cs="Times New Roman" w:eastAsia="Times New Roman"/>
@@ -10423,10 +10481,10 @@
             <w:pPr>
               <w:spacing w:after="80"/>
               <w:rPr>
-                <w:ins w:id="9364" w:author="DS Corporation" w:date="2026-10-09T09:00:00Z"/>
-              </w:rPr>
-            </w:pPr>
-            <w:ins w:id="9365" w:author="DS Corporation" w:date="2026-10-09T09:00:00Z">
+                <w:ins w:id="9368" w:author="DS Corporation" w:date="2026-10-09T09:00:00Z"/>
+              </w:rPr>
+            </w:pPr>
+            <w:ins w:id="9369" w:author="DS Corporation" w:date="2026-10-09T09:00:00Z">
               <w:r>
                 <w:rPr>
                   <w:rFonts w:ascii="Times New Roman" w:hAnsi="Times New Roman" w:cs="Times New Roman" w:eastAsia="Times New Roman"/>
@@ -10446,10 +10504,10 @@
             <w:pPr>
               <w:spacing w:after="80"/>
               <w:rPr>
-                <w:ins w:id="9366" w:author="DS Corporation" w:date="2026-10-09T09:00:00Z"/>
-              </w:rPr>
-            </w:pPr>
-            <w:ins w:id="9367" w:author="DS Corporation" w:date="2026-10-09T09:00:00Z">
+                <w:ins w:id="9370" w:author="DS Corporation" w:date="2026-10-09T09:00:00Z"/>
+              </w:rPr>
+            </w:pPr>
+            <w:ins w:id="9371" w:author="DS Corporation" w:date="2026-10-09T09:00:00Z">
               <w:r>
                 <w:rPr>
                   <w:rFonts w:ascii="Times New Roman" w:hAnsi="Times New Roman" w:cs="Times New Roman" w:eastAsia="Times New Roman"/>
@@ -10469,10 +10527,10 @@
             <w:pPr>
               <w:spacing w:after="80"/>
               <w:rPr>
-                <w:ins w:id="9368" w:author="DS Corporation" w:date="2026-10-09T09:00:00Z"/>
-              </w:rPr>
-            </w:pPr>
-            <w:ins w:id="9369" w:author="DS Corporation" w:date="2026-10-09T09:00:00Z">
+                <w:ins w:id="9372" w:author="DS Corporation" w:date="2026-10-09T09:00:00Z"/>
+              </w:rPr>
+            </w:pPr>
+            <w:ins w:id="9373" w:author="DS Corporation" w:date="2026-10-09T09:00:00Z">
               <w:r>
                 <w:rPr>
                   <w:rFonts w:ascii="Times New Roman" w:hAnsi="Times New Roman" w:cs="Times New Roman" w:eastAsia="Times New Roman"/>
@@ -10492,10 +10550,10 @@
             <w:pPr>
               <w:spacing w:after="80"/>
               <w:rPr>
-                <w:ins w:id="9370" w:author="DS Corporation" w:date="2026-10-09T09:00:00Z"/>
-              </w:rPr>
-            </w:pPr>
-            <w:ins w:id="9371" w:author="DS Corporation" w:date="2026-10-09T09:00:00Z">
+                <w:ins w:id="9374" w:author="DS Corporation" w:date="2026-10-09T09:00:00Z"/>
+              </w:rPr>
+            </w:pPr>
+            <w:ins w:id="9375" w:author="DS Corporation" w:date="2026-10-09T09:00:00Z">
               <w:r>
                 <w:rPr>
                   <w:rFonts w:ascii="Times New Roman" w:hAnsi="Times New Roman" w:cs="Times New Roman" w:eastAsia="Times New Roman"/>
@@ -10515,10 +10573,10 @@
             <w:pPr>
               <w:spacing w:after="80"/>
               <w:rPr>
-                <w:ins w:id="9372" w:author="DS Corporation" w:date="2026-10-09T09:00:00Z"/>
-              </w:rPr>
-            </w:pPr>
-            <w:ins w:id="9373" w:author="DS Corporation" w:date="2026-10-09T09:00:00Z">
+                <w:ins w:id="9376" w:author="DS Corporation" w:date="2026-10-09T09:00:00Z"/>
+              </w:rPr>
+            </w:pPr>
+            <w:ins w:id="9377" w:author="DS Corporation" w:date="2026-10-09T09:00:00Z">
               <w:r>
                 <w:rPr>
                   <w:rFonts w:ascii="Times New Roman" w:hAnsi="Times New Roman" w:cs="Times New Roman" w:eastAsia="Times New Roman"/>
@@ -10533,7 +10591,7 @@
       </w:tr>
       <w:tr>
         <w:trPr>
-          <w:ins w:id="9374" w:author="DS Corporation" w:date="2026-10-09T09:00:00Z"/>
+          <w:ins w:id="9378" w:author="DS Corporation" w:date="2026-10-09T09:00:00Z"/>
         </w:trPr>
         <w:tc>
           <w:tcPr>
@@ -10543,10 +10601,10 @@
             <w:pPr>
               <w:spacing w:after="80"/>
               <w:rPr>
-                <w:ins w:id="9375" w:author="DS Corporation" w:date="2026-10-09T09:00:00Z"/>
-              </w:rPr>
-            </w:pPr>
-            <w:ins w:id="9376" w:author="DS Corporation" w:date="2026-10-09T09:00:00Z">
+                <w:ins w:id="9379" w:author="DS Corporation" w:date="2026-10-09T09:00:00Z"/>
+              </w:rPr>
+            </w:pPr>
+            <w:ins w:id="9380" w:author="DS Corporation" w:date="2026-10-09T09:00:00Z">
               <w:r>
                 <w:rPr>
                   <w:rFonts w:ascii="Times New Roman" w:hAnsi="Times New Roman" w:cs="Times New Roman" w:eastAsia="Times New Roman"/>
@@ -10566,10 +10624,10 @@
             <w:pPr>
               <w:spacing w:after="80"/>
               <w:rPr>
-                <w:ins w:id="9377" w:author="DS Corporation" w:date="2026-10-09T09:00:00Z"/>
-              </w:rPr>
-            </w:pPr>
-            <w:ins w:id="9378" w:author="DS Corporation" w:date="2026-10-09T09:00:00Z">
+                <w:ins w:id="9381" w:author="DS Corporation" w:date="2026-10-09T09:00:00Z"/>
+              </w:rPr>
+            </w:pPr>
+            <w:ins w:id="9382" w:author="DS Corporation" w:date="2026-10-09T09:00:00Z">
               <w:r>
                 <w:rPr>
                   <w:rFonts w:ascii="Times New Roman" w:hAnsi="Times New Roman" w:cs="Times New Roman" w:eastAsia="Times New Roman"/>
@@ -10589,10 +10647,10 @@
             <w:pPr>
               <w:spacing w:after="80"/>
               <w:rPr>
-                <w:ins w:id="9379" w:author="DS Corporation" w:date="2026-10-09T09:00:00Z"/>
-              </w:rPr>
-            </w:pPr>
-            <w:ins w:id="9380" w:author="DS Corporation" w:date="2026-10-09T09:00:00Z">
+                <w:ins w:id="9383" w:author="DS Corporation" w:date="2026-10-09T09:00:00Z"/>
+              </w:rPr>
+            </w:pPr>
+            <w:ins w:id="9384" w:author="DS Corporation" w:date="2026-10-09T09:00:00Z">
               <w:r>
                 <w:rPr>
                   <w:rFonts w:ascii="Times New Roman" w:hAnsi="Times New Roman" w:cs="Times New Roman" w:eastAsia="Times New Roman"/>
@@ -10612,10 +10670,10 @@
             <w:pPr>
               <w:spacing w:after="80"/>
               <w:rPr>
-                <w:ins w:id="9381" w:author="DS Corporation" w:date="2026-10-09T09:00:00Z"/>
-              </w:rPr>
-            </w:pPr>
-            <w:ins w:id="9382" w:author="DS Corporation" w:date="2026-10-09T09:00:00Z">
+                <w:ins w:id="9385" w:author="DS Corporation" w:date="2026-10-09T09:00:00Z"/>
+              </w:rPr>
+            </w:pPr>
+            <w:ins w:id="9386" w:author="DS Corporation" w:date="2026-10-09T09:00:00Z">
               <w:r>
                 <w:rPr>
                   <w:rFonts w:ascii="Times New Roman" w:hAnsi="Times New Roman" w:cs="Times New Roman" w:eastAsia="Times New Roman"/>
@@ -10635,10 +10693,10 @@
             <w:pPr>
               <w:spacing w:after="80"/>
               <w:rPr>
-                <w:ins w:id="9383" w:author="DS Corporation" w:date="2026-10-09T09:00:00Z"/>
-              </w:rPr>
-            </w:pPr>
-            <w:ins w:id="9384" w:author="DS Corporation" w:date="2026-10-09T09:00:00Z">
+                <w:ins w:id="9387" w:author="DS Corporation" w:date="2026-10-09T09:00:00Z"/>
+              </w:rPr>
+            </w:pPr>
+            <w:ins w:id="9388" w:author="DS Corporation" w:date="2026-10-09T09:00:00Z">
               <w:r>
                 <w:rPr>
                   <w:rFonts w:ascii="Times New Roman" w:hAnsi="Times New Roman" w:cs="Times New Roman" w:eastAsia="Times New Roman"/>
@@ -10658,10 +10716,10 @@
             <w:pPr>
               <w:spacing w:after="80"/>
               <w:rPr>
-                <w:ins w:id="9385" w:author="DS Corporation" w:date="2026-10-09T09:00:00Z"/>
-              </w:rPr>
-            </w:pPr>
-            <w:ins w:id="9386" w:author="DS Corporation" w:date="2026-10-09T09:00:00Z">
+                <w:ins w:id="9389" w:author="DS Corporation" w:date="2026-10-09T09:00:00Z"/>
+              </w:rPr>
+            </w:pPr>
+            <w:ins w:id="9390" w:author="DS Corporation" w:date="2026-10-09T09:00:00Z">
               <w:r>
                 <w:rPr>
                   <w:rFonts w:ascii="Times New Roman" w:hAnsi="Times New Roman" w:cs="Times New Roman" w:eastAsia="Times New Roman"/>
@@ -10676,7 +10734,7 @@
       </w:tr>
       <w:tr>
         <w:trPr>
-          <w:ins w:id="9387" w:author="DS Corporation" w:date="2026-10-09T09:00:00Z"/>
+          <w:ins w:id="9391" w:author="DS Corporation" w:date="2026-10-09T09:00:00Z"/>
         </w:trPr>
         <w:tc>
           <w:tcPr>
@@ -10686,10 +10744,10 @@
             <w:pPr>
               <w:spacing w:after="80"/>
               <w:rPr>
-                <w:ins w:id="9388" w:author="DS Corporation" w:date="2026-10-09T09:00:00Z"/>
-              </w:rPr>
-            </w:pPr>
-            <w:ins w:id="9389" w:author="DS Corporation" w:date="2026-10-09T09:00:00Z">
+                <w:ins w:id="9392" w:author="DS Corporation" w:date="2026-10-09T09:00:00Z"/>
+              </w:rPr>
+            </w:pPr>
+            <w:ins w:id="9393" w:author="DS Corporation" w:date="2026-10-09T09:00:00Z">
               <w:r>
                 <w:rPr>
                   <w:rFonts w:ascii="Times New Roman" w:hAnsi="Times New Roman" w:cs="Times New Roman" w:eastAsia="Times New Roman"/>
@@ -10709,10 +10767,10 @@
             <w:pPr>
               <w:spacing w:after="80"/>
               <w:rPr>
-                <w:ins w:id="9390" w:author="DS Corporation" w:date="2026-10-09T09:00:00Z"/>
-              </w:rPr>
-            </w:pPr>
-            <w:ins w:id="9391" w:author="DS Corporation" w:date="2026-10-09T09:00:00Z">
+                <w:ins w:id="9394" w:author="DS Corporation" w:date="2026-10-09T09:00:00Z"/>
+              </w:rPr>
+            </w:pPr>
+            <w:ins w:id="9395" w:author="DS Corporation" w:date="2026-10-09T09:00:00Z">
               <w:r>
                 <w:rPr>
                   <w:rFonts w:ascii="Times New Roman" w:hAnsi="Times New Roman" w:cs="Times New Roman" w:eastAsia="Times New Roman"/>
@@ -10732,10 +10790,10 @@
             <w:pPr>
               <w:spacing w:after="80"/>
               <w:rPr>
-                <w:ins w:id="9392" w:author="DS Corporation" w:date="2026-10-09T09:00:00Z"/>
-              </w:rPr>
-            </w:pPr>
-            <w:ins w:id="9393" w:author="DS Corporation" w:date="2026-10-09T09:00:00Z">
+                <w:ins w:id="9396" w:author="DS Corporation" w:date="2026-10-09T09:00:00Z"/>
+              </w:rPr>
+            </w:pPr>
+            <w:ins w:id="9397" w:author="DS Corporation" w:date="2026-10-09T09:00:00Z">
               <w:r>
                 <w:rPr>
                   <w:rFonts w:ascii="Times New Roman" w:hAnsi="Times New Roman" w:cs="Times New Roman" w:eastAsia="Times New Roman"/>
@@ -10755,10 +10813,10 @@
             <w:pPr>
               <w:spacing w:after="80"/>
               <w:rPr>
-                <w:ins w:id="9394" w:author="DS Corporation" w:date="2026-10-09T09:00:00Z"/>
-              </w:rPr>
-            </w:pPr>
-            <w:ins w:id="9395" w:author="DS Corporation" w:date="2026-10-09T09:00:00Z">
+                <w:ins w:id="9398" w:author="DS Corporation" w:date="2026-10-09T09:00:00Z"/>
+              </w:rPr>
+            </w:pPr>
+            <w:ins w:id="9399" w:author="DS Corporation" w:date="2026-10-09T09:00:00Z">
               <w:r>
                 <w:rPr>
                   <w:rFonts w:ascii="Times New Roman" w:hAnsi="Times New Roman" w:cs="Times New Roman" w:eastAsia="Times New Roman"/>
@@ -10778,10 +10836,10 @@
             <w:pPr>
               <w:spacing w:after="80"/>
               <w:rPr>
-                <w:ins w:id="9396" w:author="DS Corporation" w:date="2026-10-09T09:00:00Z"/>
-              </w:rPr>
-            </w:pPr>
-            <w:ins w:id="9397" w:author="DS Corporation" w:date="2026-10-09T09:00:00Z">
+                <w:ins w:id="9400" w:author="DS Corporation" w:date="2026-10-09T09:00:00Z"/>
+              </w:rPr>
+            </w:pPr>
+            <w:ins w:id="9401" w:author="DS Corporation" w:date="2026-10-09T09:00:00Z">
               <w:r>
                 <w:rPr>
                   <w:rFonts w:ascii="Times New Roman" w:hAnsi="Times New Roman" w:cs="Times New Roman" w:eastAsia="Times New Roman"/>
@@ -10801,10 +10859,10 @@
             <w:pPr>
               <w:spacing w:after="80"/>
               <w:rPr>
-                <w:ins w:id="9398" w:author="DS Corporation" w:date="2026-10-09T09:00:00Z"/>
-              </w:rPr>
-            </w:pPr>
-            <w:ins w:id="9399" w:author="DS Corporation" w:date="2026-10-09T09:00:00Z">
+                <w:ins w:id="9402" w:author="DS Corporation" w:date="2026-10-09T09:00:00Z"/>
+              </w:rPr>
+            </w:pPr>
+            <w:ins w:id="9403" w:author="DS Corporation" w:date="2026-10-09T09:00:00Z">
               <w:r>
                 <w:rPr>
                   <w:rFonts w:ascii="Times New Roman" w:hAnsi="Times New Roman" w:cs="Times New Roman" w:eastAsia="Times New Roman"/>
@@ -10819,7 +10877,7 @@
       </w:tr>
       <w:tr>
         <w:trPr>
-          <w:ins w:id="9400" w:author="DS Corporation" w:date="2026-10-09T09:00:00Z"/>
+          <w:ins w:id="9404" w:author="DS Corporation" w:date="2026-10-09T09:00:00Z"/>
         </w:trPr>
         <w:tc>
           <w:tcPr>
@@ -10829,10 +10887,10 @@
             <w:pPr>
               <w:spacing w:after="80"/>
               <w:rPr>
-                <w:ins w:id="9401" w:author="DS Corporation" w:date="2026-10-09T09:00:00Z"/>
-              </w:rPr>
-            </w:pPr>
-            <w:ins w:id="9402" w:author="DS Corporation" w:date="2026-10-09T09:00:00Z">
+                <w:ins w:id="9405" w:author="DS Corporation" w:date="2026-10-09T09:00:00Z"/>
+              </w:rPr>
+            </w:pPr>
+            <w:ins w:id="9406" w:author="DS Corporation" w:date="2026-10-09T09:00:00Z">
               <w:r>
                 <w:rPr>
                   <w:rFonts w:ascii="Times New Roman" w:hAnsi="Times New Roman" w:cs="Times New Roman" w:eastAsia="Times New Roman"/>
@@ -10852,10 +10910,10 @@
             <w:pPr>
               <w:spacing w:after="80"/>
               <w:rPr>
-                <w:ins w:id="9403" w:author="DS Corporation" w:date="2026-10-09T09:00:00Z"/>
-              </w:rPr>
-            </w:pPr>
-            <w:ins w:id="9404" w:author="DS Corporation" w:date="2026-10-09T09:00:00Z">
+                <w:ins w:id="9407" w:author="DS Corporation" w:date="2026-10-09T09:00:00Z"/>
+              </w:rPr>
+            </w:pPr>
+            <w:ins w:id="9408" w:author="DS Corporation" w:date="2026-10-09T09:00:00Z">
               <w:r>
                 <w:rPr>
                   <w:rFonts w:ascii="Times New Roman" w:hAnsi="Times New Roman" w:cs="Times New Roman" w:eastAsia="Times New Roman"/>
@@ -10875,10 +10933,10 @@
             <w:pPr>
               <w:spacing w:after="80"/>
               <w:rPr>
-                <w:ins w:id="9405" w:author="DS Corporation" w:date="2026-10-09T09:00:00Z"/>
-              </w:rPr>
-            </w:pPr>
-            <w:ins w:id="9406" w:author="DS Corporation" w:date="2026-10-09T09:00:00Z">
+                <w:ins w:id="9409" w:author="DS Corporation" w:date="2026-10-09T09:00:00Z"/>
+              </w:rPr>
+            </w:pPr>
+            <w:ins w:id="9410" w:author="DS Corporation" w:date="2026-10-09T09:00:00Z">
               <w:r>
                 <w:rPr>
                   <w:rFonts w:ascii="Times New Roman" w:hAnsi="Times New Roman" w:cs="Times New Roman" w:eastAsia="Times New Roman"/>
@@ -10898,10 +10956,10 @@
             <w:pPr>
               <w:spacing w:after="80"/>
               <w:rPr>
-                <w:ins w:id="9407" w:author="DS Corporation" w:date="2026-10-09T09:00:00Z"/>
-              </w:rPr>
-            </w:pPr>
-            <w:ins w:id="9408" w:author="DS Corporation" w:date="2026-10-09T09:00:00Z">
+                <w:ins w:id="9411" w:author="DS Corporation" w:date="2026-10-09T09:00:00Z"/>
+              </w:rPr>
+            </w:pPr>
+            <w:ins w:id="9412" w:author="DS Corporation" w:date="2026-10-09T09:00:00Z">
               <w:r>
                 <w:rPr>
                   <w:rFonts w:ascii="Times New Roman" w:hAnsi="Times New Roman" w:cs="Times New Roman" w:eastAsia="Times New Roman"/>
@@ -10921,10 +10979,10 @@
             <w:pPr>
               <w:spacing w:after="80"/>
               <w:rPr>
-                <w:ins w:id="9409" w:author="DS Corporation" w:date="2026-10-09T09:00:00Z"/>
-              </w:rPr>
-            </w:pPr>
-            <w:ins w:id="9410" w:author="DS Corporation" w:date="2026-10-09T09:00:00Z">
+                <w:ins w:id="9413" w:author="DS Corporation" w:date="2026-10-09T09:00:00Z"/>
+              </w:rPr>
+            </w:pPr>
+            <w:ins w:id="9414" w:author="DS Corporation" w:date="2026-10-09T09:00:00Z">
               <w:r>
                 <w:rPr>
                   <w:rFonts w:ascii="Times New Roman" w:hAnsi="Times New Roman" w:cs="Times New Roman" w:eastAsia="Times New Roman"/>
@@ -10944,10 +11002,10 @@
             <w:pPr>
               <w:spacing w:after="80"/>
               <w:rPr>
-                <w:ins w:id="9411" w:author="DS Corporation" w:date="2026-10-09T09:00:00Z"/>
-              </w:rPr>
-            </w:pPr>
-            <w:ins w:id="9412" w:author="DS Corporation" w:date="2026-10-09T09:00:00Z">
+                <w:ins w:id="9415" w:author="DS Corporation" w:date="2026-10-09T09:00:00Z"/>
+              </w:rPr>
+            </w:pPr>
+            <w:ins w:id="9416" w:author="DS Corporation" w:date="2026-10-09T09:00:00Z">
               <w:r>
                 <w:rPr>
                   <w:rFonts w:ascii="Times New Roman" w:hAnsi="Times New Roman" w:cs="Times New Roman" w:eastAsia="Times New Roman"/>
@@ -10962,7 +11020,7 @@
       </w:tr>
       <w:tr>
         <w:trPr>
-          <w:ins w:id="9413" w:author="DS Corporation" w:date="2026-10-09T09:00:00Z"/>
+          <w:ins w:id="9417" w:author="DS Corporation" w:date="2026-10-09T09:00:00Z"/>
         </w:trPr>
         <w:tc>
           <w:tcPr>
@@ -10972,10 +11030,10 @@
             <w:pPr>
               <w:spacing w:after="80"/>
               <w:rPr>
-                <w:ins w:id="9414" w:author="DS Corporation" w:date="2026-10-09T09:00:00Z"/>
-              </w:rPr>
-            </w:pPr>
-            <w:ins w:id="9415" w:author="DS Corporation" w:date="2026-10-09T09:00:00Z">
+                <w:ins w:id="9418" w:author="DS Corporation" w:date="2026-10-09T09:00:00Z"/>
+              </w:rPr>
+            </w:pPr>
+            <w:ins w:id="9419" w:author="DS Corporation" w:date="2026-10-09T09:00:00Z">
               <w:r>
                 <w:rPr>
                   <w:rFonts w:ascii="Times New Roman" w:hAnsi="Times New Roman" w:cs="Times New Roman" w:eastAsia="Times New Roman"/>
@@ -10995,10 +11053,10 @@
             <w:pPr>
               <w:spacing w:after="80"/>
               <w:rPr>
-                <w:ins w:id="9416" w:author="DS Corporation" w:date="2026-10-09T09:00:00Z"/>
-              </w:rPr>
-            </w:pPr>
-            <w:ins w:id="9417" w:author="DS Corporation" w:date="2026-10-09T09:00:00Z">
+                <w:ins w:id="9420" w:author="DS Corporation" w:date="2026-10-09T09:00:00Z"/>
+              </w:rPr>
+            </w:pPr>
+            <w:ins w:id="9421" w:author="DS Corporation" w:date="2026-10-09T09:00:00Z">
               <w:r>
                 <w:rPr>
                   <w:rFonts w:ascii="Times New Roman" w:hAnsi="Times New Roman" w:cs="Times New Roman" w:eastAsia="Times New Roman"/>
@@ -11018,10 +11076,10 @@
             <w:pPr>
               <w:spacing w:after="80"/>
               <w:rPr>
-                <w:ins w:id="9418" w:author="DS Corporation" w:date="2026-10-09T09:00:00Z"/>
-              </w:rPr>
-            </w:pPr>
-            <w:ins w:id="9419" w:author="DS Corporation" w:date="2026-10-09T09:00:00Z">
+                <w:ins w:id="9422" w:author="DS Corporation" w:date="2026-10-09T09:00:00Z"/>
+              </w:rPr>
+            </w:pPr>
+            <w:ins w:id="9423" w:author="DS Corporation" w:date="2026-10-09T09:00:00Z">
               <w:r>
                 <w:rPr>
                   <w:rFonts w:ascii="Times New Roman" w:hAnsi="Times New Roman" w:cs="Times New Roman" w:eastAsia="Times New Roman"/>
@@ -11041,10 +11099,10 @@
             <w:pPr>
               <w:spacing w:after="80"/>
               <w:rPr>
-                <w:ins w:id="9420" w:author="DS Corporation" w:date="2026-10-09T09:00:00Z"/>
-              </w:rPr>
-            </w:pPr>
-            <w:ins w:id="9421" w:author="DS Corporation" w:date="2026-10-09T09:00:00Z">
+                <w:ins w:id="9424" w:author="DS Corporation" w:date="2026-10-09T09:00:00Z"/>
+              </w:rPr>
+            </w:pPr>
+            <w:ins w:id="9425" w:author="DS Corporation" w:date="2026-10-09T09:00:00Z">
               <w:r>
                 <w:rPr>
                   <w:rFonts w:ascii="Times New Roman" w:hAnsi="Times New Roman" w:cs="Times New Roman" w:eastAsia="Times New Roman"/>
@@ -11064,10 +11122,10 @@
             <w:pPr>
               <w:spacing w:after="80"/>
               <w:rPr>
-                <w:ins w:id="9422" w:author="DS Corporation" w:date="2026-10-09T09:00:00Z"/>
-              </w:rPr>
-            </w:pPr>
-            <w:ins w:id="9423" w:author="DS Corporation" w:date="2026-10-09T09:00:00Z">
+                <w:ins w:id="9426" w:author="DS Corporation" w:date="2026-10-09T09:00:00Z"/>
+              </w:rPr>
+            </w:pPr>
+            <w:ins w:id="9427" w:author="DS Corporation" w:date="2026-10-09T09:00:00Z">
               <w:r>
                 <w:rPr>
                   <w:rFonts w:ascii="Times New Roman" w:hAnsi="Times New Roman" w:cs="Times New Roman" w:eastAsia="Times New Roman"/>
@@ -11087,10 +11145,10 @@
             <w:pPr>
               <w:spacing w:after="80"/>
               <w:rPr>
-                <w:ins w:id="9424" w:author="DS Corporation" w:date="2026-10-09T09:00:00Z"/>
-              </w:rPr>
-            </w:pPr>
-            <w:ins w:id="9425" w:author="DS Corporation" w:date="2026-10-09T09:00:00Z">
+                <w:ins w:id="9428" w:author="DS Corporation" w:date="2026-10-09T09:00:00Z"/>
+              </w:rPr>
+            </w:pPr>
+            <w:ins w:id="9429" w:author="DS Corporation" w:date="2026-10-09T09:00:00Z">
               <w:r>
                 <w:rPr>
                   <w:rFonts w:ascii="Times New Roman" w:hAnsi="Times New Roman" w:cs="Times New Roman" w:eastAsia="Times New Roman"/>
@@ -11105,7 +11163,7 @@
       </w:tr>
       <w:tr>
         <w:trPr>
-          <w:ins w:id="9426" w:author="DS Corporation" w:date="2026-10-09T09:00:00Z"/>
+          <w:ins w:id="9430" w:author="DS Corporation" w:date="2026-10-09T09:00:00Z"/>
         </w:trPr>
         <w:tc>
           <w:tcPr>
@@ -11115,10 +11173,10 @@
             <w:pPr>
               <w:spacing w:after="80"/>
               <w:rPr>
-                <w:ins w:id="9427" w:author="DS Corporation" w:date="2026-10-09T09:00:00Z"/>
-              </w:rPr>
-            </w:pPr>
-            <w:ins w:id="9428" w:author="DS Corporation" w:date="2026-10-09T09:00:00Z">
+                <w:ins w:id="9431" w:author="DS Corporation" w:date="2026-10-09T09:00:00Z"/>
+              </w:rPr>
+            </w:pPr>
+            <w:ins w:id="9432" w:author="DS Corporation" w:date="2026-10-09T09:00:00Z">
               <w:r>
                 <w:rPr>
                   <w:rFonts w:ascii="Times New Roman" w:hAnsi="Times New Roman" w:cs="Times New Roman" w:eastAsia="Times New Roman"/>
@@ -11138,10 +11196,10 @@
             <w:pPr>
               <w:spacing w:after="80"/>
               <w:rPr>
-                <w:ins w:id="9429" w:author="DS Corporation" w:date="2026-10-09T09:00:00Z"/>
-              </w:rPr>
-            </w:pPr>
-            <w:ins w:id="9430" w:author="DS Corporation" w:date="2026-10-09T09:00:00Z">
+                <w:ins w:id="9433" w:author="DS Corporation" w:date="2026-10-09T09:00:00Z"/>
+              </w:rPr>
+            </w:pPr>
+            <w:ins w:id="9434" w:author="DS Corporation" w:date="2026-10-09T09:00:00Z">
               <w:r>
                 <w:rPr>
                   <w:rFonts w:ascii="Times New Roman" w:hAnsi="Times New Roman" w:cs="Times New Roman" w:eastAsia="Times New Roman"/>
@@ -11161,10 +11219,10 @@
             <w:pPr>
               <w:spacing w:after="80"/>
               <w:rPr>
-                <w:ins w:id="9431" w:author="DS Corporation" w:date="2026-10-09T09:00:00Z"/>
-              </w:rPr>
-            </w:pPr>
-            <w:ins w:id="9432" w:author="DS Corporation" w:date="2026-10-09T09:00:00Z">
+                <w:ins w:id="9435" w:author="DS Corporation" w:date="2026-10-09T09:00:00Z"/>
+              </w:rPr>
+            </w:pPr>
+            <w:ins w:id="9436" w:author="DS Corporation" w:date="2026-10-09T09:00:00Z">
               <w:r>
                 <w:rPr>
                   <w:rFonts w:ascii="Times New Roman" w:hAnsi="Times New Roman" w:cs="Times New Roman" w:eastAsia="Times New Roman"/>
@@ -11184,10 +11242,10 @@
             <w:pPr>
               <w:spacing w:after="80"/>
               <w:rPr>
-                <w:ins w:id="9433" w:author="DS Corporation" w:date="2026-10-09T09:00:00Z"/>
-              </w:rPr>
-            </w:pPr>
-            <w:ins w:id="9434" w:author="DS Corporation" w:date="2026-10-09T09:00:00Z">
+                <w:ins w:id="9437" w:author="DS Corporation" w:date="2026-10-09T09:00:00Z"/>
+              </w:rPr>
+            </w:pPr>
+            <w:ins w:id="9438" w:author="DS Corporation" w:date="2026-10-09T09:00:00Z">
               <w:r>
                 <w:rPr>
                   <w:rFonts w:ascii="Times New Roman" w:hAnsi="Times New Roman" w:cs="Times New Roman" w:eastAsia="Times New Roman"/>
@@ -11207,10 +11265,10 @@
             <w:pPr>
               <w:spacing w:after="80"/>
               <w:rPr>
-                <w:ins w:id="9435" w:author="DS Corporation" w:date="2026-10-09T09:00:00Z"/>
-              </w:rPr>
-            </w:pPr>
-            <w:ins w:id="9436" w:author="DS Corporation" w:date="2026-10-09T09:00:00Z">
+                <w:ins w:id="9439" w:author="DS Corporation" w:date="2026-10-09T09:00:00Z"/>
+              </w:rPr>
+            </w:pPr>
+            <w:ins w:id="9440" w:author="DS Corporation" w:date="2026-10-09T09:00:00Z">
               <w:r>
                 <w:rPr>
                   <w:rFonts w:ascii="Times New Roman" w:hAnsi="Times New Roman" w:cs="Times New Roman" w:eastAsia="Times New Roman"/>
@@ -11230,10 +11288,10 @@
             <w:pPr>
               <w:spacing w:after="80"/>
               <w:rPr>
-                <w:ins w:id="9437" w:author="DS Corporation" w:date="2026-10-09T09:00:00Z"/>
-              </w:rPr>
-            </w:pPr>
-            <w:ins w:id="9438" w:author="DS Corporation" w:date="2026-10-09T09:00:00Z">
+                <w:ins w:id="9441" w:author="DS Corporation" w:date="2026-10-09T09:00:00Z"/>
+              </w:rPr>
+            </w:pPr>
+            <w:ins w:id="9442" w:author="DS Corporation" w:date="2026-10-09T09:00:00Z">
               <w:r>
                 <w:rPr>
                   <w:rFonts w:ascii="Times New Roman" w:hAnsi="Times New Roman" w:cs="Times New Roman" w:eastAsia="Times New Roman"/>
@@ -11251,10 +11309,10 @@
       <w:pPr>
         <w:spacing w:after="80"/>
         <w:rPr>
-          <w:ins w:id="9439" w:author="DS Corporation" w:date="2026-10-09T09:00:00Z"/>
-        </w:rPr>
-      </w:pPr>
-      <w:ins w:id="9440" w:author="DS Corporation" w:date="2026-10-09T09:00:00Z">
+          <w:ins w:id="9443" w:author="DS Corporation" w:date="2026-10-09T09:00:00Z"/>
+        </w:rPr>
+      </w:pPr>
+      <w:ins w:id="9444" w:author="DS Corporation" w:date="2026-10-09T09:00:00Z">
         <w:r>
           <w:rPr>
             <w:rFonts w:ascii="Times New Roman" w:hAnsi="Times New Roman" w:cs="Times New Roman" w:eastAsia="Times New Roman"/>
@@ -11270,10 +11328,10 @@
       <w:pPr>
         <w:spacing w:after="80"/>
         <w:rPr>
-          <w:ins w:id="9441" w:author="DS Corporation" w:date="2026-10-09T09:00:00Z"/>
-        </w:rPr>
-      </w:pPr>
-      <w:ins w:id="9442" w:author="DS Corporation" w:date="2026-10-09T09:00:00Z">
+          <w:ins w:id="9445" w:author="DS Corporation" w:date="2026-10-09T09:00:00Z"/>
+        </w:rPr>
+      </w:pPr>
+      <w:ins w:id="9446" w:author="DS Corporation" w:date="2026-10-09T09:00:00Z">
         <w:r>
           <w:rPr>
             <w:rFonts w:ascii="Times New Roman" w:hAnsi="Times New Roman" w:cs="Times New Roman" w:eastAsia="Times New Roman"/>
@@ -11305,7 +11363,7 @@
       </w:tblGrid>
       <w:tr>
         <w:trPr>
-          <w:ins w:id="9443" w:author="DS Corporation" w:date="2026-10-09T09:00:00Z"/>
+          <w:ins w:id="9447" w:author="DS Corporation" w:date="2026-10-09T09:00:00Z"/>
         </w:trPr>
         <w:tc>
           <w:tcPr>
@@ -11316,10 +11374,10 @@
             <w:pPr>
               <w:spacing w:after="80"/>
               <w:rPr>
-                <w:ins w:id="9444" w:author="DS Corporation" w:date="2026-10-09T09:00:00Z"/>
-              </w:rPr>
-            </w:pPr>
-            <w:ins w:id="9445" w:author="DS Corporation" w:date="2026-10-09T09:00:00Z">
+                <w:ins w:id="9448" w:author="DS Corporation" w:date="2026-10-09T09:00:00Z"/>
+              </w:rPr>
+            </w:pPr>
+            <w:ins w:id="9449" w:author="DS Corporation" w:date="2026-10-09T09:00:00Z">
               <w:r>
                 <w:rPr>
                   <w:rFonts w:ascii="Times New Roman" w:hAnsi="Times New Roman" w:cs="Times New Roman" w:eastAsia="Times New Roman"/>
@@ -11341,10 +11399,10 @@
             <w:pPr>
               <w:spacing w:after="80"/>
               <w:rPr>
-                <w:ins w:id="9446" w:author="DS Corporation" w:date="2026-10-09T09:00:00Z"/>
-              </w:rPr>
-            </w:pPr>
-            <w:ins w:id="9447" w:author="DS Corporation" w:date="2026-10-09T09:00:00Z">
+                <w:ins w:id="9450" w:author="DS Corporation" w:date="2026-10-09T09:00:00Z"/>
+              </w:rPr>
+            </w:pPr>
+            <w:ins w:id="9451" w:author="DS Corporation" w:date="2026-10-09T09:00:00Z">
               <w:r>
                 <w:rPr>
                   <w:rFonts w:ascii="Times New Roman" w:hAnsi="Times New Roman" w:cs="Times New Roman" w:eastAsia="Times New Roman"/>
@@ -11366,10 +11424,10 @@
             <w:pPr>
               <w:spacing w:after="80"/>
               <w:rPr>
-                <w:ins w:id="9448" w:author="DS Corporation" w:date="2026-10-09T09:00:00Z"/>
-              </w:rPr>
-            </w:pPr>
-            <w:ins w:id="9449" w:author="DS Corporation" w:date="2026-10-09T09:00:00Z">
+                <w:ins w:id="9452" w:author="DS Corporation" w:date="2026-10-09T09:00:00Z"/>
+              </w:rPr>
+            </w:pPr>
+            <w:ins w:id="9453" w:author="DS Corporation" w:date="2026-10-09T09:00:00Z">
               <w:r>
                 <w:rPr>
                   <w:rFonts w:ascii="Times New Roman" w:hAnsi="Times New Roman" w:cs="Times New Roman" w:eastAsia="Times New Roman"/>
@@ -11385,7 +11443,7 @@
       </w:tr>
       <w:tr>
         <w:trPr>
-          <w:ins w:id="9450" w:author="DS Corporation" w:date="2026-10-09T09:00:00Z"/>
+          <w:ins w:id="9454" w:author="DS Corporation" w:date="2026-10-09T09:00:00Z"/>
         </w:trPr>
         <w:tc>
           <w:tcPr>
@@ -11395,10 +11453,10 @@
             <w:pPr>
               <w:spacing w:after="80"/>
               <w:rPr>
-                <w:ins w:id="9451" w:author="DS Corporation" w:date="2026-10-09T09:00:00Z"/>
-              </w:rPr>
-            </w:pPr>
-            <w:ins w:id="9452" w:author="DS Corporation" w:date="2026-10-09T09:00:00Z">
+                <w:ins w:id="9455" w:author="DS Corporation" w:date="2026-10-09T09:00:00Z"/>
+              </w:rPr>
+            </w:pPr>
+            <w:ins w:id="9456" w:author="DS Corporation" w:date="2026-10-09T09:00:00Z">
               <w:r>
                 <w:rPr>
                   <w:rFonts w:ascii="Times New Roman" w:hAnsi="Times New Roman" w:cs="Times New Roman" w:eastAsia="Times New Roman"/>
@@ -11418,10 +11476,10 @@
             <w:pPr>
               <w:spacing w:after="80"/>
               <w:rPr>
-                <w:ins w:id="9453" w:author="DS Corporation" w:date="2026-10-09T09:00:00Z"/>
-              </w:rPr>
-            </w:pPr>
-            <w:ins w:id="9454" w:author="DS Corporation" w:date="2026-10-09T09:00:00Z">
+                <w:ins w:id="9457" w:author="DS Corporation" w:date="2026-10-09T09:00:00Z"/>
+              </w:rPr>
+            </w:pPr>
+            <w:ins w:id="9458" w:author="DS Corporation" w:date="2026-10-09T09:00:00Z">
               <w:r>
                 <w:rPr>
                   <w:rFonts w:ascii="Times New Roman" w:hAnsi="Times New Roman" w:cs="Times New Roman" w:eastAsia="Times New Roman"/>
@@ -11441,10 +11499,10 @@
             <w:pPr>
               <w:spacing w:after="80"/>
               <w:rPr>
-                <w:ins w:id="9455" w:author="DS Corporation" w:date="2026-10-09T09:00:00Z"/>
-              </w:rPr>
-            </w:pPr>
-            <w:ins w:id="9456" w:author="DS Corporation" w:date="2026-10-09T09:00:00Z">
+                <w:ins w:id="9459" w:author="DS Corporation" w:date="2026-10-09T09:00:00Z"/>
+              </w:rPr>
+            </w:pPr>
+            <w:ins w:id="9460" w:author="DS Corporation" w:date="2026-10-09T09:00:00Z">
               <w:r>
                 <w:rPr>
                   <w:rFonts w:ascii="Times New Roman" w:hAnsi="Times New Roman" w:cs="Times New Roman" w:eastAsia="Times New Roman"/>
@@ -11459,7 +11517,7 @@
       </w:tr>
       <w:tr>
         <w:trPr>
-          <w:ins w:id="9457" w:author="DS Corporation" w:date="2026-10-09T09:00:00Z"/>
+          <w:ins w:id="9461" w:author="DS Corporation" w:date="2026-10-09T09:00:00Z"/>
         </w:trPr>
         <w:tc>
           <w:tcPr>
@@ -11469,10 +11527,10 @@
             <w:pPr>
               <w:spacing w:after="80"/>
               <w:rPr>
-                <w:ins w:id="9458" w:author="DS Corporation" w:date="2026-10-09T09:00:00Z"/>
-              </w:rPr>
-            </w:pPr>
-            <w:ins w:id="9459" w:author="DS Corporation" w:date="2026-10-09T09:00:00Z">
+                <w:ins w:id="9462" w:author="DS Corporation" w:date="2026-10-09T09:00:00Z"/>
+              </w:rPr>
+            </w:pPr>
+            <w:ins w:id="9463" w:author="DS Corporation" w:date="2026-10-09T09:00:00Z">
               <w:r>
                 <w:rPr>
                   <w:rFonts w:ascii="Times New Roman" w:hAnsi="Times New Roman" w:cs="Times New Roman" w:eastAsia="Times New Roman"/>
@@ -11492,10 +11550,10 @@
             <w:pPr>
               <w:spacing w:after="80"/>
               <w:rPr>
-                <w:ins w:id="9460" w:author="DS Corporation" w:date="2026-10-09T09:00:00Z"/>
-              </w:rPr>
-            </w:pPr>
-            <w:ins w:id="9461" w:author="DS Corporation" w:date="2026-10-09T09:00:00Z">
+                <w:ins w:id="9464" w:author="DS Corporation" w:date="2026-10-09T09:00:00Z"/>
+              </w:rPr>
+            </w:pPr>
+            <w:ins w:id="9465" w:author="DS Corporation" w:date="2026-10-09T09:00:00Z">
               <w:r>
                 <w:rPr>
                   <w:rFonts w:ascii="Times New Roman" w:hAnsi="Times New Roman" w:cs="Times New Roman" w:eastAsia="Times New Roman"/>
@@ -11515,10 +11573,10 @@
             <w:pPr>
               <w:spacing w:after="80"/>
               <w:rPr>
-                <w:ins w:id="9462" w:author="DS Corporation" w:date="2026-10-09T09:00:00Z"/>
-              </w:rPr>
-            </w:pPr>
-            <w:ins w:id="9463" w:author="DS Corporation" w:date="2026-10-09T09:00:00Z">
+                <w:ins w:id="9466" w:author="DS Corporation" w:date="2026-10-09T09:00:00Z"/>
+              </w:rPr>
+            </w:pPr>
+            <w:ins w:id="9467" w:author="DS Corporation" w:date="2026-10-09T09:00:00Z">
               <w:r>
                 <w:rPr>
                   <w:rFonts w:ascii="Times New Roman" w:hAnsi="Times New Roman" w:cs="Times New Roman" w:eastAsia="Times New Roman"/>
@@ -11533,7 +11591,7 @@
       </w:tr>
       <w:tr>
         <w:trPr>
-          <w:ins w:id="9464" w:author="DS Corporation" w:date="2026-10-09T09:00:00Z"/>
+          <w:ins w:id="9468" w:author="DS Corporation" w:date="2026-10-09T09:00:00Z"/>
         </w:trPr>
         <w:tc>
           <w:tcPr>
@@ -11543,10 +11601,10 @@
             <w:pPr>
               <w:spacing w:after="80"/>
               <w:rPr>
-                <w:ins w:id="9465" w:author="DS Corporation" w:date="2026-10-09T09:00:00Z"/>
-              </w:rPr>
-            </w:pPr>
-            <w:ins w:id="9466" w:author="DS Corporation" w:date="2026-10-09T09:00:00Z">
+                <w:ins w:id="9469" w:author="DS Corporation" w:date="2026-10-09T09:00:00Z"/>
+              </w:rPr>
+            </w:pPr>
+            <w:ins w:id="9470" w:author="DS Corporation" w:date="2026-10-09T09:00:00Z">
               <w:r>
                 <w:rPr>
                   <w:rFonts w:ascii="Times New Roman" w:hAnsi="Times New Roman" w:cs="Times New Roman" w:eastAsia="Times New Roman"/>
@@ -11566,10 +11624,10 @@
             <w:pPr>
               <w:spacing w:after="80"/>
               <w:rPr>
-                <w:ins w:id="9467" w:author="DS Corporation" w:date="2026-10-09T09:00:00Z"/>
-              </w:rPr>
-            </w:pPr>
-            <w:ins w:id="9468" w:author="DS Corporation" w:date="2026-10-09T09:00:00Z">
+                <w:ins w:id="9471" w:author="DS Corporation" w:date="2026-10-09T09:00:00Z"/>
+              </w:rPr>
+            </w:pPr>
+            <w:ins w:id="9472" w:author="DS Corporation" w:date="2026-10-09T09:00:00Z">
               <w:r>
                 <w:rPr>
                   <w:rFonts w:ascii="Times New Roman" w:hAnsi="Times New Roman" w:cs="Times New Roman" w:eastAsia="Times New Roman"/>
@@ -11589,10 +11647,10 @@
             <w:pPr>
               <w:spacing w:after="80"/>
               <w:rPr>
-                <w:ins w:id="9469" w:author="DS Corporation" w:date="2026-10-09T09:00:00Z"/>
-              </w:rPr>
-            </w:pPr>
-            <w:ins w:id="9470" w:author="DS Corporation" w:date="2026-10-09T09:00:00Z">
+                <w:ins w:id="9473" w:author="DS Corporation" w:date="2026-10-09T09:00:00Z"/>
+              </w:rPr>
+            </w:pPr>
+            <w:ins w:id="9474" w:author="DS Corporation" w:date="2026-10-09T09:00:00Z">
               <w:r>
                 <w:rPr>
                   <w:rFonts w:ascii="Times New Roman" w:hAnsi="Times New Roman" w:cs="Times New Roman" w:eastAsia="Times New Roman"/>
@@ -11607,7 +11665,7 @@
       </w:tr>
       <w:tr>
         <w:trPr>
-          <w:ins w:id="9471" w:author="DS Corporation" w:date="2026-10-09T09:00:00Z"/>
+          <w:ins w:id="9475" w:author="DS Corporation" w:date="2026-10-09T09:00:00Z"/>
         </w:trPr>
         <w:tc>
           <w:tcPr>
@@ -11617,10 +11675,10 @@
             <w:pPr>
               <w:spacing w:after="80"/>
               <w:rPr>
-                <w:ins w:id="9472" w:author="DS Corporation" w:date="2026-10-09T09:00:00Z"/>
-              </w:rPr>
-            </w:pPr>
-            <w:ins w:id="9473" w:author="DS Corporation" w:date="2026-10-09T09:00:00Z">
+                <w:ins w:id="9476" w:author="DS Corporation" w:date="2026-10-09T09:00:00Z"/>
+              </w:rPr>
+            </w:pPr>
+            <w:ins w:id="9477" w:author="DS Corporation" w:date="2026-10-09T09:00:00Z">
               <w:r>
                 <w:rPr>
                   <w:rFonts w:ascii="Times New Roman" w:hAnsi="Times New Roman" w:cs="Times New Roman" w:eastAsia="Times New Roman"/>
@@ -11640,10 +11698,10 @@
             <w:pPr>
               <w:spacing w:after="80"/>
               <w:rPr>
-                <w:ins w:id="9474" w:author="DS Corporation" w:date="2026-10-09T09:00:00Z"/>
-              </w:rPr>
-            </w:pPr>
-            <w:ins w:id="9475" w:author="DS Corporation" w:date="2026-10-09T09:00:00Z">
+                <w:ins w:id="9478" w:author="DS Corporation" w:date="2026-10-09T09:00:00Z"/>
+              </w:rPr>
+            </w:pPr>
+            <w:ins w:id="9479" w:author="DS Corporation" w:date="2026-10-09T09:00:00Z">
               <w:r>
                 <w:rPr>
                   <w:rFonts w:ascii="Times New Roman" w:hAnsi="Times New Roman" w:cs="Times New Roman" w:eastAsia="Times New Roman"/>
@@ -11663,10 +11721,10 @@
             <w:pPr>
               <w:spacing w:after="80"/>
               <w:rPr>
-                <w:ins w:id="9476" w:author="DS Corporation" w:date="2026-10-09T09:00:00Z"/>
-              </w:rPr>
-            </w:pPr>
-            <w:ins w:id="9477" w:author="DS Corporation" w:date="2026-10-09T09:00:00Z">
+                <w:ins w:id="9480" w:author="DS Corporation" w:date="2026-10-09T09:00:00Z"/>
+              </w:rPr>
+            </w:pPr>
+            <w:ins w:id="9481" w:author="DS Corporation" w:date="2026-10-09T09:00:00Z">
               <w:r>
                 <w:rPr>
                   <w:rFonts w:ascii="Times New Roman" w:hAnsi="Times New Roman" w:cs="Times New Roman" w:eastAsia="Times New Roman"/>
@@ -11681,7 +11739,7 @@
       </w:tr>
       <w:tr>
         <w:trPr>
-          <w:ins w:id="9478" w:author="DS Corporation" w:date="2026-10-09T09:00:00Z"/>
+          <w:ins w:id="9482" w:author="DS Corporation" w:date="2026-10-09T09:00:00Z"/>
         </w:trPr>
         <w:tc>
           <w:tcPr>
@@ -11691,10 +11749,10 @@
             <w:pPr>
               <w:spacing w:after="80"/>
               <w:rPr>
-                <w:ins w:id="9479" w:author="DS Corporation" w:date="2026-10-09T09:00:00Z"/>
-              </w:rPr>
-            </w:pPr>
-            <w:ins w:id="9480" w:author="DS Corporation" w:date="2026-10-09T09:00:00Z">
+                <w:ins w:id="9483" w:author="DS Corporation" w:date="2026-10-09T09:00:00Z"/>
+              </w:rPr>
+            </w:pPr>
+            <w:ins w:id="9484" w:author="DS Corporation" w:date="2026-10-09T09:00:00Z">
               <w:r>
                 <w:rPr>
                   <w:rFonts w:ascii="Times New Roman" w:hAnsi="Times New Roman" w:cs="Times New Roman" w:eastAsia="Times New Roman"/>
@@ -11714,10 +11772,10 @@
             <w:pPr>
               <w:spacing w:after="80"/>
               <w:rPr>
-                <w:ins w:id="9481" w:author="DS Corporation" w:date="2026-10-09T09:00:00Z"/>
-              </w:rPr>
-            </w:pPr>
-            <w:ins w:id="9482" w:author="DS Corporation" w:date="2026-10-09T09:00:00Z">
+                <w:ins w:id="9485" w:author="DS Corporation" w:date="2026-10-09T09:00:00Z"/>
+              </w:rPr>
+            </w:pPr>
+            <w:ins w:id="9486" w:author="DS Corporation" w:date="2026-10-09T09:00:00Z">
               <w:r>
                 <w:rPr>
                   <w:rFonts w:ascii="Times New Roman" w:hAnsi="Times New Roman" w:cs="Times New Roman" w:eastAsia="Times New Roman"/>
@@ -11737,10 +11795,10 @@
             <w:pPr>
               <w:spacing w:after="80"/>
               <w:rPr>
-                <w:ins w:id="9483" w:author="DS Corporation" w:date="2026-10-09T09:00:00Z"/>
-              </w:rPr>
-            </w:pPr>
-            <w:ins w:id="9484" w:author="DS Corporation" w:date="2026-10-09T09:00:00Z">
+                <w:ins w:id="9487" w:author="DS Corporation" w:date="2026-10-09T09:00:00Z"/>
+              </w:rPr>
+            </w:pPr>
+            <w:ins w:id="9488" w:author="DS Corporation" w:date="2026-10-09T09:00:00Z">
               <w:r>
                 <w:rPr>
                   <w:rFonts w:ascii="Times New Roman" w:hAnsi="Times New Roman" w:cs="Times New Roman" w:eastAsia="Times New Roman"/>
@@ -11756,14 +11814,512 @@
     </w:tbl>
     <w:p>
       <w:pPr>
+        <w:spacing w:after="80"/>
+        <w:rPr>
+          <w:ins w:id="9489" w:author="DS Corporation" w:date="2026-10-09T09:00:00Z"/>
+        </w:rPr>
+      </w:pPr>
+      <w:ins w:id="9490" w:author="DS Corporation" w:date="2026-10-09T09:00:00Z">
+        <w:r>
+          <w:rPr>
+            <w:rFonts w:ascii="Times New Roman" w:hAnsi="Times New Roman" w:cs="Times New Roman" w:eastAsia="Times New Roman"/>
+            <w:b/>
+            <w:sz w:val="24"/>
+            <w:szCs w:val="24"/>
+          </w:rPr>
+          <w:t xml:space="preserve">D. Hồ sơ công thức Bên A bàn giao cho Bên B</w:t>
+        </w:r>
+      </w:ins>
+      <w:ins w:id="9491" w:author="DS Corporation" w:date="2026-10-09T09:00:00Z">
+        <w:r>
+          <w:rPr>
+            <w:rFonts w:ascii="Times New Roman" w:hAnsi="Times New Roman" w:cs="Times New Roman" w:eastAsia="Times New Roman"/>
+            <w:sz w:val="24"/>
+            <w:szCs w:val="24"/>
+          </w:rPr>
+          <w:t xml:space="preserve"> (trong vòng 05 ngày làm việc kể từ ngày ký Hợp đồng, trước khi ký mẫu chốt). Hồ sơ công thức thuộc quyền sở hữu của Bên B.</w:t>
+        </w:r>
+      </w:ins>
+    </w:p>
+    <w:tbl>
+      <w:tblPr>
+        <w:tblW w:w="9355" w:type="dxa"/>
+        <w:tblBorders>
+          <w:top w:val="single" w:sz="4" w:space="0" w:color="808080"/>
+          <w:left w:val="single" w:sz="4" w:space="0" w:color="808080"/>
+          <w:bottom w:val="single" w:sz="4" w:space="0" w:color="808080"/>
+          <w:right w:val="single" w:sz="4" w:space="0" w:color="808080"/>
+          <w:insideH w:val="single" w:sz="4" w:space="0" w:color="808080"/>
+          <w:insideV w:val="single" w:sz="4" w:space="0" w:color="808080"/>
+        </w:tblBorders>
+        <w:tblLayout w:type="fixed"/>
+      </w:tblPr>
+      <w:tblGrid>
+        <w:gridCol w:w="680"/>
+        <w:gridCol w:w="2268"/>
+        <w:gridCol w:w="6407"/>
+      </w:tblGrid>
+      <w:tr>
+        <w:trPr>
+          <w:ins w:id="9492" w:author="DS Corporation" w:date="2026-10-09T09:00:00Z"/>
+        </w:trPr>
+        <w:tc>
+          <w:tcPr>
+            <w:tcW w:w="680" w:type="dxa"/>
+            <w:shd w:val="clear" w:color="auto" w:fill="D9D9D9"/>
+          </w:tcPr>
+          <w:p>
+            <w:pPr>
+              <w:spacing w:after="80"/>
+              <w:rPr>
+                <w:ins w:id="9493" w:author="DS Corporation" w:date="2026-10-09T09:00:00Z"/>
+              </w:rPr>
+            </w:pPr>
+            <w:ins w:id="9494" w:author="DS Corporation" w:date="2026-10-09T09:00:00Z">
+              <w:r>
+                <w:rPr>
+                  <w:rFonts w:ascii="Times New Roman" w:hAnsi="Times New Roman" w:cs="Times New Roman" w:eastAsia="Times New Roman"/>
+                  <w:b/>
+                  <w:sz w:val="20"/>
+                  <w:szCs w:val="20"/>
+                </w:rPr>
+                <w:t xml:space="preserve">STT</w:t>
+              </w:r>
+            </w:ins>
+          </w:p>
+        </w:tc>
+        <w:tc>
+          <w:tcPr>
+            <w:tcW w:w="2268" w:type="dxa"/>
+            <w:shd w:val="clear" w:color="auto" w:fill="D9D9D9"/>
+          </w:tcPr>
+          <w:p>
+            <w:pPr>
+              <w:spacing w:after="80"/>
+              <w:rPr>
+                <w:ins w:id="9495" w:author="DS Corporation" w:date="2026-10-09T09:00:00Z"/>
+              </w:rPr>
+            </w:pPr>
+            <w:ins w:id="9496" w:author="DS Corporation" w:date="2026-10-09T09:00:00Z">
+              <w:r>
+                <w:rPr>
+                  <w:rFonts w:ascii="Times New Roman" w:hAnsi="Times New Roman" w:cs="Times New Roman" w:eastAsia="Times New Roman"/>
+                  <w:b/>
+                  <w:sz w:val="20"/>
+                  <w:szCs w:val="20"/>
+                </w:rPr>
+                <w:t xml:space="preserve">Tài liệu</w:t>
+              </w:r>
+            </w:ins>
+          </w:p>
+        </w:tc>
+        <w:tc>
+          <w:tcPr>
+            <w:tcW w:w="6407" w:type="dxa"/>
+            <w:shd w:val="clear" w:color="auto" w:fill="D9D9D9"/>
+          </w:tcPr>
+          <w:p>
+            <w:pPr>
+              <w:spacing w:after="80"/>
+              <w:rPr>
+                <w:ins w:id="9497" w:author="DS Corporation" w:date="2026-10-09T09:00:00Z"/>
+              </w:rPr>
+            </w:pPr>
+            <w:ins w:id="9498" w:author="DS Corporation" w:date="2026-10-09T09:00:00Z">
+              <w:r>
+                <w:rPr>
+                  <w:rFonts w:ascii="Times New Roman" w:hAnsi="Times New Roman" w:cs="Times New Roman" w:eastAsia="Times New Roman"/>
+                  <w:b/>
+                  <w:sz w:val="20"/>
+                  <w:szCs w:val="20"/>
+                </w:rPr>
+                <w:t xml:space="preserve">Nội dung chi tiết tối thiểu</w:t>
+              </w:r>
+            </w:ins>
+          </w:p>
+        </w:tc>
+      </w:tr>
+      <w:tr>
+        <w:trPr>
+          <w:ins w:id="9499" w:author="DS Corporation" w:date="2026-10-09T09:00:00Z"/>
+        </w:trPr>
+        <w:tc>
+          <w:tcPr>
+            <w:tcW w:w="680" w:type="dxa"/>
+          </w:tcPr>
+          <w:p>
+            <w:pPr>
+              <w:spacing w:after="80"/>
+              <w:rPr>
+                <w:ins w:id="9500" w:author="DS Corporation" w:date="2026-10-09T09:00:00Z"/>
+              </w:rPr>
+            </w:pPr>
+            <w:ins w:id="9501" w:author="DS Corporation" w:date="2026-10-09T09:00:00Z">
+              <w:r>
+                <w:rPr>
+                  <w:rFonts w:ascii="Times New Roman" w:hAnsi="Times New Roman" w:cs="Times New Roman" w:eastAsia="Times New Roman"/>
+                  <w:sz w:val="20"/>
+                  <w:szCs w:val="20"/>
+                </w:rPr>
+                <w:t xml:space="preserve">1</w:t>
+              </w:r>
+            </w:ins>
+          </w:p>
+        </w:tc>
+        <w:tc>
+          <w:tcPr>
+            <w:tcW w:w="2268" w:type="dxa"/>
+          </w:tcPr>
+          <w:p>
+            <w:pPr>
+              <w:spacing w:after="80"/>
+              <w:rPr>
+                <w:ins w:id="9502" w:author="DS Corporation" w:date="2026-10-09T09:00:00Z"/>
+              </w:rPr>
+            </w:pPr>
+            <w:ins w:id="9503" w:author="DS Corporation" w:date="2026-10-09T09:00:00Z">
+              <w:r>
+                <w:rPr>
+                  <w:rFonts w:ascii="Times New Roman" w:hAnsi="Times New Roman" w:cs="Times New Roman" w:eastAsia="Times New Roman"/>
+                  <w:sz w:val="20"/>
+                  <w:szCs w:val="20"/>
+                </w:rPr>
+                <w:t xml:space="preserve">Bảng công thức định lượng</w:t>
+              </w:r>
+            </w:ins>
+          </w:p>
+        </w:tc>
+        <w:tc>
+          <w:tcPr>
+            <w:tcW w:w="6407" w:type="dxa"/>
+          </w:tcPr>
+          <w:p>
+            <w:pPr>
+              <w:spacing w:after="80"/>
+              <w:rPr>
+                <w:ins w:id="9504" w:author="DS Corporation" w:date="2026-10-09T09:00:00Z"/>
+              </w:rPr>
+            </w:pPr>
+            <w:ins w:id="9505" w:author="DS Corporation" w:date="2026-10-09T09:00:00Z">
+              <w:r>
+                <w:rPr>
+                  <w:rFonts w:ascii="Times New Roman" w:hAnsi="Times New Roman" w:cs="Times New Roman" w:eastAsia="Times New Roman"/>
+                  <w:sz w:val="20"/>
+                  <w:szCs w:val="20"/>
+                </w:rPr>
+                <w:t xml:space="preserve">100% thành phần, tổng = 100,00%: tên thương mại, INCI, số CAS, % khối lượng (2 chữ số thập phân), pha, chức năng, nhà sản xuất/nhà cung cấp, cấp độ (grade); nguyên liệu hỗn hợp (vd. Amla oil) ghi đủ thành phần và tỷ lệ bên trong</w:t>
+              </w:r>
+            </w:ins>
+          </w:p>
+        </w:tc>
+      </w:tr>
+      <w:tr>
+        <w:trPr>
+          <w:ins w:id="9506" w:author="DS Corporation" w:date="2026-10-09T09:00:00Z"/>
+        </w:trPr>
+        <w:tc>
+          <w:tcPr>
+            <w:tcW w:w="680" w:type="dxa"/>
+          </w:tcPr>
+          <w:p>
+            <w:pPr>
+              <w:spacing w:after="80"/>
+              <w:rPr>
+                <w:ins w:id="9507" w:author="DS Corporation" w:date="2026-10-09T09:00:00Z"/>
+              </w:rPr>
+            </w:pPr>
+            <w:ins w:id="9508" w:author="DS Corporation" w:date="2026-10-09T09:00:00Z">
+              <w:r>
+                <w:rPr>
+                  <w:rFonts w:ascii="Times New Roman" w:hAnsi="Times New Roman" w:cs="Times New Roman" w:eastAsia="Times New Roman"/>
+                  <w:sz w:val="20"/>
+                  <w:szCs w:val="20"/>
+                </w:rPr>
+                <w:t xml:space="preserve">2</w:t>
+              </w:r>
+            </w:ins>
+          </w:p>
+        </w:tc>
+        <w:tc>
+          <w:tcPr>
+            <w:tcW w:w="2268" w:type="dxa"/>
+          </w:tcPr>
+          <w:p>
+            <w:pPr>
+              <w:spacing w:after="80"/>
+              <w:rPr>
+                <w:ins w:id="9509" w:author="DS Corporation" w:date="2026-10-09T09:00:00Z"/>
+              </w:rPr>
+            </w:pPr>
+            <w:ins w:id="9510" w:author="DS Corporation" w:date="2026-10-09T09:00:00Z">
+              <w:r>
+                <w:rPr>
+                  <w:rFonts w:ascii="Times New Roman" w:hAnsi="Times New Roman" w:cs="Times New Roman" w:eastAsia="Times New Roman"/>
+                  <w:sz w:val="20"/>
+                  <w:szCs w:val="20"/>
+                </w:rPr>
+                <w:t xml:space="preserve">Quy trình sản xuất</w:t>
+              </w:r>
+            </w:ins>
+          </w:p>
+        </w:tc>
+        <w:tc>
+          <w:tcPr>
+            <w:tcW w:w="6407" w:type="dxa"/>
+          </w:tcPr>
+          <w:p>
+            <w:pPr>
+              <w:spacing w:after="80"/>
+              <w:rPr>
+                <w:ins w:id="9511" w:author="DS Corporation" w:date="2026-10-09T09:00:00Z"/>
+              </w:rPr>
+            </w:pPr>
+            <w:ins w:id="9512" w:author="DS Corporation" w:date="2026-10-09T09:00:00Z">
+              <w:r>
+                <w:rPr>
+                  <w:rFonts w:ascii="Times New Roman" w:hAnsi="Times New Roman" w:cs="Times New Roman" w:eastAsia="Times New Roman"/>
+                  <w:sz w:val="20"/>
+                  <w:szCs w:val="20"/>
+                </w:rPr>
+                <w:t xml:space="preserve">Cỡ mẻ, thiết bị, thứ tự cho nguyên liệu, nhiệt độ, thời gian và tốc độ khuấy từng pha, điều kiện lọc, chiết rót, bảo quản bán thành phẩm</w:t>
+              </w:r>
+            </w:ins>
+          </w:p>
+        </w:tc>
+      </w:tr>
+      <w:tr>
+        <w:trPr>
+          <w:ins w:id="9513" w:author="DS Corporation" w:date="2026-10-09T09:00:00Z"/>
+        </w:trPr>
+        <w:tc>
+          <w:tcPr>
+            <w:tcW w:w="680" w:type="dxa"/>
+          </w:tcPr>
+          <w:p>
+            <w:pPr>
+              <w:spacing w:after="80"/>
+              <w:rPr>
+                <w:ins w:id="9514" w:author="DS Corporation" w:date="2026-10-09T09:00:00Z"/>
+              </w:rPr>
+            </w:pPr>
+            <w:ins w:id="9515" w:author="DS Corporation" w:date="2026-10-09T09:00:00Z">
+              <w:r>
+                <w:rPr>
+                  <w:rFonts w:ascii="Times New Roman" w:hAnsi="Times New Roman" w:cs="Times New Roman" w:eastAsia="Times New Roman"/>
+                  <w:sz w:val="20"/>
+                  <w:szCs w:val="20"/>
+                </w:rPr>
+                <w:t xml:space="preserve">3</w:t>
+              </w:r>
+            </w:ins>
+          </w:p>
+        </w:tc>
+        <w:tc>
+          <w:tcPr>
+            <w:tcW w:w="2268" w:type="dxa"/>
+          </w:tcPr>
+          <w:p>
+            <w:pPr>
+              <w:spacing w:after="80"/>
+              <w:rPr>
+                <w:ins w:id="9516" w:author="DS Corporation" w:date="2026-10-09T09:00:00Z"/>
+              </w:rPr>
+            </w:pPr>
+            <w:ins w:id="9517" w:author="DS Corporation" w:date="2026-10-09T09:00:00Z">
+              <w:r>
+                <w:rPr>
+                  <w:rFonts w:ascii="Times New Roman" w:hAnsi="Times New Roman" w:cs="Times New Roman" w:eastAsia="Times New Roman"/>
+                  <w:sz w:val="20"/>
+                  <w:szCs w:val="20"/>
+                </w:rPr>
+                <w:t xml:space="preserve">Kiểm soát trong quá trình (IPC)</w:t>
+              </w:r>
+            </w:ins>
+          </w:p>
+        </w:tc>
+        <w:tc>
+          <w:tcPr>
+            <w:tcW w:w="6407" w:type="dxa"/>
+          </w:tcPr>
+          <w:p>
+            <w:pPr>
+              <w:spacing w:after="80"/>
+              <w:rPr>
+                <w:ins w:id="9518" w:author="DS Corporation" w:date="2026-10-09T09:00:00Z"/>
+              </w:rPr>
+            </w:pPr>
+            <w:ins w:id="9519" w:author="DS Corporation" w:date="2026-10-09T09:00:00Z">
+              <w:r>
+                <w:rPr>
+                  <w:rFonts w:ascii="Times New Roman" w:hAnsi="Times New Roman" w:cs="Times New Roman" w:eastAsia="Times New Roman"/>
+                  <w:sz w:val="20"/>
+                  <w:szCs w:val="20"/>
+                </w:rPr>
+                <w:t xml:space="preserve">Các điểm kiểm tra, chỉ tiêu và giới hạn chấp nhận</w:t>
+              </w:r>
+            </w:ins>
+          </w:p>
+        </w:tc>
+      </w:tr>
+      <w:tr>
+        <w:trPr>
+          <w:ins w:id="9520" w:author="DS Corporation" w:date="2026-10-09T09:00:00Z"/>
+        </w:trPr>
+        <w:tc>
+          <w:tcPr>
+            <w:tcW w:w="680" w:type="dxa"/>
+          </w:tcPr>
+          <w:p>
+            <w:pPr>
+              <w:spacing w:after="80"/>
+              <w:rPr>
+                <w:ins w:id="9521" w:author="DS Corporation" w:date="2026-10-09T09:00:00Z"/>
+              </w:rPr>
+            </w:pPr>
+            <w:ins w:id="9522" w:author="DS Corporation" w:date="2026-10-09T09:00:00Z">
+              <w:r>
+                <w:rPr>
+                  <w:rFonts w:ascii="Times New Roman" w:hAnsi="Times New Roman" w:cs="Times New Roman" w:eastAsia="Times New Roman"/>
+                  <w:sz w:val="20"/>
+                  <w:szCs w:val="20"/>
+                </w:rPr>
+                <w:t xml:space="preserve">4</w:t>
+              </w:r>
+            </w:ins>
+          </w:p>
+        </w:tc>
+        <w:tc>
+          <w:tcPr>
+            <w:tcW w:w="2268" w:type="dxa"/>
+          </w:tcPr>
+          <w:p>
+            <w:pPr>
+              <w:spacing w:after="80"/>
+              <w:rPr>
+                <w:ins w:id="9523" w:author="DS Corporation" w:date="2026-10-09T09:00:00Z"/>
+              </w:rPr>
+            </w:pPr>
+            <w:ins w:id="9524" w:author="DS Corporation" w:date="2026-10-09T09:00:00Z">
+              <w:r>
+                <w:rPr>
+                  <w:rFonts w:ascii="Times New Roman" w:hAnsi="Times New Roman" w:cs="Times New Roman" w:eastAsia="Times New Roman"/>
+                  <w:sz w:val="20"/>
+                  <w:szCs w:val="20"/>
+                </w:rPr>
+                <w:t xml:space="preserve">Hồ sơ nguyên liệu</w:t>
+              </w:r>
+            </w:ins>
+          </w:p>
+        </w:tc>
+        <w:tc>
+          <w:tcPr>
+            <w:tcW w:w="6407" w:type="dxa"/>
+          </w:tcPr>
+          <w:p>
+            <w:pPr>
+              <w:spacing w:after="80"/>
+              <w:rPr>
+                <w:ins w:id="9525" w:author="DS Corporation" w:date="2026-10-09T09:00:00Z"/>
+              </w:rPr>
+            </w:pPr>
+            <w:ins w:id="9526" w:author="DS Corporation" w:date="2026-10-09T09:00:00Z">
+              <w:r>
+                <w:rPr>
+                  <w:rFonts w:ascii="Times New Roman" w:hAnsi="Times New Roman" w:cs="Times New Roman" w:eastAsia="Times New Roman"/>
+                  <w:sz w:val="20"/>
+                  <w:szCs w:val="20"/>
+                </w:rPr>
+                <w:t xml:space="preserve">Spec, COA, MSDS từng nguyên liệu; IFRA và bảng allergen của tinh dầu; COA Bakuchiol có chỉ tiêu psoralen</w:t>
+              </w:r>
+            </w:ins>
+          </w:p>
+        </w:tc>
+      </w:tr>
+      <w:tr>
+        <w:trPr>
+          <w:ins w:id="9527" w:author="DS Corporation" w:date="2026-10-09T09:00:00Z"/>
+        </w:trPr>
+        <w:tc>
+          <w:tcPr>
+            <w:tcW w:w="680" w:type="dxa"/>
+          </w:tcPr>
+          <w:p>
+            <w:pPr>
+              <w:spacing w:after="80"/>
+              <w:rPr>
+                <w:ins w:id="9528" w:author="DS Corporation" w:date="2026-10-09T09:00:00Z"/>
+              </w:rPr>
+            </w:pPr>
+            <w:ins w:id="9529" w:author="DS Corporation" w:date="2026-10-09T09:00:00Z">
+              <w:r>
+                <w:rPr>
+                  <w:rFonts w:ascii="Times New Roman" w:hAnsi="Times New Roman" w:cs="Times New Roman" w:eastAsia="Times New Roman"/>
+                  <w:sz w:val="20"/>
+                  <w:szCs w:val="20"/>
+                </w:rPr>
+                <w:t xml:space="preserve">5</w:t>
+              </w:r>
+            </w:ins>
+          </w:p>
+        </w:tc>
+        <w:tc>
+          <w:tcPr>
+            <w:tcW w:w="2268" w:type="dxa"/>
+          </w:tcPr>
+          <w:p>
+            <w:pPr>
+              <w:spacing w:after="80"/>
+              <w:rPr>
+                <w:ins w:id="9530" w:author="DS Corporation" w:date="2026-10-09T09:00:00Z"/>
+              </w:rPr>
+            </w:pPr>
+            <w:ins w:id="9531" w:author="DS Corporation" w:date="2026-10-09T09:00:00Z">
+              <w:r>
+                <w:rPr>
+                  <w:rFonts w:ascii="Times New Roman" w:hAnsi="Times New Roman" w:cs="Times New Roman" w:eastAsia="Times New Roman"/>
+                  <w:sz w:val="20"/>
+                  <w:szCs w:val="20"/>
+                </w:rPr>
+                <w:t xml:space="preserve">Dữ liệu chất lượng</w:t>
+              </w:r>
+            </w:ins>
+          </w:p>
+        </w:tc>
+        <w:tc>
+          <w:tcPr>
+            <w:tcW w:w="6407" w:type="dxa"/>
+          </w:tcPr>
+          <w:p>
+            <w:pPr>
+              <w:spacing w:after="80"/>
+              <w:rPr>
+                <w:ins w:id="9532" w:author="DS Corporation" w:date="2026-10-09T09:00:00Z"/>
+              </w:rPr>
+            </w:pPr>
+            <w:ins w:id="9533" w:author="DS Corporation" w:date="2026-10-09T09:00:00Z">
+              <w:r>
+                <w:rPr>
+                  <w:rFonts w:ascii="Times New Roman" w:hAnsi="Times New Roman" w:cs="Times New Roman" w:eastAsia="Times New Roman"/>
+                  <w:sz w:val="20"/>
+                  <w:szCs w:val="20"/>
+                </w:rPr>
+                <w:t xml:space="preserve">Báo cáo ổn định, tương thích bao bì, kết quả kiểm nghiệm thành phẩm, đánh giá an toàn</w:t>
+              </w:r>
+            </w:ins>
+          </w:p>
+        </w:tc>
+      </w:tr>
+    </w:tbl>
+    <w:p>
+      <w:pPr>
         <w:pageBreakBefore/>
         <w:spacing w:after="80"/>
         <w:jc w:val="center"/>
         <w:rPr>
-          <w:ins w:id="9485" w:author="DS Corporation" w:date="2026-10-09T09:00:00Z"/>
-        </w:rPr>
-      </w:pPr>
-      <w:ins w:id="9486" w:author="DS Corporation" w:date="2026-10-09T09:00:00Z">
+          <w:ins w:id="9534" w:author="DS Corporation" w:date="2026-10-09T09:00:00Z"/>
+        </w:rPr>
+      </w:pPr>
+      <w:ins w:id="9535" w:author="DS Corporation" w:date="2026-10-09T09:00:00Z">
         <w:r>
           <w:rPr>
             <w:rFonts w:ascii="Times New Roman" w:hAnsi="Times New Roman" w:cs="Times New Roman" w:eastAsia="Times New Roman"/>
@@ -11779,10 +12335,10 @@
       <w:pPr>
         <w:spacing w:after="80"/>
         <w:rPr>
-          <w:ins w:id="9487" w:author="DS Corporation" w:date="2026-10-09T09:00:00Z"/>
-        </w:rPr>
-      </w:pPr>
-      <w:ins w:id="9488" w:author="DS Corporation" w:date="2026-10-09T09:00:00Z">
+          <w:ins w:id="9536" w:author="DS Corporation" w:date="2026-10-09T09:00:00Z"/>
+        </w:rPr>
+      </w:pPr>
+      <w:ins w:id="9537" w:author="DS Corporation" w:date="2026-10-09T09:00:00Z">
         <w:r>
           <w:rPr>
             <w:rFonts w:ascii="Times New Roman" w:hAnsi="Times New Roman" w:cs="Times New Roman" w:eastAsia="Times New Roman"/>
@@ -11814,7 +12370,7 @@
       </w:tblGrid>
       <w:tr>
         <w:trPr>
-          <w:ins w:id="9489" w:author="DS Corporation" w:date="2026-10-09T09:00:00Z"/>
+          <w:ins w:id="9538" w:author="DS Corporation" w:date="2026-10-09T09:00:00Z"/>
         </w:trPr>
         <w:tc>
           <w:tcPr>
@@ -11825,10 +12381,10 @@
             <w:pPr>
               <w:spacing w:after="80"/>
               <w:rPr>
-                <w:ins w:id="9490" w:author="DS Corporation" w:date="2026-10-09T09:00:00Z"/>
-              </w:rPr>
-            </w:pPr>
-            <w:ins w:id="9491" w:author="DS Corporation" w:date="2026-10-09T09:00:00Z">
+                <w:ins w:id="9539" w:author="DS Corporation" w:date="2026-10-09T09:00:00Z"/>
+              </w:rPr>
+            </w:pPr>
+            <w:ins w:id="9540" w:author="DS Corporation" w:date="2026-10-09T09:00:00Z">
               <w:r>
                 <w:rPr>
                   <w:rFonts w:ascii="Times New Roman" w:hAnsi="Times New Roman" w:cs="Times New Roman" w:eastAsia="Times New Roman"/>
@@ -11850,10 +12406,10 @@
             <w:pPr>
               <w:spacing w:after="80"/>
               <w:rPr>
-                <w:ins w:id="9492" w:author="DS Corporation" w:date="2026-10-09T09:00:00Z"/>
-              </w:rPr>
-            </w:pPr>
-            <w:ins w:id="9493" w:author="DS Corporation" w:date="2026-10-09T09:00:00Z">
+                <w:ins w:id="9541" w:author="DS Corporation" w:date="2026-10-09T09:00:00Z"/>
+              </w:rPr>
+            </w:pPr>
+            <w:ins w:id="9542" w:author="DS Corporation" w:date="2026-10-09T09:00:00Z">
               <w:r>
                 <w:rPr>
                   <w:rFonts w:ascii="Times New Roman" w:hAnsi="Times New Roman" w:cs="Times New Roman" w:eastAsia="Times New Roman"/>
@@ -11875,10 +12431,10 @@
             <w:pPr>
               <w:spacing w:after="80"/>
               <w:rPr>
-                <w:ins w:id="9494" w:author="DS Corporation" w:date="2026-10-09T09:00:00Z"/>
-              </w:rPr>
-            </w:pPr>
-            <w:ins w:id="9495" w:author="DS Corporation" w:date="2026-10-09T09:00:00Z">
+                <w:ins w:id="9543" w:author="DS Corporation" w:date="2026-10-09T09:00:00Z"/>
+              </w:rPr>
+            </w:pPr>
+            <w:ins w:id="9544" w:author="DS Corporation" w:date="2026-10-09T09:00:00Z">
               <w:r>
                 <w:rPr>
                   <w:rFonts w:ascii="Times New Roman" w:hAnsi="Times New Roman" w:cs="Times New Roman" w:eastAsia="Times New Roman"/>
@@ -11887,524 +12443,6 @@
                   <w:szCs w:val="20"/>
                 </w:rPr>
                 <w:t xml:space="preserve">Tần suất</w:t>
-              </w:r>
-            </w:ins>
-          </w:p>
-        </w:tc>
-      </w:tr>
-      <w:tr>
-        <w:trPr>
-          <w:ins w:id="9496" w:author="DS Corporation" w:date="2026-10-09T09:00:00Z"/>
-        </w:trPr>
-        <w:tc>
-          <w:tcPr>
-            <w:tcW w:w="2381" w:type="dxa"/>
-          </w:tcPr>
-          <w:p>
-            <w:pPr>
-              <w:spacing w:after="80"/>
-              <w:rPr>
-                <w:ins w:id="9497" w:author="DS Corporation" w:date="2026-10-09T09:00:00Z"/>
-              </w:rPr>
-            </w:pPr>
-            <w:ins w:id="9498" w:author="DS Corporation" w:date="2026-10-09T09:00:00Z">
-              <w:r>
-                <w:rPr>
-                  <w:rFonts w:ascii="Times New Roman" w:hAnsi="Times New Roman" w:cs="Times New Roman" w:eastAsia="Times New Roman"/>
-                  <w:sz w:val="20"/>
-                  <w:szCs w:val="20"/>
-                </w:rPr>
-                <w:t xml:space="preserve">Ngoại quan</w:t>
-              </w:r>
-            </w:ins>
-          </w:p>
-        </w:tc>
-        <w:tc>
-          <w:tcPr>
-            <w:tcW w:w="4989" w:type="dxa"/>
-          </w:tcPr>
-          <w:p>
-            <w:pPr>
-              <w:spacing w:after="80"/>
-              <w:rPr>
-                <w:ins w:id="9499" w:author="DS Corporation" w:date="2026-10-09T09:00:00Z"/>
-              </w:rPr>
-            </w:pPr>
-            <w:ins w:id="9500" w:author="DS Corporation" w:date="2026-10-09T09:00:00Z">
-              <w:r>
-                <w:rPr>
-                  <w:rFonts w:ascii="Times New Roman" w:hAnsi="Times New Roman" w:cs="Times New Roman" w:eastAsia="Times New Roman"/>
-                  <w:sz w:val="20"/>
-                  <w:szCs w:val="20"/>
-                </w:rPr>
-                <w:t xml:space="preserve">Dầu lỏng trong, vàng nhạt – vàng, không cặn, không tách lớp; đồng nhất với mẫu chốt</w:t>
-              </w:r>
-            </w:ins>
-          </w:p>
-        </w:tc>
-        <w:tc>
-          <w:tcPr>
-            <w:tcW w:w="1984" w:type="dxa"/>
-          </w:tcPr>
-          <w:p>
-            <w:pPr>
-              <w:spacing w:after="80"/>
-              <w:rPr>
-                <w:ins w:id="9501" w:author="DS Corporation" w:date="2026-10-09T09:00:00Z"/>
-              </w:rPr>
-            </w:pPr>
-            <w:ins w:id="9502" w:author="DS Corporation" w:date="2026-10-09T09:00:00Z">
-              <w:r>
-                <w:rPr>
-                  <w:rFonts w:ascii="Times New Roman" w:hAnsi="Times New Roman" w:cs="Times New Roman" w:eastAsia="Times New Roman"/>
-                  <w:sz w:val="20"/>
-                  <w:szCs w:val="20"/>
-                </w:rPr>
-                <w:t xml:space="preserve">Mỗi lô</w:t>
-              </w:r>
-            </w:ins>
-          </w:p>
-        </w:tc>
-      </w:tr>
-      <w:tr>
-        <w:trPr>
-          <w:ins w:id="9503" w:author="DS Corporation" w:date="2026-10-09T09:00:00Z"/>
-        </w:trPr>
-        <w:tc>
-          <w:tcPr>
-            <w:tcW w:w="2381" w:type="dxa"/>
-          </w:tcPr>
-          <w:p>
-            <w:pPr>
-              <w:spacing w:after="80"/>
-              <w:rPr>
-                <w:ins w:id="9504" w:author="DS Corporation" w:date="2026-10-09T09:00:00Z"/>
-              </w:rPr>
-            </w:pPr>
-            <w:ins w:id="9505" w:author="DS Corporation" w:date="2026-10-09T09:00:00Z">
-              <w:r>
-                <w:rPr>
-                  <w:rFonts w:ascii="Times New Roman" w:hAnsi="Times New Roman" w:cs="Times New Roman" w:eastAsia="Times New Roman"/>
-                  <w:sz w:val="20"/>
-                  <w:szCs w:val="20"/>
-                </w:rPr>
-                <w:t xml:space="preserve">Mùi</w:t>
-              </w:r>
-            </w:ins>
-          </w:p>
-        </w:tc>
-        <w:tc>
-          <w:tcPr>
-            <w:tcW w:w="4989" w:type="dxa"/>
-          </w:tcPr>
-          <w:p>
-            <w:pPr>
-              <w:spacing w:after="80"/>
-              <w:rPr>
-                <w:ins w:id="9506" w:author="DS Corporation" w:date="2026-10-09T09:00:00Z"/>
-              </w:rPr>
-            </w:pPr>
-            <w:ins w:id="9507" w:author="DS Corporation" w:date="2026-10-09T09:00:00Z">
-              <w:r>
-                <w:rPr>
-                  <w:rFonts w:ascii="Times New Roman" w:hAnsi="Times New Roman" w:cs="Times New Roman" w:eastAsia="Times New Roman"/>
-                  <w:sz w:val="20"/>
-                  <w:szCs w:val="20"/>
-                </w:rPr>
-                <w:t xml:space="preserve">Đặc trưng thảo mộc – cam chanh, đồng nhất với mẫu chốt</w:t>
-              </w:r>
-            </w:ins>
-          </w:p>
-        </w:tc>
-        <w:tc>
-          <w:tcPr>
-            <w:tcW w:w="1984" w:type="dxa"/>
-          </w:tcPr>
-          <w:p>
-            <w:pPr>
-              <w:spacing w:after="80"/>
-              <w:rPr>
-                <w:ins w:id="9508" w:author="DS Corporation" w:date="2026-10-09T09:00:00Z"/>
-              </w:rPr>
-            </w:pPr>
-            <w:ins w:id="9509" w:author="DS Corporation" w:date="2026-10-09T09:00:00Z">
-              <w:r>
-                <w:rPr>
-                  <w:rFonts w:ascii="Times New Roman" w:hAnsi="Times New Roman" w:cs="Times New Roman" w:eastAsia="Times New Roman"/>
-                  <w:sz w:val="20"/>
-                  <w:szCs w:val="20"/>
-                </w:rPr>
-                <w:t xml:space="preserve">Mỗi lô</w:t>
-              </w:r>
-            </w:ins>
-          </w:p>
-        </w:tc>
-      </w:tr>
-      <w:tr>
-        <w:trPr>
-          <w:ins w:id="9510" w:author="DS Corporation" w:date="2026-10-09T09:00:00Z"/>
-        </w:trPr>
-        <w:tc>
-          <w:tcPr>
-            <w:tcW w:w="2381" w:type="dxa"/>
-          </w:tcPr>
-          <w:p>
-            <w:pPr>
-              <w:spacing w:after="80"/>
-              <w:rPr>
-                <w:ins w:id="9511" w:author="DS Corporation" w:date="2026-10-09T09:00:00Z"/>
-              </w:rPr>
-            </w:pPr>
-            <w:ins w:id="9512" w:author="DS Corporation" w:date="2026-10-09T09:00:00Z">
-              <w:r>
-                <w:rPr>
-                  <w:rFonts w:ascii="Times New Roman" w:hAnsi="Times New Roman" w:cs="Times New Roman" w:eastAsia="Times New Roman"/>
-                  <w:sz w:val="20"/>
-                  <w:szCs w:val="20"/>
-                </w:rPr>
-                <w:t xml:space="preserve">Tỷ trọng (25 °C)</w:t>
-              </w:r>
-            </w:ins>
-          </w:p>
-        </w:tc>
-        <w:tc>
-          <w:tcPr>
-            <w:tcW w:w="4989" w:type="dxa"/>
-          </w:tcPr>
-          <w:p>
-            <w:pPr>
-              <w:spacing w:after="80"/>
-              <w:rPr>
-                <w:ins w:id="9513" w:author="DS Corporation" w:date="2026-10-09T09:00:00Z"/>
-              </w:rPr>
-            </w:pPr>
-            <w:ins w:id="9514" w:author="DS Corporation" w:date="2026-10-09T09:00:00Z">
-              <w:r>
-                <w:rPr>
-                  <w:rFonts w:ascii="Times New Roman" w:hAnsi="Times New Roman" w:cs="Times New Roman" w:eastAsia="Times New Roman"/>
-                  <w:sz w:val="20"/>
-                  <w:szCs w:val="20"/>
-                </w:rPr>
-                <w:t xml:space="preserve">[●] ± 0,01 (Bên A xác nhận theo mẫu chốt)</w:t>
-              </w:r>
-            </w:ins>
-          </w:p>
-        </w:tc>
-        <w:tc>
-          <w:tcPr>
-            <w:tcW w:w="1984" w:type="dxa"/>
-          </w:tcPr>
-          <w:p>
-            <w:pPr>
-              <w:spacing w:after="80"/>
-              <w:rPr>
-                <w:ins w:id="9515" w:author="DS Corporation" w:date="2026-10-09T09:00:00Z"/>
-              </w:rPr>
-            </w:pPr>
-            <w:ins w:id="9516" w:author="DS Corporation" w:date="2026-10-09T09:00:00Z">
-              <w:r>
-                <w:rPr>
-                  <w:rFonts w:ascii="Times New Roman" w:hAnsi="Times New Roman" w:cs="Times New Roman" w:eastAsia="Times New Roman"/>
-                  <w:sz w:val="20"/>
-                  <w:szCs w:val="20"/>
-                </w:rPr>
-                <w:t xml:space="preserve">Mỗi lô</w:t>
-              </w:r>
-            </w:ins>
-          </w:p>
-        </w:tc>
-      </w:tr>
-      <w:tr>
-        <w:trPr>
-          <w:ins w:id="9517" w:author="DS Corporation" w:date="2026-10-09T09:00:00Z"/>
-        </w:trPr>
-        <w:tc>
-          <w:tcPr>
-            <w:tcW w:w="2381" w:type="dxa"/>
-          </w:tcPr>
-          <w:p>
-            <w:pPr>
-              <w:spacing w:after="80"/>
-              <w:rPr>
-                <w:ins w:id="9518" w:author="DS Corporation" w:date="2026-10-09T09:00:00Z"/>
-              </w:rPr>
-            </w:pPr>
-            <w:ins w:id="9519" w:author="DS Corporation" w:date="2026-10-09T09:00:00Z">
-              <w:r>
-                <w:rPr>
-                  <w:rFonts w:ascii="Times New Roman" w:hAnsi="Times New Roman" w:cs="Times New Roman" w:eastAsia="Times New Roman"/>
-                  <w:sz w:val="20"/>
-                  <w:szCs w:val="20"/>
-                </w:rPr>
-                <w:t xml:space="preserve">Chỉ số peroxide</w:t>
-              </w:r>
-            </w:ins>
-          </w:p>
-        </w:tc>
-        <w:tc>
-          <w:tcPr>
-            <w:tcW w:w="4989" w:type="dxa"/>
-          </w:tcPr>
-          <w:p>
-            <w:pPr>
-              <w:spacing w:after="80"/>
-              <w:rPr>
-                <w:ins w:id="9520" w:author="DS Corporation" w:date="2026-10-09T09:00:00Z"/>
-              </w:rPr>
-            </w:pPr>
-            <w:ins w:id="9521" w:author="DS Corporation" w:date="2026-10-09T09:00:00Z">
-              <w:r>
-                <w:rPr>
-                  <w:rFonts w:ascii="Times New Roman" w:hAnsi="Times New Roman" w:cs="Times New Roman" w:eastAsia="Times New Roman"/>
-                  <w:sz w:val="20"/>
-                  <w:szCs w:val="20"/>
-                </w:rPr>
-                <w:t xml:space="preserve">≤ 5 meq O₂/kg khi xuất xưởng</w:t>
-              </w:r>
-            </w:ins>
-          </w:p>
-        </w:tc>
-        <w:tc>
-          <w:tcPr>
-            <w:tcW w:w="1984" w:type="dxa"/>
-          </w:tcPr>
-          <w:p>
-            <w:pPr>
-              <w:spacing w:after="80"/>
-              <w:rPr>
-                <w:ins w:id="9522" w:author="DS Corporation" w:date="2026-10-09T09:00:00Z"/>
-              </w:rPr>
-            </w:pPr>
-            <w:ins w:id="9523" w:author="DS Corporation" w:date="2026-10-09T09:00:00Z">
-              <w:r>
-                <w:rPr>
-                  <w:rFonts w:ascii="Times New Roman" w:hAnsi="Times New Roman" w:cs="Times New Roman" w:eastAsia="Times New Roman"/>
-                  <w:sz w:val="20"/>
-                  <w:szCs w:val="20"/>
-                </w:rPr>
-                <w:t xml:space="preserve">Mỗi lô</w:t>
-              </w:r>
-            </w:ins>
-          </w:p>
-        </w:tc>
-      </w:tr>
-      <w:tr>
-        <w:trPr>
-          <w:ins w:id="9524" w:author="DS Corporation" w:date="2026-10-09T09:00:00Z"/>
-        </w:trPr>
-        <w:tc>
-          <w:tcPr>
-            <w:tcW w:w="2381" w:type="dxa"/>
-          </w:tcPr>
-          <w:p>
-            <w:pPr>
-              <w:spacing w:after="80"/>
-              <w:rPr>
-                <w:ins w:id="9525" w:author="DS Corporation" w:date="2026-10-09T09:00:00Z"/>
-              </w:rPr>
-            </w:pPr>
-            <w:ins w:id="9526" w:author="DS Corporation" w:date="2026-10-09T09:00:00Z">
-              <w:r>
-                <w:rPr>
-                  <w:rFonts w:ascii="Times New Roman" w:hAnsi="Times New Roman" w:cs="Times New Roman" w:eastAsia="Times New Roman"/>
-                  <w:sz w:val="20"/>
-                  <w:szCs w:val="20"/>
-                </w:rPr>
-                <w:t xml:space="preserve">Hàm lượng Bakuchiol (HPLC)</w:t>
-              </w:r>
-            </w:ins>
-          </w:p>
-        </w:tc>
-        <w:tc>
-          <w:tcPr>
-            <w:tcW w:w="4989" w:type="dxa"/>
-          </w:tcPr>
-          <w:p>
-            <w:pPr>
-              <w:spacing w:after="80"/>
-              <w:rPr>
-                <w:ins w:id="9527" w:author="DS Corporation" w:date="2026-10-09T09:00:00Z"/>
-              </w:rPr>
-            </w:pPr>
-            <w:ins w:id="9528" w:author="DS Corporation" w:date="2026-10-09T09:00:00Z">
-              <w:r>
-                <w:rPr>
-                  <w:rFonts w:ascii="Times New Roman" w:hAnsi="Times New Roman" w:cs="Times New Roman" w:eastAsia="Times New Roman"/>
-                  <w:sz w:val="20"/>
-                  <w:szCs w:val="20"/>
-                </w:rPr>
-                <w:t xml:space="preserve">≥ 0,45%</w:t>
-              </w:r>
-            </w:ins>
-          </w:p>
-        </w:tc>
-        <w:tc>
-          <w:tcPr>
-            <w:tcW w:w="1984" w:type="dxa"/>
-          </w:tcPr>
-          <w:p>
-            <w:pPr>
-              <w:spacing w:after="80"/>
-              <w:rPr>
-                <w:ins w:id="9529" w:author="DS Corporation" w:date="2026-10-09T09:00:00Z"/>
-              </w:rPr>
-            </w:pPr>
-            <w:ins w:id="9530" w:author="DS Corporation" w:date="2026-10-09T09:00:00Z">
-              <w:r>
-                <w:rPr>
-                  <w:rFonts w:ascii="Times New Roman" w:hAnsi="Times New Roman" w:cs="Times New Roman" w:eastAsia="Times New Roman"/>
-                  <w:sz w:val="20"/>
-                  <w:szCs w:val="20"/>
-                </w:rPr>
-                <w:t xml:space="preserve">Lô đầu và khi có khiếu nại</w:t>
-              </w:r>
-            </w:ins>
-          </w:p>
-        </w:tc>
-      </w:tr>
-      <w:tr>
-        <w:trPr>
-          <w:ins w:id="9531" w:author="DS Corporation" w:date="2026-10-09T09:00:00Z"/>
-        </w:trPr>
-        <w:tc>
-          <w:tcPr>
-            <w:tcW w:w="2381" w:type="dxa"/>
-          </w:tcPr>
-          <w:p>
-            <w:pPr>
-              <w:spacing w:after="80"/>
-              <w:rPr>
-                <w:ins w:id="9532" w:author="DS Corporation" w:date="2026-10-09T09:00:00Z"/>
-              </w:rPr>
-            </w:pPr>
-            <w:ins w:id="9533" w:author="DS Corporation" w:date="2026-10-09T09:00:00Z">
-              <w:r>
-                <w:rPr>
-                  <w:rFonts w:ascii="Times New Roman" w:hAnsi="Times New Roman" w:cs="Times New Roman" w:eastAsia="Times New Roman"/>
-                  <w:sz w:val="20"/>
-                  <w:szCs w:val="20"/>
-                </w:rPr>
-                <w:t xml:space="preserve">Thể tích thực</w:t>
-              </w:r>
-            </w:ins>
-          </w:p>
-        </w:tc>
-        <w:tc>
-          <w:tcPr>
-            <w:tcW w:w="4989" w:type="dxa"/>
-          </w:tcPr>
-          <w:p>
-            <w:pPr>
-              <w:spacing w:after="80"/>
-              <w:rPr>
-                <w:ins w:id="9534" w:author="DS Corporation" w:date="2026-10-09T09:00:00Z"/>
-              </w:rPr>
-            </w:pPr>
-            <w:ins w:id="9535" w:author="DS Corporation" w:date="2026-10-09T09:00:00Z">
-              <w:r>
-                <w:rPr>
-                  <w:rFonts w:ascii="Times New Roman" w:hAnsi="Times New Roman" w:cs="Times New Roman" w:eastAsia="Times New Roman"/>
-                  <w:sz w:val="20"/>
-                  <w:szCs w:val="20"/>
-                </w:rPr>
-                <w:t xml:space="preserve">50 ml, sai số theo quy định đo lường hàng đóng gói sẵn</w:t>
-              </w:r>
-            </w:ins>
-          </w:p>
-        </w:tc>
-        <w:tc>
-          <w:tcPr>
-            <w:tcW w:w="1984" w:type="dxa"/>
-          </w:tcPr>
-          <w:p>
-            <w:pPr>
-              <w:spacing w:after="80"/>
-              <w:rPr>
-                <w:ins w:id="9536" w:author="DS Corporation" w:date="2026-10-09T09:00:00Z"/>
-              </w:rPr>
-            </w:pPr>
-            <w:ins w:id="9537" w:author="DS Corporation" w:date="2026-10-09T09:00:00Z">
-              <w:r>
-                <w:rPr>
-                  <w:rFonts w:ascii="Times New Roman" w:hAnsi="Times New Roman" w:cs="Times New Roman" w:eastAsia="Times New Roman"/>
-                  <w:sz w:val="20"/>
-                  <w:szCs w:val="20"/>
-                </w:rPr>
-                <w:t xml:space="preserve">Mỗi lô</w:t>
-              </w:r>
-            </w:ins>
-          </w:p>
-        </w:tc>
-      </w:tr>
-      <w:tr>
-        <w:trPr>
-          <w:ins w:id="9538" w:author="DS Corporation" w:date="2026-10-09T09:00:00Z"/>
-        </w:trPr>
-        <w:tc>
-          <w:tcPr>
-            <w:tcW w:w="2381" w:type="dxa"/>
-          </w:tcPr>
-          <w:p>
-            <w:pPr>
-              <w:spacing w:after="80"/>
-              <w:rPr>
-                <w:ins w:id="9539" w:author="DS Corporation" w:date="2026-10-09T09:00:00Z"/>
-              </w:rPr>
-            </w:pPr>
-            <w:ins w:id="9540" w:author="DS Corporation" w:date="2026-10-09T09:00:00Z">
-              <w:r>
-                <w:rPr>
-                  <w:rFonts w:ascii="Times New Roman" w:hAnsi="Times New Roman" w:cs="Times New Roman" w:eastAsia="Times New Roman"/>
-                  <w:sz w:val="20"/>
-                  <w:szCs w:val="20"/>
-                </w:rPr>
-                <w:t xml:space="preserve">Vi sinh</w:t>
-              </w:r>
-            </w:ins>
-          </w:p>
-        </w:tc>
-        <w:tc>
-          <w:tcPr>
-            <w:tcW w:w="4989" w:type="dxa"/>
-          </w:tcPr>
-          <w:p>
-            <w:pPr>
-              <w:spacing w:after="80"/>
-              <w:rPr>
-                <w:ins w:id="9541" w:author="DS Corporation" w:date="2026-10-09T09:00:00Z"/>
-              </w:rPr>
-            </w:pPr>
-            <w:ins w:id="9542" w:author="DS Corporation" w:date="2026-10-09T09:00:00Z">
-              <w:r>
-                <w:rPr>
-                  <w:rFonts w:ascii="Times New Roman" w:hAnsi="Times New Roman" w:cs="Times New Roman" w:eastAsia="Times New Roman"/>
-                  <w:sz w:val="20"/>
-                  <w:szCs w:val="20"/>
-                </w:rPr>
-                <w:t xml:space="preserve">Tổng vi sinh vật hiếu khí ≤ 1.000 CFU/g; không có P. aeruginosa, S. aureus, C. albicans</w:t>
-              </w:r>
-            </w:ins>
-          </w:p>
-        </w:tc>
-        <w:tc>
-          <w:tcPr>
-            <w:tcW w:w="1984" w:type="dxa"/>
-          </w:tcPr>
-          <w:p>
-            <w:pPr>
-              <w:spacing w:after="80"/>
-              <w:rPr>
-                <w:ins w:id="9543" w:author="DS Corporation" w:date="2026-10-09T09:00:00Z"/>
-              </w:rPr>
-            </w:pPr>
-            <w:ins w:id="9544" w:author="DS Corporation" w:date="2026-10-09T09:00:00Z">
-              <w:r>
-                <w:rPr>
-                  <w:rFonts w:ascii="Times New Roman" w:hAnsi="Times New Roman" w:cs="Times New Roman" w:eastAsia="Times New Roman"/>
-                  <w:sz w:val="20"/>
-                  <w:szCs w:val="20"/>
-                </w:rPr>
-                <w:t xml:space="preserve">Lô đầu, sau đó định kỳ</w:t>
               </w:r>
             </w:ins>
           </w:p>
@@ -12432,6 +12470,524 @@
                   <w:sz w:val="20"/>
                   <w:szCs w:val="20"/>
                 </w:rPr>
+                <w:t xml:space="preserve">Ngoại quan</w:t>
+              </w:r>
+            </w:ins>
+          </w:p>
+        </w:tc>
+        <w:tc>
+          <w:tcPr>
+            <w:tcW w:w="4989" w:type="dxa"/>
+          </w:tcPr>
+          <w:p>
+            <w:pPr>
+              <w:spacing w:after="80"/>
+              <w:rPr>
+                <w:ins w:id="9548" w:author="DS Corporation" w:date="2026-10-09T09:00:00Z"/>
+              </w:rPr>
+            </w:pPr>
+            <w:ins w:id="9549" w:author="DS Corporation" w:date="2026-10-09T09:00:00Z">
+              <w:r>
+                <w:rPr>
+                  <w:rFonts w:ascii="Times New Roman" w:hAnsi="Times New Roman" w:cs="Times New Roman" w:eastAsia="Times New Roman"/>
+                  <w:sz w:val="20"/>
+                  <w:szCs w:val="20"/>
+                </w:rPr>
+                <w:t xml:space="preserve">Dầu lỏng trong, vàng nhạt – vàng, không cặn, không tách lớp; đồng nhất với mẫu chốt</w:t>
+              </w:r>
+            </w:ins>
+          </w:p>
+        </w:tc>
+        <w:tc>
+          <w:tcPr>
+            <w:tcW w:w="1984" w:type="dxa"/>
+          </w:tcPr>
+          <w:p>
+            <w:pPr>
+              <w:spacing w:after="80"/>
+              <w:rPr>
+                <w:ins w:id="9550" w:author="DS Corporation" w:date="2026-10-09T09:00:00Z"/>
+              </w:rPr>
+            </w:pPr>
+            <w:ins w:id="9551" w:author="DS Corporation" w:date="2026-10-09T09:00:00Z">
+              <w:r>
+                <w:rPr>
+                  <w:rFonts w:ascii="Times New Roman" w:hAnsi="Times New Roman" w:cs="Times New Roman" w:eastAsia="Times New Roman"/>
+                  <w:sz w:val="20"/>
+                  <w:szCs w:val="20"/>
+                </w:rPr>
+                <w:t xml:space="preserve">Mỗi lô</w:t>
+              </w:r>
+            </w:ins>
+          </w:p>
+        </w:tc>
+      </w:tr>
+      <w:tr>
+        <w:trPr>
+          <w:ins w:id="9552" w:author="DS Corporation" w:date="2026-10-09T09:00:00Z"/>
+        </w:trPr>
+        <w:tc>
+          <w:tcPr>
+            <w:tcW w:w="2381" w:type="dxa"/>
+          </w:tcPr>
+          <w:p>
+            <w:pPr>
+              <w:spacing w:after="80"/>
+              <w:rPr>
+                <w:ins w:id="9553" w:author="DS Corporation" w:date="2026-10-09T09:00:00Z"/>
+              </w:rPr>
+            </w:pPr>
+            <w:ins w:id="9554" w:author="DS Corporation" w:date="2026-10-09T09:00:00Z">
+              <w:r>
+                <w:rPr>
+                  <w:rFonts w:ascii="Times New Roman" w:hAnsi="Times New Roman" w:cs="Times New Roman" w:eastAsia="Times New Roman"/>
+                  <w:sz w:val="20"/>
+                  <w:szCs w:val="20"/>
+                </w:rPr>
+                <w:t xml:space="preserve">Mùi</w:t>
+              </w:r>
+            </w:ins>
+          </w:p>
+        </w:tc>
+        <w:tc>
+          <w:tcPr>
+            <w:tcW w:w="4989" w:type="dxa"/>
+          </w:tcPr>
+          <w:p>
+            <w:pPr>
+              <w:spacing w:after="80"/>
+              <w:rPr>
+                <w:ins w:id="9555" w:author="DS Corporation" w:date="2026-10-09T09:00:00Z"/>
+              </w:rPr>
+            </w:pPr>
+            <w:ins w:id="9556" w:author="DS Corporation" w:date="2026-10-09T09:00:00Z">
+              <w:r>
+                <w:rPr>
+                  <w:rFonts w:ascii="Times New Roman" w:hAnsi="Times New Roman" w:cs="Times New Roman" w:eastAsia="Times New Roman"/>
+                  <w:sz w:val="20"/>
+                  <w:szCs w:val="20"/>
+                </w:rPr>
+                <w:t xml:space="preserve">Đặc trưng thảo mộc – cam chanh, đồng nhất với mẫu chốt</w:t>
+              </w:r>
+            </w:ins>
+          </w:p>
+        </w:tc>
+        <w:tc>
+          <w:tcPr>
+            <w:tcW w:w="1984" w:type="dxa"/>
+          </w:tcPr>
+          <w:p>
+            <w:pPr>
+              <w:spacing w:after="80"/>
+              <w:rPr>
+                <w:ins w:id="9557" w:author="DS Corporation" w:date="2026-10-09T09:00:00Z"/>
+              </w:rPr>
+            </w:pPr>
+            <w:ins w:id="9558" w:author="DS Corporation" w:date="2026-10-09T09:00:00Z">
+              <w:r>
+                <w:rPr>
+                  <w:rFonts w:ascii="Times New Roman" w:hAnsi="Times New Roman" w:cs="Times New Roman" w:eastAsia="Times New Roman"/>
+                  <w:sz w:val="20"/>
+                  <w:szCs w:val="20"/>
+                </w:rPr>
+                <w:t xml:space="preserve">Mỗi lô</w:t>
+              </w:r>
+            </w:ins>
+          </w:p>
+        </w:tc>
+      </w:tr>
+      <w:tr>
+        <w:trPr>
+          <w:ins w:id="9559" w:author="DS Corporation" w:date="2026-10-09T09:00:00Z"/>
+        </w:trPr>
+        <w:tc>
+          <w:tcPr>
+            <w:tcW w:w="2381" w:type="dxa"/>
+          </w:tcPr>
+          <w:p>
+            <w:pPr>
+              <w:spacing w:after="80"/>
+              <w:rPr>
+                <w:ins w:id="9560" w:author="DS Corporation" w:date="2026-10-09T09:00:00Z"/>
+              </w:rPr>
+            </w:pPr>
+            <w:ins w:id="9561" w:author="DS Corporation" w:date="2026-10-09T09:00:00Z">
+              <w:r>
+                <w:rPr>
+                  <w:rFonts w:ascii="Times New Roman" w:hAnsi="Times New Roman" w:cs="Times New Roman" w:eastAsia="Times New Roman"/>
+                  <w:sz w:val="20"/>
+                  <w:szCs w:val="20"/>
+                </w:rPr>
+                <w:t xml:space="preserve">Tỷ trọng (25 °C)</w:t>
+              </w:r>
+            </w:ins>
+          </w:p>
+        </w:tc>
+        <w:tc>
+          <w:tcPr>
+            <w:tcW w:w="4989" w:type="dxa"/>
+          </w:tcPr>
+          <w:p>
+            <w:pPr>
+              <w:spacing w:after="80"/>
+              <w:rPr>
+                <w:ins w:id="9562" w:author="DS Corporation" w:date="2026-10-09T09:00:00Z"/>
+              </w:rPr>
+            </w:pPr>
+            <w:ins w:id="9563" w:author="DS Corporation" w:date="2026-10-09T09:00:00Z">
+              <w:r>
+                <w:rPr>
+                  <w:rFonts w:ascii="Times New Roman" w:hAnsi="Times New Roman" w:cs="Times New Roman" w:eastAsia="Times New Roman"/>
+                  <w:sz w:val="20"/>
+                  <w:szCs w:val="20"/>
+                </w:rPr>
+                <w:t xml:space="preserve">[●] ± 0,01 (Bên A xác nhận theo mẫu chốt)</w:t>
+              </w:r>
+            </w:ins>
+          </w:p>
+        </w:tc>
+        <w:tc>
+          <w:tcPr>
+            <w:tcW w:w="1984" w:type="dxa"/>
+          </w:tcPr>
+          <w:p>
+            <w:pPr>
+              <w:spacing w:after="80"/>
+              <w:rPr>
+                <w:ins w:id="9564" w:author="DS Corporation" w:date="2026-10-09T09:00:00Z"/>
+              </w:rPr>
+            </w:pPr>
+            <w:ins w:id="9565" w:author="DS Corporation" w:date="2026-10-09T09:00:00Z">
+              <w:r>
+                <w:rPr>
+                  <w:rFonts w:ascii="Times New Roman" w:hAnsi="Times New Roman" w:cs="Times New Roman" w:eastAsia="Times New Roman"/>
+                  <w:sz w:val="20"/>
+                  <w:szCs w:val="20"/>
+                </w:rPr>
+                <w:t xml:space="preserve">Mỗi lô</w:t>
+              </w:r>
+            </w:ins>
+          </w:p>
+        </w:tc>
+      </w:tr>
+      <w:tr>
+        <w:trPr>
+          <w:ins w:id="9566" w:author="DS Corporation" w:date="2026-10-09T09:00:00Z"/>
+        </w:trPr>
+        <w:tc>
+          <w:tcPr>
+            <w:tcW w:w="2381" w:type="dxa"/>
+          </w:tcPr>
+          <w:p>
+            <w:pPr>
+              <w:spacing w:after="80"/>
+              <w:rPr>
+                <w:ins w:id="9567" w:author="DS Corporation" w:date="2026-10-09T09:00:00Z"/>
+              </w:rPr>
+            </w:pPr>
+            <w:ins w:id="9568" w:author="DS Corporation" w:date="2026-10-09T09:00:00Z">
+              <w:r>
+                <w:rPr>
+                  <w:rFonts w:ascii="Times New Roman" w:hAnsi="Times New Roman" w:cs="Times New Roman" w:eastAsia="Times New Roman"/>
+                  <w:sz w:val="20"/>
+                  <w:szCs w:val="20"/>
+                </w:rPr>
+                <w:t xml:space="preserve">Chỉ số peroxide</w:t>
+              </w:r>
+            </w:ins>
+          </w:p>
+        </w:tc>
+        <w:tc>
+          <w:tcPr>
+            <w:tcW w:w="4989" w:type="dxa"/>
+          </w:tcPr>
+          <w:p>
+            <w:pPr>
+              <w:spacing w:after="80"/>
+              <w:rPr>
+                <w:ins w:id="9569" w:author="DS Corporation" w:date="2026-10-09T09:00:00Z"/>
+              </w:rPr>
+            </w:pPr>
+            <w:ins w:id="9570" w:author="DS Corporation" w:date="2026-10-09T09:00:00Z">
+              <w:r>
+                <w:rPr>
+                  <w:rFonts w:ascii="Times New Roman" w:hAnsi="Times New Roman" w:cs="Times New Roman" w:eastAsia="Times New Roman"/>
+                  <w:sz w:val="20"/>
+                  <w:szCs w:val="20"/>
+                </w:rPr>
+                <w:t xml:space="preserve">≤ 5 meq O₂/kg khi xuất xưởng</w:t>
+              </w:r>
+            </w:ins>
+          </w:p>
+        </w:tc>
+        <w:tc>
+          <w:tcPr>
+            <w:tcW w:w="1984" w:type="dxa"/>
+          </w:tcPr>
+          <w:p>
+            <w:pPr>
+              <w:spacing w:after="80"/>
+              <w:rPr>
+                <w:ins w:id="9571" w:author="DS Corporation" w:date="2026-10-09T09:00:00Z"/>
+              </w:rPr>
+            </w:pPr>
+            <w:ins w:id="9572" w:author="DS Corporation" w:date="2026-10-09T09:00:00Z">
+              <w:r>
+                <w:rPr>
+                  <w:rFonts w:ascii="Times New Roman" w:hAnsi="Times New Roman" w:cs="Times New Roman" w:eastAsia="Times New Roman"/>
+                  <w:sz w:val="20"/>
+                  <w:szCs w:val="20"/>
+                </w:rPr>
+                <w:t xml:space="preserve">Mỗi lô</w:t>
+              </w:r>
+            </w:ins>
+          </w:p>
+        </w:tc>
+      </w:tr>
+      <w:tr>
+        <w:trPr>
+          <w:ins w:id="9573" w:author="DS Corporation" w:date="2026-10-09T09:00:00Z"/>
+        </w:trPr>
+        <w:tc>
+          <w:tcPr>
+            <w:tcW w:w="2381" w:type="dxa"/>
+          </w:tcPr>
+          <w:p>
+            <w:pPr>
+              <w:spacing w:after="80"/>
+              <w:rPr>
+                <w:ins w:id="9574" w:author="DS Corporation" w:date="2026-10-09T09:00:00Z"/>
+              </w:rPr>
+            </w:pPr>
+            <w:ins w:id="9575" w:author="DS Corporation" w:date="2026-10-09T09:00:00Z">
+              <w:r>
+                <w:rPr>
+                  <w:rFonts w:ascii="Times New Roman" w:hAnsi="Times New Roman" w:cs="Times New Roman" w:eastAsia="Times New Roman"/>
+                  <w:sz w:val="20"/>
+                  <w:szCs w:val="20"/>
+                </w:rPr>
+                <w:t xml:space="preserve">Hàm lượng Bakuchiol (HPLC)</w:t>
+              </w:r>
+            </w:ins>
+          </w:p>
+        </w:tc>
+        <w:tc>
+          <w:tcPr>
+            <w:tcW w:w="4989" w:type="dxa"/>
+          </w:tcPr>
+          <w:p>
+            <w:pPr>
+              <w:spacing w:after="80"/>
+              <w:rPr>
+                <w:ins w:id="9576" w:author="DS Corporation" w:date="2026-10-09T09:00:00Z"/>
+              </w:rPr>
+            </w:pPr>
+            <w:ins w:id="9577" w:author="DS Corporation" w:date="2026-10-09T09:00:00Z">
+              <w:r>
+                <w:rPr>
+                  <w:rFonts w:ascii="Times New Roman" w:hAnsi="Times New Roman" w:cs="Times New Roman" w:eastAsia="Times New Roman"/>
+                  <w:sz w:val="20"/>
+                  <w:szCs w:val="20"/>
+                </w:rPr>
+                <w:t xml:space="preserve">≥ 0,45%</w:t>
+              </w:r>
+            </w:ins>
+          </w:p>
+        </w:tc>
+        <w:tc>
+          <w:tcPr>
+            <w:tcW w:w="1984" w:type="dxa"/>
+          </w:tcPr>
+          <w:p>
+            <w:pPr>
+              <w:spacing w:after="80"/>
+              <w:rPr>
+                <w:ins w:id="9578" w:author="DS Corporation" w:date="2026-10-09T09:00:00Z"/>
+              </w:rPr>
+            </w:pPr>
+            <w:ins w:id="9579" w:author="DS Corporation" w:date="2026-10-09T09:00:00Z">
+              <w:r>
+                <w:rPr>
+                  <w:rFonts w:ascii="Times New Roman" w:hAnsi="Times New Roman" w:cs="Times New Roman" w:eastAsia="Times New Roman"/>
+                  <w:sz w:val="20"/>
+                  <w:szCs w:val="20"/>
+                </w:rPr>
+                <w:t xml:space="preserve">Lô đầu và khi có khiếu nại</w:t>
+              </w:r>
+            </w:ins>
+          </w:p>
+        </w:tc>
+      </w:tr>
+      <w:tr>
+        <w:trPr>
+          <w:ins w:id="9580" w:author="DS Corporation" w:date="2026-10-09T09:00:00Z"/>
+        </w:trPr>
+        <w:tc>
+          <w:tcPr>
+            <w:tcW w:w="2381" w:type="dxa"/>
+          </w:tcPr>
+          <w:p>
+            <w:pPr>
+              <w:spacing w:after="80"/>
+              <w:rPr>
+                <w:ins w:id="9581" w:author="DS Corporation" w:date="2026-10-09T09:00:00Z"/>
+              </w:rPr>
+            </w:pPr>
+            <w:ins w:id="9582" w:author="DS Corporation" w:date="2026-10-09T09:00:00Z">
+              <w:r>
+                <w:rPr>
+                  <w:rFonts w:ascii="Times New Roman" w:hAnsi="Times New Roman" w:cs="Times New Roman" w:eastAsia="Times New Roman"/>
+                  <w:sz w:val="20"/>
+                  <w:szCs w:val="20"/>
+                </w:rPr>
+                <w:t xml:space="preserve">Thể tích thực</w:t>
+              </w:r>
+            </w:ins>
+          </w:p>
+        </w:tc>
+        <w:tc>
+          <w:tcPr>
+            <w:tcW w:w="4989" w:type="dxa"/>
+          </w:tcPr>
+          <w:p>
+            <w:pPr>
+              <w:spacing w:after="80"/>
+              <w:rPr>
+                <w:ins w:id="9583" w:author="DS Corporation" w:date="2026-10-09T09:00:00Z"/>
+              </w:rPr>
+            </w:pPr>
+            <w:ins w:id="9584" w:author="DS Corporation" w:date="2026-10-09T09:00:00Z">
+              <w:r>
+                <w:rPr>
+                  <w:rFonts w:ascii="Times New Roman" w:hAnsi="Times New Roman" w:cs="Times New Roman" w:eastAsia="Times New Roman"/>
+                  <w:sz w:val="20"/>
+                  <w:szCs w:val="20"/>
+                </w:rPr>
+                <w:t xml:space="preserve">50 ml, sai số theo quy định đo lường hàng đóng gói sẵn</w:t>
+              </w:r>
+            </w:ins>
+          </w:p>
+        </w:tc>
+        <w:tc>
+          <w:tcPr>
+            <w:tcW w:w="1984" w:type="dxa"/>
+          </w:tcPr>
+          <w:p>
+            <w:pPr>
+              <w:spacing w:after="80"/>
+              <w:rPr>
+                <w:ins w:id="9585" w:author="DS Corporation" w:date="2026-10-09T09:00:00Z"/>
+              </w:rPr>
+            </w:pPr>
+            <w:ins w:id="9586" w:author="DS Corporation" w:date="2026-10-09T09:00:00Z">
+              <w:r>
+                <w:rPr>
+                  <w:rFonts w:ascii="Times New Roman" w:hAnsi="Times New Roman" w:cs="Times New Roman" w:eastAsia="Times New Roman"/>
+                  <w:sz w:val="20"/>
+                  <w:szCs w:val="20"/>
+                </w:rPr>
+                <w:t xml:space="preserve">Mỗi lô</w:t>
+              </w:r>
+            </w:ins>
+          </w:p>
+        </w:tc>
+      </w:tr>
+      <w:tr>
+        <w:trPr>
+          <w:ins w:id="9587" w:author="DS Corporation" w:date="2026-10-09T09:00:00Z"/>
+        </w:trPr>
+        <w:tc>
+          <w:tcPr>
+            <w:tcW w:w="2381" w:type="dxa"/>
+          </w:tcPr>
+          <w:p>
+            <w:pPr>
+              <w:spacing w:after="80"/>
+              <w:rPr>
+                <w:ins w:id="9588" w:author="DS Corporation" w:date="2026-10-09T09:00:00Z"/>
+              </w:rPr>
+            </w:pPr>
+            <w:ins w:id="9589" w:author="DS Corporation" w:date="2026-10-09T09:00:00Z">
+              <w:r>
+                <w:rPr>
+                  <w:rFonts w:ascii="Times New Roman" w:hAnsi="Times New Roman" w:cs="Times New Roman" w:eastAsia="Times New Roman"/>
+                  <w:sz w:val="20"/>
+                  <w:szCs w:val="20"/>
+                </w:rPr>
+                <w:t xml:space="preserve">Vi sinh</w:t>
+              </w:r>
+            </w:ins>
+          </w:p>
+        </w:tc>
+        <w:tc>
+          <w:tcPr>
+            <w:tcW w:w="4989" w:type="dxa"/>
+          </w:tcPr>
+          <w:p>
+            <w:pPr>
+              <w:spacing w:after="80"/>
+              <w:rPr>
+                <w:ins w:id="9590" w:author="DS Corporation" w:date="2026-10-09T09:00:00Z"/>
+              </w:rPr>
+            </w:pPr>
+            <w:ins w:id="9591" w:author="DS Corporation" w:date="2026-10-09T09:00:00Z">
+              <w:r>
+                <w:rPr>
+                  <w:rFonts w:ascii="Times New Roman" w:hAnsi="Times New Roman" w:cs="Times New Roman" w:eastAsia="Times New Roman"/>
+                  <w:sz w:val="20"/>
+                  <w:szCs w:val="20"/>
+                </w:rPr>
+                <w:t xml:space="preserve">Tổng vi sinh vật hiếu khí ≤ 1.000 CFU/g; không có P. aeruginosa, S. aureus, C. albicans</w:t>
+              </w:r>
+            </w:ins>
+          </w:p>
+        </w:tc>
+        <w:tc>
+          <w:tcPr>
+            <w:tcW w:w="1984" w:type="dxa"/>
+          </w:tcPr>
+          <w:p>
+            <w:pPr>
+              <w:spacing w:after="80"/>
+              <w:rPr>
+                <w:ins w:id="9592" w:author="DS Corporation" w:date="2026-10-09T09:00:00Z"/>
+              </w:rPr>
+            </w:pPr>
+            <w:ins w:id="9593" w:author="DS Corporation" w:date="2026-10-09T09:00:00Z">
+              <w:r>
+                <w:rPr>
+                  <w:rFonts w:ascii="Times New Roman" w:hAnsi="Times New Roman" w:cs="Times New Roman" w:eastAsia="Times New Roman"/>
+                  <w:sz w:val="20"/>
+                  <w:szCs w:val="20"/>
+                </w:rPr>
+                <w:t xml:space="preserve">Lô đầu, sau đó định kỳ</w:t>
+              </w:r>
+            </w:ins>
+          </w:p>
+        </w:tc>
+      </w:tr>
+      <w:tr>
+        <w:trPr>
+          <w:ins w:id="9594" w:author="DS Corporation" w:date="2026-10-09T09:00:00Z"/>
+        </w:trPr>
+        <w:tc>
+          <w:tcPr>
+            <w:tcW w:w="2381" w:type="dxa"/>
+          </w:tcPr>
+          <w:p>
+            <w:pPr>
+              <w:spacing w:after="80"/>
+              <w:rPr>
+                <w:ins w:id="9595" w:author="DS Corporation" w:date="2026-10-09T09:00:00Z"/>
+              </w:rPr>
+            </w:pPr>
+            <w:ins w:id="9596" w:author="DS Corporation" w:date="2026-10-09T09:00:00Z">
+              <w:r>
+                <w:rPr>
+                  <w:rFonts w:ascii="Times New Roman" w:hAnsi="Times New Roman" w:cs="Times New Roman" w:eastAsia="Times New Roman"/>
+                  <w:sz w:val="20"/>
+                  <w:szCs w:val="20"/>
+                </w:rPr>
                 <w:t xml:space="preserve">Kim loại nặng</w:t>
               </w:r>
             </w:ins>
@@ -12445,10 +13001,10 @@
             <w:pPr>
               <w:spacing w:after="80"/>
               <w:rPr>
-                <w:ins w:id="9548" w:author="DS Corporation" w:date="2026-10-09T09:00:00Z"/>
-              </w:rPr>
-            </w:pPr>
-            <w:ins w:id="9549" w:author="DS Corporation" w:date="2026-10-09T09:00:00Z">
+                <w:ins w:id="9597" w:author="DS Corporation" w:date="2026-10-09T09:00:00Z"/>
+              </w:rPr>
+            </w:pPr>
+            <w:ins w:id="9598" w:author="DS Corporation" w:date="2026-10-09T09:00:00Z">
               <w:r>
                 <w:rPr>
                   <w:rFonts w:ascii="Times New Roman" w:hAnsi="Times New Roman" w:cs="Times New Roman" w:eastAsia="Times New Roman"/>
@@ -12468,10 +13024,10 @@
             <w:pPr>
               <w:spacing w:after="80"/>
               <w:rPr>
-                <w:ins w:id="9550" w:author="DS Corporation" w:date="2026-10-09T09:00:00Z"/>
-              </w:rPr>
-            </w:pPr>
-            <w:ins w:id="9551" w:author="DS Corporation" w:date="2026-10-09T09:00:00Z">
+                <w:ins w:id="9599" w:author="DS Corporation" w:date="2026-10-09T09:00:00Z"/>
+              </w:rPr>
+            </w:pPr>
+            <w:ins w:id="9600" w:author="DS Corporation" w:date="2026-10-09T09:00:00Z">
               <w:r>
                 <w:rPr>
                   <w:rFonts w:ascii="Times New Roman" w:hAnsi="Times New Roman" w:cs="Times New Roman" w:eastAsia="Times New Roman"/>
@@ -12489,10 +13045,10 @@
       <w:pPr>
         <w:spacing w:after="80"/>
         <w:rPr>
-          <w:ins w:id="9552" w:author="DS Corporation" w:date="2026-10-09T09:00:00Z"/>
-        </w:rPr>
-      </w:pPr>
-      <w:ins w:id="9553" w:author="DS Corporation" w:date="2026-10-09T09:00:00Z">
+          <w:ins w:id="9601" w:author="DS Corporation" w:date="2026-10-09T09:00:00Z"/>
+        </w:rPr>
+      </w:pPr>
+      <w:ins w:id="9602" w:author="DS Corporation" w:date="2026-10-09T09:00:00Z">
         <w:r>
           <w:rPr>
             <w:rFonts w:ascii="Times New Roman" w:hAnsi="Times New Roman" w:cs="Times New Roman" w:eastAsia="Times New Roman"/>
@@ -12523,7 +13079,7 @@
       </w:tblGrid>
       <w:tr>
         <w:trPr>
-          <w:ins w:id="9554" w:author="DS Corporation" w:date="2026-10-09T09:00:00Z"/>
+          <w:ins w:id="9603" w:author="DS Corporation" w:date="2026-10-09T09:00:00Z"/>
         </w:trPr>
         <w:tc>
           <w:tcPr>
@@ -12534,10 +13090,10 @@
             <w:pPr>
               <w:spacing w:after="80"/>
               <w:rPr>
-                <w:ins w:id="9555" w:author="DS Corporation" w:date="2026-10-09T09:00:00Z"/>
-              </w:rPr>
-            </w:pPr>
-            <w:ins w:id="9556" w:author="DS Corporation" w:date="2026-10-09T09:00:00Z">
+                <w:ins w:id="9604" w:author="DS Corporation" w:date="2026-10-09T09:00:00Z"/>
+              </w:rPr>
+            </w:pPr>
+            <w:ins w:id="9605" w:author="DS Corporation" w:date="2026-10-09T09:00:00Z">
               <w:r>
                 <w:rPr>
                   <w:rFonts w:ascii="Times New Roman" w:hAnsi="Times New Roman" w:cs="Times New Roman" w:eastAsia="Times New Roman"/>
@@ -12559,10 +13115,10 @@
             <w:pPr>
               <w:spacing w:after="80"/>
               <w:rPr>
-                <w:ins w:id="9557" w:author="DS Corporation" w:date="2026-10-09T09:00:00Z"/>
-              </w:rPr>
-            </w:pPr>
-            <w:ins w:id="9558" w:author="DS Corporation" w:date="2026-10-09T09:00:00Z">
+                <w:ins w:id="9606" w:author="DS Corporation" w:date="2026-10-09T09:00:00Z"/>
+              </w:rPr>
+            </w:pPr>
+            <w:ins w:id="9607" w:author="DS Corporation" w:date="2026-10-09T09:00:00Z">
               <w:r>
                 <w:rPr>
                   <w:rFonts w:ascii="Times New Roman" w:hAnsi="Times New Roman" w:cs="Times New Roman" w:eastAsia="Times New Roman"/>
@@ -12578,7 +13134,7 @@
       </w:tr>
       <w:tr>
         <w:trPr>
-          <w:ins w:id="9559" w:author="DS Corporation" w:date="2026-10-09T09:00:00Z"/>
+          <w:ins w:id="9608" w:author="DS Corporation" w:date="2026-10-09T09:00:00Z"/>
         </w:trPr>
         <w:tc>
           <w:tcPr>
@@ -12588,10 +13144,10 @@
             <w:pPr>
               <w:spacing w:after="80"/>
               <w:rPr>
-                <w:ins w:id="9560" w:author="DS Corporation" w:date="2026-10-09T09:00:00Z"/>
-              </w:rPr>
-            </w:pPr>
-            <w:ins w:id="9561" w:author="DS Corporation" w:date="2026-10-09T09:00:00Z">
+                <w:ins w:id="9609" w:author="DS Corporation" w:date="2026-10-09T09:00:00Z"/>
+              </w:rPr>
+            </w:pPr>
+            <w:ins w:id="9610" w:author="DS Corporation" w:date="2026-10-09T09:00:00Z">
               <w:r>
                 <w:rPr>
                   <w:rFonts w:ascii="Times New Roman" w:hAnsi="Times New Roman" w:cs="Times New Roman" w:eastAsia="Times New Roman"/>
@@ -12611,10 +13167,10 @@
             <w:pPr>
               <w:spacing w:after="80"/>
               <w:rPr>
-                <w:ins w:id="9562" w:author="DS Corporation" w:date="2026-10-09T09:00:00Z"/>
-              </w:rPr>
-            </w:pPr>
-            <w:ins w:id="9563" w:author="DS Corporation" w:date="2026-10-09T09:00:00Z">
+                <w:ins w:id="9611" w:author="DS Corporation" w:date="2026-10-09T09:00:00Z"/>
+              </w:rPr>
+            </w:pPr>
+            <w:ins w:id="9612" w:author="DS Corporation" w:date="2026-10-09T09:00:00Z">
               <w:r>
                 <w:rPr>
                   <w:rFonts w:ascii="Times New Roman" w:hAnsi="Times New Roman" w:cs="Times New Roman" w:eastAsia="Times New Roman"/>
@@ -12629,7 +13185,7 @@
       </w:tr>
       <w:tr>
         <w:trPr>
-          <w:ins w:id="9564" w:author="DS Corporation" w:date="2026-10-09T09:00:00Z"/>
+          <w:ins w:id="9613" w:author="DS Corporation" w:date="2026-10-09T09:00:00Z"/>
         </w:trPr>
         <w:tc>
           <w:tcPr>
@@ -12639,10 +13195,10 @@
             <w:pPr>
               <w:spacing w:after="80"/>
               <w:rPr>
-                <w:ins w:id="9565" w:author="DS Corporation" w:date="2026-10-09T09:00:00Z"/>
-              </w:rPr>
-            </w:pPr>
-            <w:ins w:id="9566" w:author="DS Corporation" w:date="2026-10-09T09:00:00Z">
+                <w:ins w:id="9614" w:author="DS Corporation" w:date="2026-10-09T09:00:00Z"/>
+              </w:rPr>
+            </w:pPr>
+            <w:ins w:id="9615" w:author="DS Corporation" w:date="2026-10-09T09:00:00Z">
               <w:r>
                 <w:rPr>
                   <w:rFonts w:ascii="Times New Roman" w:hAnsi="Times New Roman" w:cs="Times New Roman" w:eastAsia="Times New Roman"/>
@@ -12662,10 +13218,10 @@
             <w:pPr>
               <w:spacing w:after="80"/>
               <w:rPr>
-                <w:ins w:id="9567" w:author="DS Corporation" w:date="2026-10-09T09:00:00Z"/>
-              </w:rPr>
-            </w:pPr>
-            <w:ins w:id="9568" w:author="DS Corporation" w:date="2026-10-09T09:00:00Z">
+                <w:ins w:id="9616" w:author="DS Corporation" w:date="2026-10-09T09:00:00Z"/>
+              </w:rPr>
+            </w:pPr>
+            <w:ins w:id="9617" w:author="DS Corporation" w:date="2026-10-09T09:00:00Z">
               <w:r>
                 <w:rPr>
                   <w:rFonts w:ascii="Times New Roman" w:hAnsi="Times New Roman" w:cs="Times New Roman" w:eastAsia="Times New Roman"/>
@@ -12680,7 +13236,7 @@
       </w:tr>
       <w:tr>
         <w:trPr>
-          <w:ins w:id="9569" w:author="DS Corporation" w:date="2026-10-09T09:00:00Z"/>
+          <w:ins w:id="9618" w:author="DS Corporation" w:date="2026-10-09T09:00:00Z"/>
         </w:trPr>
         <w:tc>
           <w:tcPr>
@@ -12690,10 +13246,10 @@
             <w:pPr>
               <w:spacing w:after="80"/>
               <w:rPr>
-                <w:ins w:id="9570" w:author="DS Corporation" w:date="2026-10-09T09:00:00Z"/>
-              </w:rPr>
-            </w:pPr>
-            <w:ins w:id="9571" w:author="DS Corporation" w:date="2026-10-09T09:00:00Z">
+                <w:ins w:id="9619" w:author="DS Corporation" w:date="2026-10-09T09:00:00Z"/>
+              </w:rPr>
+            </w:pPr>
+            <w:ins w:id="9620" w:author="DS Corporation" w:date="2026-10-09T09:00:00Z">
               <w:r>
                 <w:rPr>
                   <w:rFonts w:ascii="Times New Roman" w:hAnsi="Times New Roman" w:cs="Times New Roman" w:eastAsia="Times New Roman"/>
@@ -12713,10 +13269,10 @@
             <w:pPr>
               <w:spacing w:after="80"/>
               <w:rPr>
-                <w:ins w:id="9572" w:author="DS Corporation" w:date="2026-10-09T09:00:00Z"/>
-              </w:rPr>
-            </w:pPr>
-            <w:ins w:id="9573" w:author="DS Corporation" w:date="2026-10-09T09:00:00Z">
+                <w:ins w:id="9621" w:author="DS Corporation" w:date="2026-10-09T09:00:00Z"/>
+              </w:rPr>
+            </w:pPr>
+            <w:ins w:id="9622" w:author="DS Corporation" w:date="2026-10-09T09:00:00Z">
               <w:r>
                 <w:rPr>
                   <w:rFonts w:ascii="Times New Roman" w:hAnsi="Times New Roman" w:cs="Times New Roman" w:eastAsia="Times New Roman"/>
@@ -12731,7 +13287,7 @@
       </w:tr>
       <w:tr>
         <w:trPr>
-          <w:ins w:id="9574" w:author="DS Corporation" w:date="2026-10-09T09:00:00Z"/>
+          <w:ins w:id="9623" w:author="DS Corporation" w:date="2026-10-09T09:00:00Z"/>
         </w:trPr>
         <w:tc>
           <w:tcPr>
@@ -12741,10 +13297,10 @@
             <w:pPr>
               <w:spacing w:after="80"/>
               <w:rPr>
-                <w:ins w:id="9575" w:author="DS Corporation" w:date="2026-10-09T09:00:00Z"/>
-              </w:rPr>
-            </w:pPr>
-            <w:ins w:id="9576" w:author="DS Corporation" w:date="2026-10-09T09:00:00Z">
+                <w:ins w:id="9624" w:author="DS Corporation" w:date="2026-10-09T09:00:00Z"/>
+              </w:rPr>
+            </w:pPr>
+            <w:ins w:id="9625" w:author="DS Corporation" w:date="2026-10-09T09:00:00Z">
               <w:r>
                 <w:rPr>
                   <w:rFonts w:ascii="Times New Roman" w:hAnsi="Times New Roman" w:cs="Times New Roman" w:eastAsia="Times New Roman"/>
@@ -12764,10 +13320,10 @@
             <w:pPr>
               <w:spacing w:after="80"/>
               <w:rPr>
-                <w:ins w:id="9577" w:author="DS Corporation" w:date="2026-10-09T09:00:00Z"/>
-              </w:rPr>
-            </w:pPr>
-            <w:ins w:id="9578" w:author="DS Corporation" w:date="2026-10-09T09:00:00Z">
+                <w:ins w:id="9626" w:author="DS Corporation" w:date="2026-10-09T09:00:00Z"/>
+              </w:rPr>
+            </w:pPr>
+            <w:ins w:id="9627" w:author="DS Corporation" w:date="2026-10-09T09:00:00Z">
               <w:r>
                 <w:rPr>
                   <w:rFonts w:ascii="Times New Roman" w:hAnsi="Times New Roman" w:cs="Times New Roman" w:eastAsia="Times New Roman"/>
@@ -12782,7 +13338,7 @@
       </w:tr>
       <w:tr>
         <w:trPr>
-          <w:ins w:id="9579" w:author="DS Corporation" w:date="2026-10-09T09:00:00Z"/>
+          <w:ins w:id="9628" w:author="DS Corporation" w:date="2026-10-09T09:00:00Z"/>
         </w:trPr>
         <w:tc>
           <w:tcPr>
@@ -12792,10 +13348,10 @@
             <w:pPr>
               <w:spacing w:after="80"/>
               <w:rPr>
-                <w:ins w:id="9580" w:author="DS Corporation" w:date="2026-10-09T09:00:00Z"/>
-              </w:rPr>
-            </w:pPr>
-            <w:ins w:id="9581" w:author="DS Corporation" w:date="2026-10-09T09:00:00Z">
+                <w:ins w:id="9629" w:author="DS Corporation" w:date="2026-10-09T09:00:00Z"/>
+              </w:rPr>
+            </w:pPr>
+            <w:ins w:id="9630" w:author="DS Corporation" w:date="2026-10-09T09:00:00Z">
               <w:r>
                 <w:rPr>
                   <w:rFonts w:ascii="Times New Roman" w:hAnsi="Times New Roman" w:cs="Times New Roman" w:eastAsia="Times New Roman"/>
@@ -12815,10 +13371,10 @@
             <w:pPr>
               <w:spacing w:after="80"/>
               <w:rPr>
-                <w:ins w:id="9582" w:author="DS Corporation" w:date="2026-10-09T09:00:00Z"/>
-              </w:rPr>
-            </w:pPr>
-            <w:ins w:id="9583" w:author="DS Corporation" w:date="2026-10-09T09:00:00Z">
+                <w:ins w:id="9631" w:author="DS Corporation" w:date="2026-10-09T09:00:00Z"/>
+              </w:rPr>
+            </w:pPr>
+            <w:ins w:id="9632" w:author="DS Corporation" w:date="2026-10-09T09:00:00Z">
               <w:r>
                 <w:rPr>
                   <w:rFonts w:ascii="Times New Roman" w:hAnsi="Times New Roman" w:cs="Times New Roman" w:eastAsia="Times New Roman"/>
@@ -12833,7 +13389,7 @@
       </w:tr>
       <w:tr>
         <w:trPr>
-          <w:ins w:id="9584" w:author="DS Corporation" w:date="2026-10-09T09:00:00Z"/>
+          <w:ins w:id="9633" w:author="DS Corporation" w:date="2026-10-09T09:00:00Z"/>
         </w:trPr>
         <w:tc>
           <w:tcPr>
@@ -12843,10 +13399,10 @@
             <w:pPr>
               <w:spacing w:after="80"/>
               <w:rPr>
-                <w:ins w:id="9585" w:author="DS Corporation" w:date="2026-10-09T09:00:00Z"/>
-              </w:rPr>
-            </w:pPr>
-            <w:ins w:id="9586" w:author="DS Corporation" w:date="2026-10-09T09:00:00Z">
+                <w:ins w:id="9634" w:author="DS Corporation" w:date="2026-10-09T09:00:00Z"/>
+              </w:rPr>
+            </w:pPr>
+            <w:ins w:id="9635" w:author="DS Corporation" w:date="2026-10-09T09:00:00Z">
               <w:r>
                 <w:rPr>
                   <w:rFonts w:ascii="Times New Roman" w:hAnsi="Times New Roman" w:cs="Times New Roman" w:eastAsia="Times New Roman"/>
@@ -12866,10 +13422,10 @@
             <w:pPr>
               <w:spacing w:after="80"/>
               <w:rPr>
-                <w:ins w:id="9587" w:author="DS Corporation" w:date="2026-10-09T09:00:00Z"/>
-              </w:rPr>
-            </w:pPr>
-            <w:ins w:id="9588" w:author="DS Corporation" w:date="2026-10-09T09:00:00Z">
+                <w:ins w:id="9636" w:author="DS Corporation" w:date="2026-10-09T09:00:00Z"/>
+              </w:rPr>
+            </w:pPr>
+            <w:ins w:id="9637" w:author="DS Corporation" w:date="2026-10-09T09:00:00Z">
               <w:r>
                 <w:rPr>
                   <w:rFonts w:ascii="Times New Roman" w:hAnsi="Times New Roman" w:cs="Times New Roman" w:eastAsia="Times New Roman"/>
@@ -12887,10 +13443,10 @@
       <w:pPr>
         <w:spacing w:after="80"/>
         <w:rPr>
-          <w:ins w:id="9589" w:author="DS Corporation" w:date="2026-10-09T09:00:00Z"/>
-        </w:rPr>
-      </w:pPr>
-      <w:ins w:id="9590" w:author="DS Corporation" w:date="2026-10-09T09:00:00Z">
+          <w:ins w:id="9638" w:author="DS Corporation" w:date="2026-10-09T09:00:00Z"/>
+        </w:rPr>
+      </w:pPr>
+      <w:ins w:id="9639" w:author="DS Corporation" w:date="2026-10-09T09:00:00Z">
         <w:r>
           <w:rPr>
             <w:rFonts w:ascii="Times New Roman" w:hAnsi="Times New Roman" w:cs="Times New Roman" w:eastAsia="Times New Roman"/>
@@ -12901,7 +13457,7 @@
           <w:t xml:space="preserve">C. Hạn sử dụng:</w:t>
         </w:r>
       </w:ins>
-      <w:ins w:id="9591" w:author="DS Corporation" w:date="2026-10-09T09:00:00Z">
+      <w:ins w:id="9640" w:author="DS Corporation" w:date="2026-10-09T09:00:00Z">
         <w:r>
           <w:rPr>
             <w:rFonts w:ascii="Times New Roman" w:hAnsi="Times New Roman" w:cs="Times New Roman" w:eastAsia="Times New Roman"/>
@@ -12918,10 +13474,10 @@
         <w:spacing w:after="80"/>
         <w:jc w:val="center"/>
         <w:rPr>
-          <w:ins w:id="9592" w:author="DS Corporation" w:date="2026-10-09T09:00:00Z"/>
-        </w:rPr>
-      </w:pPr>
-      <w:ins w:id="9593" w:author="DS Corporation" w:date="2026-10-09T09:00:00Z">
+          <w:ins w:id="9641" w:author="DS Corporation" w:date="2026-10-09T09:00:00Z"/>
+        </w:rPr>
+      </w:pPr>
+      <w:ins w:id="9642" w:author="DS Corporation" w:date="2026-10-09T09:00:00Z">
         <w:r>
           <w:rPr>
             <w:rFonts w:ascii="Times New Roman" w:hAnsi="Times New Roman" w:cs="Times New Roman" w:eastAsia="Times New Roman"/>
@@ -12937,10 +13493,10 @@
       <w:pPr>
         <w:spacing w:after="80"/>
         <w:rPr>
-          <w:ins w:id="9594" w:author="DS Corporation" w:date="2026-10-09T09:00:00Z"/>
-        </w:rPr>
-      </w:pPr>
-      <w:ins w:id="9595" w:author="DS Corporation" w:date="2026-10-09T09:00:00Z">
+          <w:ins w:id="9643" w:author="DS Corporation" w:date="2026-10-09T09:00:00Z"/>
+        </w:rPr>
+      </w:pPr>
+      <w:ins w:id="9644" w:author="DS Corporation" w:date="2026-10-09T09:00:00Z">
         <w:r>
           <w:rPr>
             <w:rFonts w:ascii="Times New Roman" w:hAnsi="Times New Roman" w:cs="Times New Roman" w:eastAsia="Times New Roman"/>
@@ -12951,7 +13507,7 @@
           <w:t xml:space="preserve">A. Cấu thành đơn giá 59.800 đ/hộp (chưa VAT)</w:t>
         </w:r>
       </w:ins>
-      <w:ins w:id="9596" w:author="DS Corporation" w:date="2026-10-09T09:00:00Z">
+      <w:ins w:id="9645" w:author="DS Corporation" w:date="2026-10-09T09:00:00Z">
         <w:r>
           <w:rPr>
             <w:rFonts w:ascii="Times New Roman" w:hAnsi="Times New Roman" w:cs="Times New Roman" w:eastAsia="Times New Roman"/>
@@ -12983,7 +13539,7 @@
       </w:tblGrid>
       <w:tr>
         <w:trPr>
-          <w:ins w:id="9597" w:author="DS Corporation" w:date="2026-10-09T09:00:00Z"/>
+          <w:ins w:id="9646" w:author="DS Corporation" w:date="2026-10-09T09:00:00Z"/>
         </w:trPr>
         <w:tc>
           <w:tcPr>
@@ -12994,10 +13550,10 @@
             <w:pPr>
               <w:spacing w:after="80"/>
               <w:rPr>
-                <w:ins w:id="9598" w:author="DS Corporation" w:date="2026-10-09T09:00:00Z"/>
-              </w:rPr>
-            </w:pPr>
-            <w:ins w:id="9599" w:author="DS Corporation" w:date="2026-10-09T09:00:00Z">
+                <w:ins w:id="9647" w:author="DS Corporation" w:date="2026-10-09T09:00:00Z"/>
+              </w:rPr>
+            </w:pPr>
+            <w:ins w:id="9648" w:author="DS Corporation" w:date="2026-10-09T09:00:00Z">
               <w:r>
                 <w:rPr>
                   <w:rFonts w:ascii="Times New Roman" w:hAnsi="Times New Roman" w:cs="Times New Roman" w:eastAsia="Times New Roman"/>
@@ -13019,10 +13575,10 @@
             <w:pPr>
               <w:spacing w:after="80"/>
               <w:rPr>
-                <w:ins w:id="9600" w:author="DS Corporation" w:date="2026-10-09T09:00:00Z"/>
-              </w:rPr>
-            </w:pPr>
-            <w:ins w:id="9601" w:author="DS Corporation" w:date="2026-10-09T09:00:00Z">
+                <w:ins w:id="9649" w:author="DS Corporation" w:date="2026-10-09T09:00:00Z"/>
+              </w:rPr>
+            </w:pPr>
+            <w:ins w:id="9650" w:author="DS Corporation" w:date="2026-10-09T09:00:00Z">
               <w:r>
                 <w:rPr>
                   <w:rFonts w:ascii="Times New Roman" w:hAnsi="Times New Roman" w:cs="Times New Roman" w:eastAsia="Times New Roman"/>
@@ -13044,10 +13600,10 @@
             <w:pPr>
               <w:spacing w:after="80"/>
               <w:rPr>
-                <w:ins w:id="9602" w:author="DS Corporation" w:date="2026-10-09T09:00:00Z"/>
-              </w:rPr>
-            </w:pPr>
-            <w:ins w:id="9603" w:author="DS Corporation" w:date="2026-10-09T09:00:00Z">
+                <w:ins w:id="9651" w:author="DS Corporation" w:date="2026-10-09T09:00:00Z"/>
+              </w:rPr>
+            </w:pPr>
+            <w:ins w:id="9652" w:author="DS Corporation" w:date="2026-10-09T09:00:00Z">
               <w:r>
                 <w:rPr>
                   <w:rFonts w:ascii="Times New Roman" w:hAnsi="Times New Roman" w:cs="Times New Roman" w:eastAsia="Times New Roman"/>
@@ -13069,10 +13625,10 @@
             <w:pPr>
               <w:spacing w:after="80"/>
               <w:rPr>
-                <w:ins w:id="9604" w:author="DS Corporation" w:date="2026-10-09T09:00:00Z"/>
-              </w:rPr>
-            </w:pPr>
-            <w:ins w:id="9605" w:author="DS Corporation" w:date="2026-10-09T09:00:00Z">
+                <w:ins w:id="9653" w:author="DS Corporation" w:date="2026-10-09T09:00:00Z"/>
+              </w:rPr>
+            </w:pPr>
+            <w:ins w:id="9654" w:author="DS Corporation" w:date="2026-10-09T09:00:00Z">
               <w:r>
                 <w:rPr>
                   <w:rFonts w:ascii="Times New Roman" w:hAnsi="Times New Roman" w:cs="Times New Roman" w:eastAsia="Times New Roman"/>
@@ -13088,7 +13644,7 @@
       </w:tr>
       <w:tr>
         <w:trPr>
-          <w:ins w:id="9606" w:author="DS Corporation" w:date="2026-10-09T09:00:00Z"/>
+          <w:ins w:id="9655" w:author="DS Corporation" w:date="2026-10-09T09:00:00Z"/>
         </w:trPr>
         <w:tc>
           <w:tcPr>
@@ -13098,10 +13654,10 @@
             <w:pPr>
               <w:spacing w:after="80"/>
               <w:rPr>
-                <w:ins w:id="9607" w:author="DS Corporation" w:date="2026-10-09T09:00:00Z"/>
-              </w:rPr>
-            </w:pPr>
-            <w:ins w:id="9608" w:author="DS Corporation" w:date="2026-10-09T09:00:00Z">
+                <w:ins w:id="9656" w:author="DS Corporation" w:date="2026-10-09T09:00:00Z"/>
+              </w:rPr>
+            </w:pPr>
+            <w:ins w:id="9657" w:author="DS Corporation" w:date="2026-10-09T09:00:00Z">
               <w:r>
                 <w:rPr>
                   <w:rFonts w:ascii="Times New Roman" w:hAnsi="Times New Roman" w:cs="Times New Roman" w:eastAsia="Times New Roman"/>
@@ -13121,10 +13677,10 @@
             <w:pPr>
               <w:spacing w:after="80"/>
               <w:rPr>
-                <w:ins w:id="9609" w:author="DS Corporation" w:date="2026-10-09T09:00:00Z"/>
-              </w:rPr>
-            </w:pPr>
-            <w:ins w:id="9610" w:author="DS Corporation" w:date="2026-10-09T09:00:00Z">
+                <w:ins w:id="9658" w:author="DS Corporation" w:date="2026-10-09T09:00:00Z"/>
+              </w:rPr>
+            </w:pPr>
+            <w:ins w:id="9659" w:author="DS Corporation" w:date="2026-10-09T09:00:00Z">
               <w:r>
                 <w:rPr>
                   <w:rFonts w:ascii="Times New Roman" w:hAnsi="Times New Roman" w:cs="Times New Roman" w:eastAsia="Times New Roman"/>
@@ -13144,10 +13700,10 @@
             <w:pPr>
               <w:spacing w:after="80"/>
               <w:rPr>
-                <w:ins w:id="9611" w:author="DS Corporation" w:date="2026-10-09T09:00:00Z"/>
-              </w:rPr>
-            </w:pPr>
-            <w:ins w:id="9612" w:author="DS Corporation" w:date="2026-10-09T09:00:00Z">
+                <w:ins w:id="9660" w:author="DS Corporation" w:date="2026-10-09T09:00:00Z"/>
+              </w:rPr>
+            </w:pPr>
+            <w:ins w:id="9661" w:author="DS Corporation" w:date="2026-10-09T09:00:00Z">
               <w:r>
                 <w:rPr>
                   <w:rFonts w:ascii="Times New Roman" w:hAnsi="Times New Roman" w:cs="Times New Roman" w:eastAsia="Times New Roman"/>
@@ -13167,10 +13723,10 @@
             <w:pPr>
               <w:spacing w:after="80"/>
               <w:rPr>
-                <w:ins w:id="9613" w:author="DS Corporation" w:date="2026-10-09T09:00:00Z"/>
-              </w:rPr>
-            </w:pPr>
-            <w:ins w:id="9614" w:author="DS Corporation" w:date="2026-10-09T09:00:00Z">
+                <w:ins w:id="9662" w:author="DS Corporation" w:date="2026-10-09T09:00:00Z"/>
+              </w:rPr>
+            </w:pPr>
+            <w:ins w:id="9663" w:author="DS Corporation" w:date="2026-10-09T09:00:00Z">
               <w:r>
                 <w:rPr>
                   <w:rFonts w:ascii="Times New Roman" w:hAnsi="Times New Roman" w:cs="Times New Roman" w:eastAsia="Times New Roman"/>
@@ -13185,7 +13741,7 @@
       </w:tr>
       <w:tr>
         <w:trPr>
-          <w:ins w:id="9615" w:author="DS Corporation" w:date="2026-10-09T09:00:00Z"/>
+          <w:ins w:id="9664" w:author="DS Corporation" w:date="2026-10-09T09:00:00Z"/>
         </w:trPr>
         <w:tc>
           <w:tcPr>
@@ -13195,10 +13751,10 @@
             <w:pPr>
               <w:spacing w:after="80"/>
               <w:rPr>
-                <w:ins w:id="9616" w:author="DS Corporation" w:date="2026-10-09T09:00:00Z"/>
-              </w:rPr>
-            </w:pPr>
-            <w:ins w:id="9617" w:author="DS Corporation" w:date="2026-10-09T09:00:00Z">
+                <w:ins w:id="9665" w:author="DS Corporation" w:date="2026-10-09T09:00:00Z"/>
+              </w:rPr>
+            </w:pPr>
+            <w:ins w:id="9666" w:author="DS Corporation" w:date="2026-10-09T09:00:00Z">
               <w:r>
                 <w:rPr>
                   <w:rFonts w:ascii="Times New Roman" w:hAnsi="Times New Roman" w:cs="Times New Roman" w:eastAsia="Times New Roman"/>
@@ -13218,10 +13774,10 @@
             <w:pPr>
               <w:spacing w:after="80"/>
               <w:rPr>
-                <w:ins w:id="9618" w:author="DS Corporation" w:date="2026-10-09T09:00:00Z"/>
-              </w:rPr>
-            </w:pPr>
-            <w:ins w:id="9619" w:author="DS Corporation" w:date="2026-10-09T09:00:00Z">
+                <w:ins w:id="9667" w:author="DS Corporation" w:date="2026-10-09T09:00:00Z"/>
+              </w:rPr>
+            </w:pPr>
+            <w:ins w:id="9668" w:author="DS Corporation" w:date="2026-10-09T09:00:00Z">
               <w:r>
                 <w:rPr>
                   <w:rFonts w:ascii="Times New Roman" w:hAnsi="Times New Roman" w:cs="Times New Roman" w:eastAsia="Times New Roman"/>
@@ -13241,10 +13797,10 @@
             <w:pPr>
               <w:spacing w:after="80"/>
               <w:rPr>
-                <w:ins w:id="9620" w:author="DS Corporation" w:date="2026-10-09T09:00:00Z"/>
-              </w:rPr>
-            </w:pPr>
-            <w:ins w:id="9621" w:author="DS Corporation" w:date="2026-10-09T09:00:00Z">
+                <w:ins w:id="9669" w:author="DS Corporation" w:date="2026-10-09T09:00:00Z"/>
+              </w:rPr>
+            </w:pPr>
+            <w:ins w:id="9670" w:author="DS Corporation" w:date="2026-10-09T09:00:00Z">
               <w:r>
                 <w:rPr>
                   <w:rFonts w:ascii="Times New Roman" w:hAnsi="Times New Roman" w:cs="Times New Roman" w:eastAsia="Times New Roman"/>
@@ -13264,10 +13820,10 @@
             <w:pPr>
               <w:spacing w:after="80"/>
               <w:rPr>
-                <w:ins w:id="9622" w:author="DS Corporation" w:date="2026-10-09T09:00:00Z"/>
-              </w:rPr>
-            </w:pPr>
-            <w:ins w:id="9623" w:author="DS Corporation" w:date="2026-10-09T09:00:00Z">
+                <w:ins w:id="9671" w:author="DS Corporation" w:date="2026-10-09T09:00:00Z"/>
+              </w:rPr>
+            </w:pPr>
+            <w:ins w:id="9672" w:author="DS Corporation" w:date="2026-10-09T09:00:00Z">
               <w:r>
                 <w:rPr>
                   <w:rFonts w:ascii="Times New Roman" w:hAnsi="Times New Roman" w:cs="Times New Roman" w:eastAsia="Times New Roman"/>
@@ -13282,7 +13838,7 @@
       </w:tr>
       <w:tr>
         <w:trPr>
-          <w:ins w:id="9624" w:author="DS Corporation" w:date="2026-10-09T09:00:00Z"/>
+          <w:ins w:id="9673" w:author="DS Corporation" w:date="2026-10-09T09:00:00Z"/>
         </w:trPr>
         <w:tc>
           <w:tcPr>
@@ -13292,10 +13848,10 @@
             <w:pPr>
               <w:spacing w:after="80"/>
               <w:rPr>
-                <w:ins w:id="9625" w:author="DS Corporation" w:date="2026-10-09T09:00:00Z"/>
-              </w:rPr>
-            </w:pPr>
-            <w:ins w:id="9626" w:author="DS Corporation" w:date="2026-10-09T09:00:00Z">
+                <w:ins w:id="9674" w:author="DS Corporation" w:date="2026-10-09T09:00:00Z"/>
+              </w:rPr>
+            </w:pPr>
+            <w:ins w:id="9675" w:author="DS Corporation" w:date="2026-10-09T09:00:00Z">
               <w:r>
                 <w:rPr>
                   <w:rFonts w:ascii="Times New Roman" w:hAnsi="Times New Roman" w:cs="Times New Roman" w:eastAsia="Times New Roman"/>
@@ -13315,10 +13871,10 @@
             <w:pPr>
               <w:spacing w:after="80"/>
               <w:rPr>
-                <w:ins w:id="9627" w:author="DS Corporation" w:date="2026-10-09T09:00:00Z"/>
-              </w:rPr>
-            </w:pPr>
-            <w:ins w:id="9628" w:author="DS Corporation" w:date="2026-10-09T09:00:00Z">
+                <w:ins w:id="9676" w:author="DS Corporation" w:date="2026-10-09T09:00:00Z"/>
+              </w:rPr>
+            </w:pPr>
+            <w:ins w:id="9677" w:author="DS Corporation" w:date="2026-10-09T09:00:00Z">
               <w:r>
                 <w:rPr>
                   <w:rFonts w:ascii="Times New Roman" w:hAnsi="Times New Roman" w:cs="Times New Roman" w:eastAsia="Times New Roman"/>
@@ -13338,10 +13894,10 @@
             <w:pPr>
               <w:spacing w:after="80"/>
               <w:rPr>
-                <w:ins w:id="9629" w:author="DS Corporation" w:date="2026-10-09T09:00:00Z"/>
-              </w:rPr>
-            </w:pPr>
-            <w:ins w:id="9630" w:author="DS Corporation" w:date="2026-10-09T09:00:00Z">
+                <w:ins w:id="9678" w:author="DS Corporation" w:date="2026-10-09T09:00:00Z"/>
+              </w:rPr>
+            </w:pPr>
+            <w:ins w:id="9679" w:author="DS Corporation" w:date="2026-10-09T09:00:00Z">
               <w:r>
                 <w:rPr>
                   <w:rFonts w:ascii="Times New Roman" w:hAnsi="Times New Roman" w:cs="Times New Roman" w:eastAsia="Times New Roman"/>
@@ -13361,10 +13917,10 @@
             <w:pPr>
               <w:spacing w:after="80"/>
               <w:rPr>
-                <w:ins w:id="9631" w:author="DS Corporation" w:date="2026-10-09T09:00:00Z"/>
-              </w:rPr>
-            </w:pPr>
-            <w:ins w:id="9632" w:author="DS Corporation" w:date="2026-10-09T09:00:00Z">
+                <w:ins w:id="9680" w:author="DS Corporation" w:date="2026-10-09T09:00:00Z"/>
+              </w:rPr>
+            </w:pPr>
+            <w:ins w:id="9681" w:author="DS Corporation" w:date="2026-10-09T09:00:00Z">
               <w:r>
                 <w:rPr>
                   <w:rFonts w:ascii="Times New Roman" w:hAnsi="Times New Roman" w:cs="Times New Roman" w:eastAsia="Times New Roman"/>
@@ -13379,7 +13935,7 @@
       </w:tr>
       <w:tr>
         <w:trPr>
-          <w:ins w:id="9633" w:author="DS Corporation" w:date="2026-10-09T09:00:00Z"/>
+          <w:ins w:id="9682" w:author="DS Corporation" w:date="2026-10-09T09:00:00Z"/>
         </w:trPr>
         <w:tc>
           <w:tcPr>
@@ -13389,10 +13945,10 @@
             <w:pPr>
               <w:spacing w:after="80"/>
               <w:rPr>
-                <w:ins w:id="9634" w:author="DS Corporation" w:date="2026-10-09T09:00:00Z"/>
-              </w:rPr>
-            </w:pPr>
-            <w:ins w:id="9635" w:author="DS Corporation" w:date="2026-10-09T09:00:00Z">
+                <w:ins w:id="9683" w:author="DS Corporation" w:date="2026-10-09T09:00:00Z"/>
+              </w:rPr>
+            </w:pPr>
+            <w:ins w:id="9684" w:author="DS Corporation" w:date="2026-10-09T09:00:00Z">
               <w:r>
                 <w:rPr>
                   <w:rFonts w:ascii="Times New Roman" w:hAnsi="Times New Roman" w:cs="Times New Roman" w:eastAsia="Times New Roman"/>
@@ -13412,10 +13968,10 @@
             <w:pPr>
               <w:spacing w:after="80"/>
               <w:rPr>
-                <w:ins w:id="9636" w:author="DS Corporation" w:date="2026-10-09T09:00:00Z"/>
-              </w:rPr>
-            </w:pPr>
-            <w:ins w:id="9637" w:author="DS Corporation" w:date="2026-10-09T09:00:00Z">
+                <w:ins w:id="9685" w:author="DS Corporation" w:date="2026-10-09T09:00:00Z"/>
+              </w:rPr>
+            </w:pPr>
+            <w:ins w:id="9686" w:author="DS Corporation" w:date="2026-10-09T09:00:00Z">
               <w:r>
                 <w:rPr>
                   <w:rFonts w:ascii="Times New Roman" w:hAnsi="Times New Roman" w:cs="Times New Roman" w:eastAsia="Times New Roman"/>
@@ -13435,10 +13991,10 @@
             <w:pPr>
               <w:spacing w:after="80"/>
               <w:rPr>
-                <w:ins w:id="9638" w:author="DS Corporation" w:date="2026-10-09T09:00:00Z"/>
-              </w:rPr>
-            </w:pPr>
-            <w:ins w:id="9639" w:author="DS Corporation" w:date="2026-10-09T09:00:00Z">
+                <w:ins w:id="9687" w:author="DS Corporation" w:date="2026-10-09T09:00:00Z"/>
+              </w:rPr>
+            </w:pPr>
+            <w:ins w:id="9688" w:author="DS Corporation" w:date="2026-10-09T09:00:00Z">
               <w:r>
                 <w:rPr>
                   <w:rFonts w:ascii="Times New Roman" w:hAnsi="Times New Roman" w:cs="Times New Roman" w:eastAsia="Times New Roman"/>
@@ -13458,10 +14014,10 @@
             <w:pPr>
               <w:spacing w:after="80"/>
               <w:rPr>
-                <w:ins w:id="9640" w:author="DS Corporation" w:date="2026-10-09T09:00:00Z"/>
-              </w:rPr>
-            </w:pPr>
-            <w:ins w:id="9641" w:author="DS Corporation" w:date="2026-10-09T09:00:00Z">
+                <w:ins w:id="9689" w:author="DS Corporation" w:date="2026-10-09T09:00:00Z"/>
+              </w:rPr>
+            </w:pPr>
+            <w:ins w:id="9690" w:author="DS Corporation" w:date="2026-10-09T09:00:00Z">
               <w:r>
                 <w:rPr>
                   <w:rFonts w:ascii="Times New Roman" w:hAnsi="Times New Roman" w:cs="Times New Roman" w:eastAsia="Times New Roman"/>
@@ -13476,7 +14032,7 @@
       </w:tr>
       <w:tr>
         <w:trPr>
-          <w:ins w:id="9642" w:author="DS Corporation" w:date="2026-10-09T09:00:00Z"/>
+          <w:ins w:id="9691" w:author="DS Corporation" w:date="2026-10-09T09:00:00Z"/>
         </w:trPr>
         <w:tc>
           <w:tcPr>
@@ -13486,10 +14042,10 @@
             <w:pPr>
               <w:spacing w:after="80"/>
               <w:rPr>
-                <w:ins w:id="9643" w:author="DS Corporation" w:date="2026-10-09T09:00:00Z"/>
-              </w:rPr>
-            </w:pPr>
-            <w:ins w:id="9644" w:author="DS Corporation" w:date="2026-10-09T09:00:00Z">
+                <w:ins w:id="9692" w:author="DS Corporation" w:date="2026-10-09T09:00:00Z"/>
+              </w:rPr>
+            </w:pPr>
+            <w:ins w:id="9693" w:author="DS Corporation" w:date="2026-10-09T09:00:00Z">
               <w:r>
                 <w:rPr>
                   <w:rFonts w:ascii="Times New Roman" w:hAnsi="Times New Roman" w:cs="Times New Roman" w:eastAsia="Times New Roman"/>
@@ -13509,10 +14065,10 @@
             <w:pPr>
               <w:spacing w:after="80"/>
               <w:rPr>
-                <w:ins w:id="9645" w:author="DS Corporation" w:date="2026-10-09T09:00:00Z"/>
-              </w:rPr>
-            </w:pPr>
-            <w:ins w:id="9646" w:author="DS Corporation" w:date="2026-10-09T09:00:00Z">
+                <w:ins w:id="9694" w:author="DS Corporation" w:date="2026-10-09T09:00:00Z"/>
+              </w:rPr>
+            </w:pPr>
+            <w:ins w:id="9695" w:author="DS Corporation" w:date="2026-10-09T09:00:00Z">
               <w:r>
                 <w:rPr>
                   <w:rFonts w:ascii="Times New Roman" w:hAnsi="Times New Roman" w:cs="Times New Roman" w:eastAsia="Times New Roman"/>
@@ -13532,10 +14088,10 @@
             <w:pPr>
               <w:spacing w:after="80"/>
               <w:rPr>
-                <w:ins w:id="9647" w:author="DS Corporation" w:date="2026-10-09T09:00:00Z"/>
-              </w:rPr>
-            </w:pPr>
-            <w:ins w:id="9648" w:author="DS Corporation" w:date="2026-10-09T09:00:00Z">
+                <w:ins w:id="9696" w:author="DS Corporation" w:date="2026-10-09T09:00:00Z"/>
+              </w:rPr>
+            </w:pPr>
+            <w:ins w:id="9697" w:author="DS Corporation" w:date="2026-10-09T09:00:00Z">
               <w:r>
                 <w:rPr>
                   <w:rFonts w:ascii="Times New Roman" w:hAnsi="Times New Roman" w:cs="Times New Roman" w:eastAsia="Times New Roman"/>
@@ -13555,10 +14111,10 @@
             <w:pPr>
               <w:spacing w:after="80"/>
               <w:rPr>
-                <w:ins w:id="9649" w:author="DS Corporation" w:date="2026-10-09T09:00:00Z"/>
-              </w:rPr>
-            </w:pPr>
-            <w:ins w:id="9650" w:author="DS Corporation" w:date="2026-10-09T09:00:00Z">
+                <w:ins w:id="9698" w:author="DS Corporation" w:date="2026-10-09T09:00:00Z"/>
+              </w:rPr>
+            </w:pPr>
+            <w:ins w:id="9699" w:author="DS Corporation" w:date="2026-10-09T09:00:00Z">
               <w:r>
                 <w:rPr>
                   <w:rFonts w:ascii="Times New Roman" w:hAnsi="Times New Roman" w:cs="Times New Roman" w:eastAsia="Times New Roman"/>
@@ -13573,7 +14129,7 @@
       </w:tr>
       <w:tr>
         <w:trPr>
-          <w:ins w:id="9651" w:author="DS Corporation" w:date="2026-10-09T09:00:00Z"/>
+          <w:ins w:id="9700" w:author="DS Corporation" w:date="2026-10-09T09:00:00Z"/>
         </w:trPr>
         <w:tc>
           <w:tcPr>
@@ -13583,10 +14139,10 @@
             <w:pPr>
               <w:spacing w:after="80"/>
               <w:rPr>
-                <w:ins w:id="9652" w:author="DS Corporation" w:date="2026-10-09T09:00:00Z"/>
-              </w:rPr>
-            </w:pPr>
-            <w:ins w:id="9653" w:author="DS Corporation" w:date="2026-10-09T09:00:00Z">
+                <w:ins w:id="9701" w:author="DS Corporation" w:date="2026-10-09T09:00:00Z"/>
+              </w:rPr>
+            </w:pPr>
+            <w:ins w:id="9702" w:author="DS Corporation" w:date="2026-10-09T09:00:00Z">
               <w:r>
                 <w:rPr>
                   <w:rFonts w:ascii="Times New Roman" w:hAnsi="Times New Roman" w:cs="Times New Roman" w:eastAsia="Times New Roman"/>
@@ -13606,7 +14162,7 @@
             <w:pPr>
               <w:spacing w:after="80"/>
               <w:rPr>
-                <w:ins w:id="9654" w:author="DS Corporation" w:date="2026-10-09T09:00:00Z"/>
+                <w:ins w:id="9703" w:author="DS Corporation" w:date="2026-10-09T09:00:00Z"/>
               </w:rPr>
             </w:pPr>
           </w:p>
@@ -13619,7 +14175,7 @@
             <w:pPr>
               <w:spacing w:after="80"/>
               <w:rPr>
-                <w:ins w:id="9655" w:author="DS Corporation" w:date="2026-10-09T09:00:00Z"/>
+                <w:ins w:id="9704" w:author="DS Corporation" w:date="2026-10-09T09:00:00Z"/>
               </w:rPr>
             </w:pPr>
           </w:p>
@@ -13632,10 +14188,10 @@
             <w:pPr>
               <w:spacing w:after="80"/>
               <w:rPr>
-                <w:ins w:id="9656" w:author="DS Corporation" w:date="2026-10-09T09:00:00Z"/>
-              </w:rPr>
-            </w:pPr>
-            <w:ins w:id="9657" w:author="DS Corporation" w:date="2026-10-09T09:00:00Z">
+                <w:ins w:id="9705" w:author="DS Corporation" w:date="2026-10-09T09:00:00Z"/>
+              </w:rPr>
+            </w:pPr>
+            <w:ins w:id="9706" w:author="DS Corporation" w:date="2026-10-09T09:00:00Z">
               <w:r>
                 <w:rPr>
                   <w:rFonts w:ascii="Times New Roman" w:hAnsi="Times New Roman" w:cs="Times New Roman" w:eastAsia="Times New Roman"/>
@@ -13653,10 +14209,10 @@
       <w:pPr>
         <w:spacing w:after="80"/>
         <w:rPr>
-          <w:ins w:id="9658" w:author="DS Corporation" w:date="2026-10-09T09:00:00Z"/>
-        </w:rPr>
-      </w:pPr>
-      <w:ins w:id="9659" w:author="DS Corporation" w:date="2026-10-09T09:00:00Z">
+          <w:ins w:id="9707" w:author="DS Corporation" w:date="2026-10-09T09:00:00Z"/>
+        </w:rPr>
+      </w:pPr>
+      <w:ins w:id="9708" w:author="DS Corporation" w:date="2026-10-09T09:00:00Z">
         <w:r>
           <w:rPr>
             <w:rFonts w:ascii="Times New Roman" w:hAnsi="Times New Roman" w:cs="Times New Roman" w:eastAsia="Times New Roman"/>
@@ -13689,7 +14245,7 @@
       </w:tblGrid>
       <w:tr>
         <w:trPr>
-          <w:ins w:id="9660" w:author="DS Corporation" w:date="2026-10-09T09:00:00Z"/>
+          <w:ins w:id="9709" w:author="DS Corporation" w:date="2026-10-09T09:00:00Z"/>
         </w:trPr>
         <w:tc>
           <w:tcPr>
@@ -13700,10 +14256,10 @@
             <w:pPr>
               <w:spacing w:after="80"/>
               <w:rPr>
-                <w:ins w:id="9661" w:author="DS Corporation" w:date="2026-10-09T09:00:00Z"/>
-              </w:rPr>
-            </w:pPr>
-            <w:ins w:id="9662" w:author="DS Corporation" w:date="2026-10-09T09:00:00Z">
+                <w:ins w:id="9710" w:author="DS Corporation" w:date="2026-10-09T09:00:00Z"/>
+              </w:rPr>
+            </w:pPr>
+            <w:ins w:id="9711" w:author="DS Corporation" w:date="2026-10-09T09:00:00Z">
               <w:r>
                 <w:rPr>
                   <w:rFonts w:ascii="Times New Roman" w:hAnsi="Times New Roman" w:cs="Times New Roman" w:eastAsia="Times New Roman"/>
@@ -13725,10 +14281,10 @@
             <w:pPr>
               <w:spacing w:after="80"/>
               <w:rPr>
-                <w:ins w:id="9663" w:author="DS Corporation" w:date="2026-10-09T09:00:00Z"/>
-              </w:rPr>
-            </w:pPr>
-            <w:ins w:id="9664" w:author="DS Corporation" w:date="2026-10-09T09:00:00Z">
+                <w:ins w:id="9712" w:author="DS Corporation" w:date="2026-10-09T09:00:00Z"/>
+              </w:rPr>
+            </w:pPr>
+            <w:ins w:id="9713" w:author="DS Corporation" w:date="2026-10-09T09:00:00Z">
               <w:r>
                 <w:rPr>
                   <w:rFonts w:ascii="Times New Roman" w:hAnsi="Times New Roman" w:cs="Times New Roman" w:eastAsia="Times New Roman"/>
@@ -13750,10 +14306,10 @@
             <w:pPr>
               <w:spacing w:after="80"/>
               <w:rPr>
-                <w:ins w:id="9665" w:author="DS Corporation" w:date="2026-10-09T09:00:00Z"/>
-              </w:rPr>
-            </w:pPr>
-            <w:ins w:id="9666" w:author="DS Corporation" w:date="2026-10-09T09:00:00Z">
+                <w:ins w:id="9714" w:author="DS Corporation" w:date="2026-10-09T09:00:00Z"/>
+              </w:rPr>
+            </w:pPr>
+            <w:ins w:id="9715" w:author="DS Corporation" w:date="2026-10-09T09:00:00Z">
               <w:r>
                 <w:rPr>
                   <w:rFonts w:ascii="Times New Roman" w:hAnsi="Times New Roman" w:cs="Times New Roman" w:eastAsia="Times New Roman"/>
@@ -13775,10 +14331,10 @@
             <w:pPr>
               <w:spacing w:after="80"/>
               <w:rPr>
-                <w:ins w:id="9667" w:author="DS Corporation" w:date="2026-10-09T09:00:00Z"/>
-              </w:rPr>
-            </w:pPr>
-            <w:ins w:id="9668" w:author="DS Corporation" w:date="2026-10-09T09:00:00Z">
+                <w:ins w:id="9716" w:author="DS Corporation" w:date="2026-10-09T09:00:00Z"/>
+              </w:rPr>
+            </w:pPr>
+            <w:ins w:id="9717" w:author="DS Corporation" w:date="2026-10-09T09:00:00Z">
               <w:r>
                 <w:rPr>
                   <w:rFonts w:ascii="Times New Roman" w:hAnsi="Times New Roman" w:cs="Times New Roman" w:eastAsia="Times New Roman"/>
@@ -13794,7 +14350,7 @@
       </w:tr>
       <w:tr>
         <w:trPr>
-          <w:ins w:id="9669" w:author="DS Corporation" w:date="2026-10-09T09:00:00Z"/>
+          <w:ins w:id="9718" w:author="DS Corporation" w:date="2026-10-09T09:00:00Z"/>
         </w:trPr>
         <w:tc>
           <w:tcPr>
@@ -13804,10 +14360,10 @@
             <w:pPr>
               <w:spacing w:after="80"/>
               <w:rPr>
-                <w:ins w:id="9670" w:author="DS Corporation" w:date="2026-10-09T09:00:00Z"/>
-              </w:rPr>
-            </w:pPr>
-            <w:ins w:id="9671" w:author="DS Corporation" w:date="2026-10-09T09:00:00Z">
+                <w:ins w:id="9719" w:author="DS Corporation" w:date="2026-10-09T09:00:00Z"/>
+              </w:rPr>
+            </w:pPr>
+            <w:ins w:id="9720" w:author="DS Corporation" w:date="2026-10-09T09:00:00Z">
               <w:r>
                 <w:rPr>
                   <w:rFonts w:ascii="Times New Roman" w:hAnsi="Times New Roman" w:cs="Times New Roman" w:eastAsia="Times New Roman"/>
@@ -13827,10 +14383,10 @@
             <w:pPr>
               <w:spacing w:after="80"/>
               <w:rPr>
-                <w:ins w:id="9672" w:author="DS Corporation" w:date="2026-10-09T09:00:00Z"/>
-              </w:rPr>
-            </w:pPr>
-            <w:ins w:id="9673" w:author="DS Corporation" w:date="2026-10-09T09:00:00Z">
+                <w:ins w:id="9721" w:author="DS Corporation" w:date="2026-10-09T09:00:00Z"/>
+              </w:rPr>
+            </w:pPr>
+            <w:ins w:id="9722" w:author="DS Corporation" w:date="2026-10-09T09:00:00Z">
               <w:r>
                 <w:rPr>
                   <w:rFonts w:ascii="Times New Roman" w:hAnsi="Times New Roman" w:cs="Times New Roman" w:eastAsia="Times New Roman"/>
@@ -13850,10 +14406,10 @@
             <w:pPr>
               <w:spacing w:after="80"/>
               <w:rPr>
-                <w:ins w:id="9674" w:author="DS Corporation" w:date="2026-10-09T09:00:00Z"/>
-              </w:rPr>
-            </w:pPr>
-            <w:ins w:id="9675" w:author="DS Corporation" w:date="2026-10-09T09:00:00Z">
+                <w:ins w:id="9723" w:author="DS Corporation" w:date="2026-10-09T09:00:00Z"/>
+              </w:rPr>
+            </w:pPr>
+            <w:ins w:id="9724" w:author="DS Corporation" w:date="2026-10-09T09:00:00Z">
               <w:r>
                 <w:rPr>
                   <w:rFonts w:ascii="Times New Roman" w:hAnsi="Times New Roman" w:cs="Times New Roman" w:eastAsia="Times New Roman"/>
@@ -13873,10 +14429,10 @@
             <w:pPr>
               <w:spacing w:after="80"/>
               <w:rPr>
-                <w:ins w:id="9676" w:author="DS Corporation" w:date="2026-10-09T09:00:00Z"/>
-              </w:rPr>
-            </w:pPr>
-            <w:ins w:id="9677" w:author="DS Corporation" w:date="2026-10-09T09:00:00Z">
+                <w:ins w:id="9725" w:author="DS Corporation" w:date="2026-10-09T09:00:00Z"/>
+              </w:rPr>
+            </w:pPr>
+            <w:ins w:id="9726" w:author="DS Corporation" w:date="2026-10-09T09:00:00Z">
               <w:r>
                 <w:rPr>
                   <w:rFonts w:ascii="Times New Roman" w:hAnsi="Times New Roman" w:cs="Times New Roman" w:eastAsia="Times New Roman"/>
@@ -13891,7 +14447,7 @@
       </w:tr>
       <w:tr>
         <w:trPr>
-          <w:ins w:id="9678" w:author="DS Corporation" w:date="2026-10-09T09:00:00Z"/>
+          <w:ins w:id="9727" w:author="DS Corporation" w:date="2026-10-09T09:00:00Z"/>
         </w:trPr>
         <w:tc>
           <w:tcPr>
@@ -13901,10 +14457,10 @@
             <w:pPr>
               <w:spacing w:after="80"/>
               <w:rPr>
-                <w:ins w:id="9679" w:author="DS Corporation" w:date="2026-10-09T09:00:00Z"/>
-              </w:rPr>
-            </w:pPr>
-            <w:ins w:id="9680" w:author="DS Corporation" w:date="2026-10-09T09:00:00Z">
+                <w:ins w:id="9728" w:author="DS Corporation" w:date="2026-10-09T09:00:00Z"/>
+              </w:rPr>
+            </w:pPr>
+            <w:ins w:id="9729" w:author="DS Corporation" w:date="2026-10-09T09:00:00Z">
               <w:r>
                 <w:rPr>
                   <w:rFonts w:ascii="Times New Roman" w:hAnsi="Times New Roman" w:cs="Times New Roman" w:eastAsia="Times New Roman"/>
@@ -13924,10 +14480,10 @@
             <w:pPr>
               <w:spacing w:after="80"/>
               <w:rPr>
-                <w:ins w:id="9681" w:author="DS Corporation" w:date="2026-10-09T09:00:00Z"/>
-              </w:rPr>
-            </w:pPr>
-            <w:ins w:id="9682" w:author="DS Corporation" w:date="2026-10-09T09:00:00Z">
+                <w:ins w:id="9730" w:author="DS Corporation" w:date="2026-10-09T09:00:00Z"/>
+              </w:rPr>
+            </w:pPr>
+            <w:ins w:id="9731" w:author="DS Corporation" w:date="2026-10-09T09:00:00Z">
               <w:r>
                 <w:rPr>
                   <w:rFonts w:ascii="Times New Roman" w:hAnsi="Times New Roman" w:cs="Times New Roman" w:eastAsia="Times New Roman"/>
@@ -13947,10 +14503,10 @@
             <w:pPr>
               <w:spacing w:after="80"/>
               <w:rPr>
-                <w:ins w:id="9683" w:author="DS Corporation" w:date="2026-10-09T09:00:00Z"/>
-              </w:rPr>
-            </w:pPr>
-            <w:ins w:id="9684" w:author="DS Corporation" w:date="2026-10-09T09:00:00Z">
+                <w:ins w:id="9732" w:author="DS Corporation" w:date="2026-10-09T09:00:00Z"/>
+              </w:rPr>
+            </w:pPr>
+            <w:ins w:id="9733" w:author="DS Corporation" w:date="2026-10-09T09:00:00Z">
               <w:r>
                 <w:rPr>
                   <w:rFonts w:ascii="Times New Roman" w:hAnsi="Times New Roman" w:cs="Times New Roman" w:eastAsia="Times New Roman"/>
@@ -13970,10 +14526,10 @@
             <w:pPr>
               <w:spacing w:after="80"/>
               <w:rPr>
-                <w:ins w:id="9685" w:author="DS Corporation" w:date="2026-10-09T09:00:00Z"/>
-              </w:rPr>
-            </w:pPr>
-            <w:ins w:id="9686" w:author="DS Corporation" w:date="2026-10-09T09:00:00Z">
+                <w:ins w:id="9734" w:author="DS Corporation" w:date="2026-10-09T09:00:00Z"/>
+              </w:rPr>
+            </w:pPr>
+            <w:ins w:id="9735" w:author="DS Corporation" w:date="2026-10-09T09:00:00Z">
               <w:r>
                 <w:rPr>
                   <w:rFonts w:ascii="Times New Roman" w:hAnsi="Times New Roman" w:cs="Times New Roman" w:eastAsia="Times New Roman"/>
@@ -13988,7 +14544,7 @@
       </w:tr>
       <w:tr>
         <w:trPr>
-          <w:ins w:id="9687" w:author="DS Corporation" w:date="2026-10-09T09:00:00Z"/>
+          <w:ins w:id="9736" w:author="DS Corporation" w:date="2026-10-09T09:00:00Z"/>
         </w:trPr>
         <w:tc>
           <w:tcPr>
@@ -13998,10 +14554,10 @@
             <w:pPr>
               <w:spacing w:after="80"/>
               <w:rPr>
-                <w:ins w:id="9688" w:author="DS Corporation" w:date="2026-10-09T09:00:00Z"/>
-              </w:rPr>
-            </w:pPr>
-            <w:ins w:id="9689" w:author="DS Corporation" w:date="2026-10-09T09:00:00Z">
+                <w:ins w:id="9737" w:author="DS Corporation" w:date="2026-10-09T09:00:00Z"/>
+              </w:rPr>
+            </w:pPr>
+            <w:ins w:id="9738" w:author="DS Corporation" w:date="2026-10-09T09:00:00Z">
               <w:r>
                 <w:rPr>
                   <w:rFonts w:ascii="Times New Roman" w:hAnsi="Times New Roman" w:cs="Times New Roman" w:eastAsia="Times New Roman"/>
@@ -14021,10 +14577,10 @@
             <w:pPr>
               <w:spacing w:after="80"/>
               <w:rPr>
-                <w:ins w:id="9690" w:author="DS Corporation" w:date="2026-10-09T09:00:00Z"/>
-              </w:rPr>
-            </w:pPr>
-            <w:ins w:id="9691" w:author="DS Corporation" w:date="2026-10-09T09:00:00Z">
+                <w:ins w:id="9739" w:author="DS Corporation" w:date="2026-10-09T09:00:00Z"/>
+              </w:rPr>
+            </w:pPr>
+            <w:ins w:id="9740" w:author="DS Corporation" w:date="2026-10-09T09:00:00Z">
               <w:r>
                 <w:rPr>
                   <w:rFonts w:ascii="Times New Roman" w:hAnsi="Times New Roman" w:cs="Times New Roman" w:eastAsia="Times New Roman"/>
@@ -14044,10 +14600,10 @@
             <w:pPr>
               <w:spacing w:after="80"/>
               <w:rPr>
-                <w:ins w:id="9692" w:author="DS Corporation" w:date="2026-10-09T09:00:00Z"/>
-              </w:rPr>
-            </w:pPr>
-            <w:ins w:id="9693" w:author="DS Corporation" w:date="2026-10-09T09:00:00Z">
+                <w:ins w:id="9741" w:author="DS Corporation" w:date="2026-10-09T09:00:00Z"/>
+              </w:rPr>
+            </w:pPr>
+            <w:ins w:id="9742" w:author="DS Corporation" w:date="2026-10-09T09:00:00Z">
               <w:r>
                 <w:rPr>
                   <w:rFonts w:ascii="Times New Roman" w:hAnsi="Times New Roman" w:cs="Times New Roman" w:eastAsia="Times New Roman"/>
@@ -14067,10 +14623,10 @@
             <w:pPr>
               <w:spacing w:after="80"/>
               <w:rPr>
-                <w:ins w:id="9694" w:author="DS Corporation" w:date="2026-10-09T09:00:00Z"/>
-              </w:rPr>
-            </w:pPr>
-            <w:ins w:id="9695" w:author="DS Corporation" w:date="2026-10-09T09:00:00Z">
+                <w:ins w:id="9743" w:author="DS Corporation" w:date="2026-10-09T09:00:00Z"/>
+              </w:rPr>
+            </w:pPr>
+            <w:ins w:id="9744" w:author="DS Corporation" w:date="2026-10-09T09:00:00Z">
               <w:r>
                 <w:rPr>
                   <w:rFonts w:ascii="Times New Roman" w:hAnsi="Times New Roman" w:cs="Times New Roman" w:eastAsia="Times New Roman"/>
@@ -14085,7 +14641,7 @@
       </w:tr>
       <w:tr>
         <w:trPr>
-          <w:ins w:id="9696" w:author="DS Corporation" w:date="2026-10-09T09:00:00Z"/>
+          <w:ins w:id="9745" w:author="DS Corporation" w:date="2026-10-09T09:00:00Z"/>
         </w:trPr>
         <w:tc>
           <w:tcPr>
@@ -14095,10 +14651,10 @@
             <w:pPr>
               <w:spacing w:after="80"/>
               <w:rPr>
-                <w:ins w:id="9697" w:author="DS Corporation" w:date="2026-10-09T09:00:00Z"/>
-              </w:rPr>
-            </w:pPr>
-            <w:ins w:id="9698" w:author="DS Corporation" w:date="2026-10-09T09:00:00Z">
+                <w:ins w:id="9746" w:author="DS Corporation" w:date="2026-10-09T09:00:00Z"/>
+              </w:rPr>
+            </w:pPr>
+            <w:ins w:id="9747" w:author="DS Corporation" w:date="2026-10-09T09:00:00Z">
               <w:r>
                 <w:rPr>
                   <w:rFonts w:ascii="Times New Roman" w:hAnsi="Times New Roman" w:cs="Times New Roman" w:eastAsia="Times New Roman"/>
@@ -14118,10 +14674,10 @@
             <w:pPr>
               <w:spacing w:after="80"/>
               <w:rPr>
-                <w:ins w:id="9699" w:author="DS Corporation" w:date="2026-10-09T09:00:00Z"/>
-              </w:rPr>
-            </w:pPr>
-            <w:ins w:id="9700" w:author="DS Corporation" w:date="2026-10-09T09:00:00Z">
+                <w:ins w:id="9748" w:author="DS Corporation" w:date="2026-10-09T09:00:00Z"/>
+              </w:rPr>
+            </w:pPr>
+            <w:ins w:id="9749" w:author="DS Corporation" w:date="2026-10-09T09:00:00Z">
               <w:r>
                 <w:rPr>
                   <w:rFonts w:ascii="Times New Roman" w:hAnsi="Times New Roman" w:cs="Times New Roman" w:eastAsia="Times New Roman"/>
@@ -14141,10 +14697,10 @@
             <w:pPr>
               <w:spacing w:after="80"/>
               <w:rPr>
-                <w:ins w:id="9701" w:author="DS Corporation" w:date="2026-10-09T09:00:00Z"/>
-              </w:rPr>
-            </w:pPr>
-            <w:ins w:id="9702" w:author="DS Corporation" w:date="2026-10-09T09:00:00Z">
+                <w:ins w:id="9750" w:author="DS Corporation" w:date="2026-10-09T09:00:00Z"/>
+              </w:rPr>
+            </w:pPr>
+            <w:ins w:id="9751" w:author="DS Corporation" w:date="2026-10-09T09:00:00Z">
               <w:r>
                 <w:rPr>
                   <w:rFonts w:ascii="Times New Roman" w:hAnsi="Times New Roman" w:cs="Times New Roman" w:eastAsia="Times New Roman"/>
@@ -14164,10 +14720,10 @@
             <w:pPr>
               <w:spacing w:after="80"/>
               <w:rPr>
-                <w:ins w:id="9703" w:author="DS Corporation" w:date="2026-10-09T09:00:00Z"/>
-              </w:rPr>
-            </w:pPr>
-            <w:ins w:id="9704" w:author="DS Corporation" w:date="2026-10-09T09:00:00Z">
+                <w:ins w:id="9752" w:author="DS Corporation" w:date="2026-10-09T09:00:00Z"/>
+              </w:rPr>
+            </w:pPr>
+            <w:ins w:id="9753" w:author="DS Corporation" w:date="2026-10-09T09:00:00Z">
               <w:r>
                 <w:rPr>
                   <w:rFonts w:ascii="Times New Roman" w:hAnsi="Times New Roman" w:cs="Times New Roman" w:eastAsia="Times New Roman"/>
@@ -14182,7 +14738,7 @@
       </w:tr>
       <w:tr>
         <w:trPr>
-          <w:ins w:id="9705" w:author="DS Corporation" w:date="2026-10-09T09:00:00Z"/>
+          <w:ins w:id="9754" w:author="DS Corporation" w:date="2026-10-09T09:00:00Z"/>
         </w:trPr>
         <w:tc>
           <w:tcPr>
@@ -14192,10 +14748,10 @@
             <w:pPr>
               <w:spacing w:after="80"/>
               <w:rPr>
-                <w:ins w:id="9706" w:author="DS Corporation" w:date="2026-10-09T09:00:00Z"/>
-              </w:rPr>
-            </w:pPr>
-            <w:ins w:id="9707" w:author="DS Corporation" w:date="2026-10-09T09:00:00Z">
+                <w:ins w:id="9755" w:author="DS Corporation" w:date="2026-10-09T09:00:00Z"/>
+              </w:rPr>
+            </w:pPr>
+            <w:ins w:id="9756" w:author="DS Corporation" w:date="2026-10-09T09:00:00Z">
               <w:r>
                 <w:rPr>
                   <w:rFonts w:ascii="Times New Roman" w:hAnsi="Times New Roman" w:cs="Times New Roman" w:eastAsia="Times New Roman"/>
@@ -14215,10 +14771,10 @@
             <w:pPr>
               <w:spacing w:after="80"/>
               <w:rPr>
-                <w:ins w:id="9708" w:author="DS Corporation" w:date="2026-10-09T09:00:00Z"/>
-              </w:rPr>
-            </w:pPr>
-            <w:ins w:id="9709" w:author="DS Corporation" w:date="2026-10-09T09:00:00Z">
+                <w:ins w:id="9757" w:author="DS Corporation" w:date="2026-10-09T09:00:00Z"/>
+              </w:rPr>
+            </w:pPr>
+            <w:ins w:id="9758" w:author="DS Corporation" w:date="2026-10-09T09:00:00Z">
               <w:r>
                 <w:rPr>
                   <w:rFonts w:ascii="Times New Roman" w:hAnsi="Times New Roman" w:cs="Times New Roman" w:eastAsia="Times New Roman"/>
@@ -14238,10 +14794,10 @@
             <w:pPr>
               <w:spacing w:after="80"/>
               <w:rPr>
-                <w:ins w:id="9710" w:author="DS Corporation" w:date="2026-10-09T09:00:00Z"/>
-              </w:rPr>
-            </w:pPr>
-            <w:ins w:id="9711" w:author="DS Corporation" w:date="2026-10-09T09:00:00Z">
+                <w:ins w:id="9759" w:author="DS Corporation" w:date="2026-10-09T09:00:00Z"/>
+              </w:rPr>
+            </w:pPr>
+            <w:ins w:id="9760" w:author="DS Corporation" w:date="2026-10-09T09:00:00Z">
               <w:r>
                 <w:rPr>
                   <w:rFonts w:ascii="Times New Roman" w:hAnsi="Times New Roman" w:cs="Times New Roman" w:eastAsia="Times New Roman"/>
@@ -14261,10 +14817,10 @@
             <w:pPr>
               <w:spacing w:after="80"/>
               <w:rPr>
-                <w:ins w:id="9712" w:author="DS Corporation" w:date="2026-10-09T09:00:00Z"/>
-              </w:rPr>
-            </w:pPr>
-            <w:ins w:id="9713" w:author="DS Corporation" w:date="2026-10-09T09:00:00Z">
+                <w:ins w:id="9761" w:author="DS Corporation" w:date="2026-10-09T09:00:00Z"/>
+              </w:rPr>
+            </w:pPr>
+            <w:ins w:id="9762" w:author="DS Corporation" w:date="2026-10-09T09:00:00Z">
               <w:r>
                 <w:rPr>
                   <w:rFonts w:ascii="Times New Roman" w:hAnsi="Times New Roman" w:cs="Times New Roman" w:eastAsia="Times New Roman"/>
@@ -14279,7 +14835,7 @@
       </w:tr>
       <w:tr>
         <w:trPr>
-          <w:ins w:id="9714" w:author="DS Corporation" w:date="2026-10-09T09:00:00Z"/>
+          <w:ins w:id="9763" w:author="DS Corporation" w:date="2026-10-09T09:00:00Z"/>
         </w:trPr>
         <w:tc>
           <w:tcPr>
@@ -14289,10 +14845,10 @@
             <w:pPr>
               <w:spacing w:after="80"/>
               <w:rPr>
-                <w:ins w:id="9715" w:author="DS Corporation" w:date="2026-10-09T09:00:00Z"/>
-              </w:rPr>
-            </w:pPr>
-            <w:ins w:id="9716" w:author="DS Corporation" w:date="2026-10-09T09:00:00Z">
+                <w:ins w:id="9764" w:author="DS Corporation" w:date="2026-10-09T09:00:00Z"/>
+              </w:rPr>
+            </w:pPr>
+            <w:ins w:id="9765" w:author="DS Corporation" w:date="2026-10-09T09:00:00Z">
               <w:r>
                 <w:rPr>
                   <w:rFonts w:ascii="Times New Roman" w:hAnsi="Times New Roman" w:cs="Times New Roman" w:eastAsia="Times New Roman"/>
@@ -14312,10 +14868,10 @@
             <w:pPr>
               <w:spacing w:after="80"/>
               <w:rPr>
-                <w:ins w:id="9717" w:author="DS Corporation" w:date="2026-10-09T09:00:00Z"/>
-              </w:rPr>
-            </w:pPr>
-            <w:ins w:id="9718" w:author="DS Corporation" w:date="2026-10-09T09:00:00Z">
+                <w:ins w:id="9766" w:author="DS Corporation" w:date="2026-10-09T09:00:00Z"/>
+              </w:rPr>
+            </w:pPr>
+            <w:ins w:id="9767" w:author="DS Corporation" w:date="2026-10-09T09:00:00Z">
               <w:r>
                 <w:rPr>
                   <w:rFonts w:ascii="Times New Roman" w:hAnsi="Times New Roman" w:cs="Times New Roman" w:eastAsia="Times New Roman"/>
@@ -14335,10 +14891,10 @@
             <w:pPr>
               <w:spacing w:after="80"/>
               <w:rPr>
-                <w:ins w:id="9719" w:author="DS Corporation" w:date="2026-10-09T09:00:00Z"/>
-              </w:rPr>
-            </w:pPr>
-            <w:ins w:id="9720" w:author="DS Corporation" w:date="2026-10-09T09:00:00Z">
+                <w:ins w:id="9768" w:author="DS Corporation" w:date="2026-10-09T09:00:00Z"/>
+              </w:rPr>
+            </w:pPr>
+            <w:ins w:id="9769" w:author="DS Corporation" w:date="2026-10-09T09:00:00Z">
               <w:r>
                 <w:rPr>
                   <w:rFonts w:ascii="Times New Roman" w:hAnsi="Times New Roman" w:cs="Times New Roman" w:eastAsia="Times New Roman"/>
@@ -14358,10 +14914,10 @@
             <w:pPr>
               <w:spacing w:after="80"/>
               <w:rPr>
-                <w:ins w:id="9721" w:author="DS Corporation" w:date="2026-10-09T09:00:00Z"/>
-              </w:rPr>
-            </w:pPr>
-            <w:ins w:id="9722" w:author="DS Corporation" w:date="2026-10-09T09:00:00Z">
+                <w:ins w:id="9770" w:author="DS Corporation" w:date="2026-10-09T09:00:00Z"/>
+              </w:rPr>
+            </w:pPr>
+            <w:ins w:id="9771" w:author="DS Corporation" w:date="2026-10-09T09:00:00Z">
               <w:r>
                 <w:rPr>
                   <w:rFonts w:ascii="Times New Roman" w:hAnsi="Times New Roman" w:cs="Times New Roman" w:eastAsia="Times New Roman"/>
